--- a/arb/docx/08.content.docx
+++ b/arb/docx/08.content.docx
@@ -32,23 +32,6 @@
     </w:p>
     <w:p>
       <w:pPr>
-        <w:pStyle w:val="Heading2"/>
-        <w:bidi/>
-      </w:pPr>
-      <w:r>
-        <w:rPr>
-          <w:lang w:val="ar_AE" w:bidi="ar_AE"/>
-        </w:rPr>
-        <w:t>License Information</w:t>
-      </w:r>
-      <w:r>
-        <w:rPr>
-          <w:lang w:val="ar_AE" w:bidi="ar_AE"/>
-        </w:rPr>
-      </w:r>
-    </w:p>
-    <w:p>
-      <w:pPr>
         <w:bidi/>
       </w:pPr>
       <w:r>
@@ -61,19 +44,23 @@
           <w:b/>
           <w:lang w:val="ar_AE" w:bidi="ar_AE"/>
         </w:rPr>
-        <w:t>ملاحظات الدراسة (تينديل)</w:t>
-      </w:r>
-      <w:r>
-        <w:rPr>
-          <w:lang w:val="ar_AE" w:bidi="ar_AE"/>
-        </w:rPr>
-        <w:t xml:space="preserve"> (Arabic) is based on</w:t>
-      </w:r>
-      <w:r>
-        <w:rPr>
-          <w:lang w:val="ar_AE" w:bidi="ar_AE"/>
-        </w:rPr>
-        <w:t xml:space="preserve">: </w:t>
+        <w:t>Aquifer Open Study Notes</w:t>
+      </w:r>
+    </w:p>
+    <w:p>
+      <w:pPr>
+        <w:bidi/>
+      </w:pPr>
+      <w:r>
+        <w:rPr>
+          <w:lang w:val="ar_AE" w:bidi="ar_AE"/>
+        </w:rPr>
+      </w:r>
+      <w:r>
+        <w:rPr>
+          <w:lang w:val="ar_AE" w:bidi="ar_AE"/>
+        </w:rPr>
+        <w:t xml:space="preserve">This work is an adaptation of </w:t>
       </w:r>
       <w:r>
         <w:rPr>
@@ -85,64 +72,35 @@
         <w:rPr>
           <w:lang w:val="ar_AE" w:bidi="ar_AE"/>
         </w:rPr>
-        <w:t xml:space="preserve">, </w:t>
-      </w:r>
-      <w:hyperlink r:id="rId13">
-        <w:r>
-          <w:rPr>
-            <w:lang w:val="ar_AE" w:bidi="ar_AE"/>
-          </w:rPr>
-          <w:rPr>
-            <w:color w:val="0000EE"/>
-            <w:u w:val="single"/>
-          </w:rPr>
-          <w:t>Tyndale House Publishers</w:t>
-        </w:r>
-      </w:hyperlink>
-      <w:r>
-        <w:rPr>
-          <w:lang w:val="ar_AE" w:bidi="ar_AE"/>
-        </w:rPr>
-        <w:t xml:space="preserve">, 2019, which is licensed under a </w:t>
-      </w:r>
-      <w:hyperlink r:id="rId14">
-        <w:r>
-          <w:rPr>
-            <w:lang w:val="ar_AE" w:bidi="ar_AE"/>
-          </w:rPr>
-          <w:rPr>
-            <w:color w:val="0000EE"/>
-            <w:u w:val="single"/>
-          </w:rPr>
-          <w:t>CC BY-SA 4.0 license</w:t>
-        </w:r>
-      </w:hyperlink>
-      <w:r>
-        <w:rPr>
-          <w:lang w:val="ar_AE" w:bidi="ar_AE"/>
-        </w:rPr>
-        <w:t>.</w:t>
-      </w:r>
-      <w:r>
-        <w:rPr>
-          <w:lang w:val="ar_AE" w:bidi="ar_AE"/>
-        </w:rPr>
-      </w:r>
-    </w:p>
-    <w:p>
-      <w:pPr>
-        <w:bidi/>
-      </w:pPr>
-      <w:r>
-        <w:rPr>
-          <w:lang w:val="ar_AE" w:bidi="ar_AE"/>
-        </w:rPr>
-      </w:r>
-      <w:r>
-        <w:rPr>
-          <w:lang w:val="ar_AE" w:bidi="ar_AE"/>
-        </w:rPr>
-        <w:t>This PDF version is provided under the same license.</w:t>
+        <w:t xml:space="preserve"> © 2023 Tyndale House Publishers, licensed under the CC BY-SA 4.0 license. The adaptation, </w:t>
+      </w:r>
+      <w:r>
+        <w:rPr>
+          <w:lang w:val="ar_AE" w:bidi="ar_AE"/>
+        </w:rPr>
+        <w:t>Aquifer Open Study Notes</w:t>
+      </w:r>
+      <w:r>
+        <w:rPr>
+          <w:lang w:val="ar_AE" w:bidi="ar_AE"/>
+        </w:rPr>
+        <w:t>, was created by Mission Mutual and is also licensed under CC BY-SA 4.0.</w:t>
+      </w:r>
+    </w:p>
+    <w:p>
+      <w:pPr>
+        <w:bidi/>
+      </w:pPr>
+      <w:r>
+        <w:rPr>
+          <w:lang w:val="ar_AE" w:bidi="ar_AE"/>
+        </w:rPr>
+      </w:r>
+      <w:r>
+        <w:rPr>
+          <w:lang w:val="ar_AE" w:bidi="ar_AE"/>
+        </w:rPr>
+        <w:t>This resource has been adapted into multiple languages, including English, Tok Pisin, Arabic (عربي), French (Français), Hindi (हिंदी), Indonesian (Bahasa Indonesia), Portuguese (Português), Russian (Русский), Spanish (Español), Swahili (Kiswahili), and Simplified Chinese (简体中文).</w:t>
       </w:r>
       <w:r>
         <w:rPr>
@@ -370,7 +328,7 @@
         </w:rPr>
         <w:t xml:space="preserve">لقد كان الأفراتيون من عشيرة أفراتة، والتي تمركزت في بيت لحم في يهوذا (انظر </w:t>
       </w:r>
-      <w:hyperlink r:id="rId15">
+      <w:hyperlink r:id="rId13">
         <w:r>
           <w:rPr>
             <w:lang w:val="ar_AE" w:bidi="ar_AE"/>
@@ -388,7 +346,7 @@
         </w:rPr>
         <w:t xml:space="preserve">; </w:t>
       </w:r>
-      <w:hyperlink r:id="rId16">
+      <w:hyperlink r:id="rId14">
         <w:r>
           <w:rPr>
             <w:lang w:val="ar_AE" w:bidi="ar_AE"/>
@@ -459,7 +417,7 @@
         </w:rPr>
         <w:t xml:space="preserve">لقد تزوج كليون ... من عرفة؛ بينما تزوج محلون براعوث (انظر </w:t>
       </w:r>
-      <w:hyperlink r:id="rId17">
+      <w:hyperlink r:id="rId15">
         <w:r>
           <w:rPr>
             <w:lang w:val="ar_AE" w:bidi="ar_AE"/>
@@ -596,7 +554,7 @@
         </w:rPr>
         <w:t xml:space="preserve">ليعطيهم: الكلمة المُستخدم هنا هي نفس الفعل العبري في </w:t>
       </w:r>
-      <w:hyperlink r:id="rId18">
+      <w:hyperlink r:id="rId16">
         <w:r>
           <w:rPr>
             <w:lang w:val="ar_AE" w:bidi="ar_AE"/>
@@ -773,7 +731,7 @@
         </w:rPr>
         <w:t>أمّا راعوث فلصقت بنعمي: إن الفعل العبري المستخدم هنا يؤكد على قوة محبة راعوث لحماتها؛ إنها نفس الكلمة المستخدمة لوصف "اتحاد أو التصاق" رجل بزوجته (</w:t>
       </w:r>
-      <w:hyperlink r:id="rId19">
+      <w:hyperlink r:id="rId17">
         <w:r>
           <w:rPr>
             <w:lang w:val="ar_AE" w:bidi="ar_AE"/>
@@ -791,7 +749,7 @@
         </w:rPr>
         <w:t>)، كما إنها تستخدم للتعبير عن شخص قد استمر مخلصًا للرب (</w:t>
       </w:r>
-      <w:hyperlink r:id="rId20">
+      <w:hyperlink r:id="rId18">
         <w:r>
           <w:rPr>
             <w:lang w:val="ar_AE" w:bidi="ar_AE"/>
@@ -809,7 +767,7 @@
         </w:rPr>
         <w:t xml:space="preserve">; </w:t>
       </w:r>
-      <w:hyperlink r:id="rId21">
+      <w:hyperlink r:id="rId19">
         <w:r>
           <w:rPr>
             <w:lang w:val="ar_AE" w:bidi="ar_AE"/>
@@ -827,7 +785,7 @@
         </w:rPr>
         <w:t xml:space="preserve">; </w:t>
       </w:r>
-      <w:hyperlink r:id="rId22">
+      <w:hyperlink r:id="rId20">
         <w:r>
           <w:rPr>
             <w:lang w:val="ar_AE" w:bidi="ar_AE"/>
@@ -951,7 +909,7 @@
         </w:rPr>
         <w:t xml:space="preserve">لفد تعهدّت راعوث بقسم بإسم الرب بأن تحافظ على التزامها الثابت نحو إله إسرائيل (انظر </w:t>
       </w:r>
-      <w:hyperlink r:id="rId23">
+      <w:hyperlink r:id="rId21">
         <w:r>
           <w:rPr>
             <w:lang w:val="ar_AE" w:bidi="ar_AE"/>
@@ -1022,7 +980,7 @@
         </w:rPr>
         <w:t xml:space="preserve">إن كلمة القدير هي ترجمة للكلمة العبرية شدّاي، والتي تصور قوة الله ورعايته. لقد كانت شكوى نعمي حقيقية، ولكن الله دبّر تمامًا ما كانت تحتاج إليه (انظر </w:t>
       </w:r>
-      <w:hyperlink r:id="rId24">
+      <w:hyperlink r:id="rId22">
         <w:r>
           <w:rPr>
             <w:lang w:val="ar_AE" w:bidi="ar_AE"/>
@@ -1211,7 +1169,7 @@
         </w:rPr>
         <w:t xml:space="preserve">التقط سنابل الحبوب المتبقية: كان يجب على الحصادين ترك بعض السنابل للفقراء كي يلتقطوها (انظر </w:t>
       </w:r>
-      <w:hyperlink r:id="rId25">
+      <w:hyperlink r:id="rId23">
         <w:r>
           <w:rPr>
             <w:lang w:val="ar_AE" w:bidi="ar_AE"/>
@@ -1229,7 +1187,7 @@
         </w:rPr>
         <w:t xml:space="preserve">; </w:t>
       </w:r>
-      <w:hyperlink r:id="rId26">
+      <w:hyperlink r:id="rId24">
         <w:r>
           <w:rPr>
             <w:lang w:val="ar_AE" w:bidi="ar_AE"/>
@@ -1247,7 +1205,7 @@
         </w:rPr>
         <w:t xml:space="preserve">; </w:t>
       </w:r>
-      <w:hyperlink r:id="rId27">
+      <w:hyperlink r:id="rId25">
         <w:r>
           <w:rPr>
             <w:lang w:val="ar_AE" w:bidi="ar_AE"/>
@@ -1861,7 +1819,7 @@
         </w:rPr>
         <w:t>إن الكاتب يشير إلى راعوث باسم "راعوث الموآبية" خمس مرات (</w:t>
       </w:r>
-      <w:hyperlink r:id="rId28">
+      <w:hyperlink r:id="rId26">
         <w:r>
           <w:rPr>
             <w:lang w:val="ar_AE" w:bidi="ar_AE"/>
@@ -1879,7 +1837,7 @@
         </w:rPr>
         <w:t xml:space="preserve">; </w:t>
       </w:r>
-      <w:hyperlink r:id="rId29">
+      <w:hyperlink r:id="rId27">
         <w:r>
           <w:rPr>
             <w:lang w:val="ar_AE" w:bidi="ar_AE"/>
@@ -1897,7 +1855,7 @@
         </w:rPr>
         <w:t xml:space="preserve">, </w:t>
       </w:r>
-      <w:hyperlink r:id="rId30">
+      <w:hyperlink r:id="rId28">
         <w:r>
           <w:rPr>
             <w:lang w:val="ar_AE" w:bidi="ar_AE"/>
@@ -1915,7 +1873,7 @@
         </w:rPr>
         <w:t xml:space="preserve">; </w:t>
       </w:r>
-      <w:hyperlink r:id="rId31">
+      <w:hyperlink r:id="rId29">
         <w:r>
           <w:rPr>
             <w:lang w:val="ar_AE" w:bidi="ar_AE"/>
@@ -1933,7 +1891,7 @@
         </w:rPr>
         <w:t xml:space="preserve">, </w:t>
       </w:r>
-      <w:hyperlink r:id="rId17">
+      <w:hyperlink r:id="rId15">
         <w:r>
           <w:rPr>
             <w:lang w:val="ar_AE" w:bidi="ar_AE"/>
@@ -2017,7 +1975,7 @@
         </w:rPr>
         <w:t xml:space="preserve">): استخدمت نعمي تعبيرًا مشابهًا عندما صلّت لراعوث وعرفة في </w:t>
       </w:r>
-      <w:hyperlink r:id="rId32">
+      <w:hyperlink r:id="rId30">
         <w:r>
           <w:rPr>
             <w:lang w:val="ar_AE" w:bidi="ar_AE"/>
@@ -2409,7 +2367,7 @@
         </w:rPr>
         <w:t xml:space="preserve">أَمَتُك: تعمّدت راعوث أن تكون مثل باقي النساء العاملات في الحقل. • ٱبْسُطْ ذَيْلَ ثَوْبِكَ عَلَى أَمَتِك: ما فعلته راعوث كان طريقتها في التعبير عن رغبتها في أن يتزوجها بوعز (قارن </w:t>
       </w:r>
-      <w:hyperlink r:id="rId33">
+      <w:hyperlink r:id="rId31">
         <w:r>
           <w:rPr>
             <w:lang w:val="ar_AE" w:bidi="ar_AE"/>
@@ -2427,7 +2385,7 @@
         </w:rPr>
         <w:t xml:space="preserve">). • راعوث ناشدت بوعز بصفته وليّ العائلة (بالعبرية جآل) لإقناعه بالزواج منها (انظر </w:t>
       </w:r>
-      <w:hyperlink r:id="rId31">
+      <w:hyperlink r:id="rId29">
         <w:r>
           <w:rPr>
             <w:lang w:val="ar_AE" w:bidi="ar_AE"/>
@@ -2510,7 +2468,7 @@
         </w:rPr>
         <w:t xml:space="preserve">أَحْسَنْتِ مَعْرُوفَكِ فِي ٱلْأَخِيرِ أَكْثَرَ مِنَ ٱلْأَوَّلِ: لم تكن راعوث مجبَرة على العودة مع نعمي إلى بيت لحم، ولا كان واجبًا عليها الزواج داخل عائلة أليمالك أو أن تُحاول أن تقيم لهم نسلًا يرث الأرض (انظر </w:t>
       </w:r>
-      <w:hyperlink r:id="rId31">
+      <w:hyperlink r:id="rId29">
         <w:r>
           <w:rPr>
             <w:lang w:val="ar_AE" w:bidi="ar_AE"/>
@@ -2593,7 +2551,7 @@
         </w:rPr>
         <w:t>); بينما يعتقد أغلب المفسرين أن بوعز كان يريد توفير الحماية والمعونة لراعوث ونعمي، ولذلك قرر أن يمنح القريب الأقرب فرصة أولًا ليقوم بدور الفادي، قبل أن يتولّى هو الأمر بنفسه (</w:t>
       </w:r>
-      <w:hyperlink r:id="rId34">
+      <w:hyperlink r:id="rId32">
         <w:r>
           <w:rPr>
             <w:lang w:val="ar_AE" w:bidi="ar_AE"/>
@@ -2723,7 +2681,7 @@
         </w:rPr>
         <w:t>: كان هناك نوعان من المكيال: الأول صغير يُسمى عُمر، ويساوي تقريبًا 2 لتر، والثاني أكبر، يُدعى صاع، ويساوي حوالي 6.5 لتر. ومن المرجّح أن بوعز أعطى راعوث الكمية الأكبر، وهو تصرف يُظهر كرمًا واضحًا، لأن الكمية كانت ضعف ما جمعته في يومها الأول من العمل (</w:t>
       </w:r>
-      <w:hyperlink r:id="rId35">
+      <w:hyperlink r:id="rId33">
         <w:r>
           <w:rPr>
             <w:lang w:val="ar_AE" w:bidi="ar_AE"/>
@@ -2924,7 +2882,7 @@
         </w:rPr>
         <w:t>: بحسب الشريعة (</w:t>
       </w:r>
-      <w:hyperlink r:id="rId36">
+      <w:hyperlink r:id="rId34">
         <w:r>
           <w:rPr>
             <w:lang w:val="ar_AE" w:bidi="ar_AE"/>
@@ -3007,7 +2965,7 @@
         </w:rPr>
         <w:t xml:space="preserve">). لكن أغلب المترجمين يعتبرون أن الهامش "[أنت] تقتني" هو القراءة الأصلية، للأسباب التالية: (1) الناسخ نفسه ظن أن "[أنت] تقتني" هي القراءة الأصلية. (2) معظم الترجمات القديمة لسفر راعوث – والتي سبقت أقدم المخطوطات العبرية – استعملت أيضًا "[أنت] تقتني". (3) من السهل تصور أن ناسخًا سابقًا قد بدّل "[أنت] تقتني" بـ"[أنا] أقتني" (كما يظهر في </w:t>
       </w:r>
-      <w:hyperlink r:id="rId17">
+      <w:hyperlink r:id="rId15">
         <w:r>
           <w:rPr>
             <w:lang w:val="ar_AE" w:bidi="ar_AE"/>
@@ -3025,7 +2983,7 @@
         </w:rPr>
         <w:t xml:space="preserve">). • لِتُقِيمَ ٱسْمَ ٱلْمَيِّتِ عَلَى مِيرَاثِهِ: هذه العبارة تستند بشكل كبير إلى </w:t>
       </w:r>
-      <w:hyperlink r:id="rId37">
+      <w:hyperlink r:id="rId35">
         <w:r>
           <w:rPr>
             <w:lang w:val="ar_AE" w:bidi="ar_AE"/>
@@ -3067,7 +3025,7 @@
         </w:rPr>
         <w:t xml:space="preserve">) ودور الأخ الذي يتزوج أرملة أخيه المتوفى، حتى يُنجب نسلًا يحمل اسمه (انظر </w:t>
       </w:r>
-      <w:hyperlink r:id="rId38">
+      <w:hyperlink r:id="rId36">
         <w:r>
           <w:rPr>
             <w:lang w:val="ar_AE" w:bidi="ar_AE"/>
@@ -3092,7 +3050,7 @@
         </w:rPr>
         <w:t xml:space="preserve"> و</w:t>
       </w:r>
-      <w:hyperlink r:id="rId39">
+      <w:hyperlink r:id="rId37">
         <w:r>
           <w:rPr>
             <w:lang w:val="ar_AE" w:bidi="ar_AE"/>
@@ -3122,7 +3080,7 @@
         </w:rPr>
         <w:t xml:space="preserve">). في فكر شعب إسرائيل القديم، كانت الأرض والنسل متلازمين (قارن </w:t>
       </w:r>
-      <w:hyperlink r:id="rId40">
+      <w:hyperlink r:id="rId38">
         <w:r>
           <w:rPr>
             <w:lang w:val="ar_AE" w:bidi="ar_AE"/>
@@ -3140,7 +3098,7 @@
         </w:rPr>
         <w:t>). وبما أن نعمي لم تعد قادرة على الإنجاب، فقد كانت راعوث هي الوسيلة لتحقيق هذا الرجاء. هذا التصرف أربك القريب الآخر (</w:t>
       </w:r>
-      <w:hyperlink r:id="rId41">
+      <w:hyperlink r:id="rId39">
         <w:r>
           <w:rPr>
             <w:lang w:val="ar_AE" w:bidi="ar_AE"/>
@@ -3294,7 +3252,7 @@
         </w:rPr>
         <w:t xml:space="preserve">وَهَذِهِ هِيَ ٱلْعَادَةُ سَابِقًا: لم يُكتب سفر راعوث في الزمن الذي جرت فيه الأحداث، بل بعد فترة طويلة، حتى إن الناس لم يعودوا يفهمون عادة خلع النعل أو معناها. ففي ذلك الوقت، كان نزع النعل إشارة رمزية لنقل حق شراء الأرض أو فداءها. انظر أيضًا </w:t>
       </w:r>
-      <w:hyperlink r:id="rId42">
+      <w:hyperlink r:id="rId40">
         <w:r>
           <w:rPr>
             <w:lang w:val="ar_AE" w:bidi="ar_AE"/>
@@ -3692,7 +3650,7 @@
         </w:rPr>
         <w:t xml:space="preserve">): بولادة عوبيد، امتلأت حياة نعمي من جديد (قارن </w:t>
       </w:r>
-      <w:hyperlink r:id="rId43">
+      <w:hyperlink r:id="rId41">
         <w:r>
           <w:rPr>
             <w:lang w:val="ar_AE" w:bidi="ar_AE"/>

--- a/arb/docx/08.content.docx
+++ b/arb/docx/08.content.docx
@@ -178,13 +178,6 @@
         <w:rPr>
           <w:lang w:val="ar_AE" w:bidi="ar_AE"/>
         </w:rPr>
-      </w:r>
-      <w:r>
-        <w:rPr>
-          <w:i/>
-          <w:lang w:val="ar_AE" w:bidi="ar_AE"/>
-        </w:rPr>
-        <w:t>راعوث 1:1, راعوث 2:1, راعوث 4:1, راعوث 5:1, راعوث 6:1, راعوث 8:1, راعوث 9:1, راعوث 14:1, راعوث 15:1, راعوث 16:1–17, راعوث 20:1, راعوث 22:1, راعوث 1:2, راعوث 2:2, راعوث 3:2, راعوث 5:2, راعوث 7:2, راعوث 8:2–9, راعوث 13:2, راعوث 14:2, راعوث 15:2–16, راعوث 18:2, راعوث 19:2, راعوث 20:2, راعوث 21:2, راعوث ٣: ١, راعوث ٣: ٢, راعوث ٣: ٣, راعوث ٣: ٤, راعوث ٣: ٧, راعوث 3: 8, راعوث ٣: ٩, راعوث ٣: ١٠, راعوث ٣: ١١, راعوث ٣: ١٢–١٣, راعوث ٣: ١٥, راعوث ٤: ١, راعوث ٤: ٣, راعوث 4: 4, راعوث 4: 5, راعوث 4: 6, راعوث 4: 7, راعوث 4: 10, راعوث 4: 11, راعوث ٤: ١٢, راعوث 4: 13, راعوث 4: 14, راعوث ٤: ١٥, راعوث ٤: ١٨–٢٢</w:t>
       </w:r>
       <w:r>
         <w:rPr>

--- a/arb/docx/08.content.docx
+++ b/arb/docx/08.content.docx
@@ -163,21 +163,6 @@
           <w:lang w:val="ar_AE" w:bidi="ar_AE"/>
         </w:rPr>
         <w:t>RUT</w:t>
-      </w:r>
-      <w:r>
-        <w:rPr>
-          <w:lang w:val="ar_AE" w:bidi="ar_AE"/>
-        </w:rPr>
-      </w:r>
-    </w:p>
-    <w:p>
-      <w:pPr>
-        <w:bidi/>
-      </w:pPr>
-      <w:r>
-        <w:rPr>
-          <w:lang w:val="ar_AE" w:bidi="ar_AE"/>
-        </w:rPr>
       </w:r>
       <w:r>
         <w:rPr>

--- a/arb/docx/08.content.docx
+++ b/arb/docx/08.content.docx
@@ -22,7 +22,7 @@
         <w:rPr>
           <w:lang w:val="ar_AE" w:bidi="ar_AE"/>
         </w:rPr>
-        <w:t>Resource: ملاحظات الدراسة (تينديل)</w:t>
+        <w:t>Resource: Tyndale Open Study Notes</w:t>
       </w:r>
       <w:r>
         <w:rPr>
@@ -122,7 +122,7 @@
         <w:rPr>
           <w:lang w:val="ar_AE" w:bidi="ar_AE"/>
         </w:rPr>
-        <w:t>ملاحظات الدراسة (تينديل)</w:t>
+        <w:t>Tyndale Open Study Notes</w:t>
       </w:r>
     </w:p>
     <w:p>

--- a/arb/docx/08.content.docx
+++ b/arb/docx/08.content.docx
@@ -22,7 +22,7 @@
         <w:rPr>
           <w:lang w:val="ar_AE" w:bidi="ar_AE"/>
         </w:rPr>
-        <w:t>Resource: Tyndale Open Study Notes</w:t>
+        <w:t>Resource: Aquifer Open Study Notes</w:t>
       </w:r>
       <w:r>
         <w:rPr>
@@ -122,7 +122,7 @@
         <w:rPr>
           <w:lang w:val="ar_AE" w:bidi="ar_AE"/>
         </w:rPr>
-        <w:t>Tyndale Open Study Notes</w:t>
+        <w:t>Aquifer Open Study Notes</w:t>
       </w:r>
     </w:p>
     <w:p>

--- a/arb/docx/08.content.docx
+++ b/arb/docx/08.content.docx
@@ -9,6 +9,8 @@
       </w:pPr>
       <w:r>
         <w:rPr>
+          <w:rtl/>
+          <w:cs/>
           <w:lang w:val="ar_AE" w:bidi="ar_AE"/>
         </w:rPr>
       </w:r>
@@ -20,28 +22,36 @@
       </w:pPr>
       <w:r>
         <w:rPr>
+          <w:rtl/>
+          <w:cs/>
           <w:lang w:val="ar_AE" w:bidi="ar_AE"/>
         </w:rPr>
         <w:t>Resource: Aquifer Open Study Notes</w:t>
       </w:r>
       <w:r>
         <w:rPr>
-          <w:lang w:val="ar_AE" w:bidi="ar_AE"/>
-        </w:rPr>
-      </w:r>
-    </w:p>
-    <w:p>
-      <w:pPr>
-        <w:bidi/>
-      </w:pPr>
-      <w:r>
-        <w:rPr>
+          <w:rtl/>
+          <w:cs/>
+          <w:lang w:val="ar_AE" w:bidi="ar_AE"/>
+        </w:rPr>
+      </w:r>
+    </w:p>
+    <w:p>
+      <w:pPr>
+        <w:bidi/>
+      </w:pPr>
+      <w:r>
+        <w:rPr>
+          <w:rtl/>
+          <w:cs/>
           <w:lang w:val="ar_AE" w:bidi="ar_AE"/>
         </w:rPr>
       </w:r>
       <w:r>
         <w:rPr>
           <w:b/>
+          <w:rtl/>
+          <w:cs/>
           <w:lang w:val="ar_AE" w:bidi="ar_AE"/>
         </w:rPr>
         <w:t>Aquifer Open Study Notes</w:t>
@@ -53,35 +63,47 @@
       </w:pPr>
       <w:r>
         <w:rPr>
-          <w:lang w:val="ar_AE" w:bidi="ar_AE"/>
-        </w:rPr>
-      </w:r>
-      <w:r>
-        <w:rPr>
+          <w:rtl/>
+          <w:cs/>
+          <w:lang w:val="ar_AE" w:bidi="ar_AE"/>
+        </w:rPr>
+      </w:r>
+      <w:r>
+        <w:rPr>
+          <w:rtl/>
+          <w:cs/>
           <w:lang w:val="ar_AE" w:bidi="ar_AE"/>
         </w:rPr>
         <w:t xml:space="preserve">This work is an adaptation of </w:t>
       </w:r>
       <w:r>
         <w:rPr>
+          <w:rtl/>
+          <w:cs/>
           <w:lang w:val="ar_AE" w:bidi="ar_AE"/>
         </w:rPr>
         <w:t>Tyndale Open Study Notes</w:t>
       </w:r>
       <w:r>
         <w:rPr>
+          <w:rtl/>
+          <w:cs/>
           <w:lang w:val="ar_AE" w:bidi="ar_AE"/>
         </w:rPr>
         <w:t xml:space="preserve"> © 2023 Tyndale House Publishers, licensed under the CC BY-SA 4.0 license. The adaptation, </w:t>
       </w:r>
       <w:r>
         <w:rPr>
+          <w:rtl/>
+          <w:cs/>
           <w:lang w:val="ar_AE" w:bidi="ar_AE"/>
         </w:rPr>
         <w:t>Aquifer Open Study Notes</w:t>
       </w:r>
       <w:r>
         <w:rPr>
+          <w:rtl/>
+          <w:cs/>
           <w:lang w:val="ar_AE" w:bidi="ar_AE"/>
         </w:rPr>
         <w:t>, was created by Mission Mutual and is also licensed under CC BY-SA 4.0.</w:t>
@@ -93,22 +115,30 @@
       </w:pPr>
       <w:r>
         <w:rPr>
-          <w:lang w:val="ar_AE" w:bidi="ar_AE"/>
-        </w:rPr>
-      </w:r>
-      <w:r>
-        <w:rPr>
+          <w:rtl/>
+          <w:cs/>
+          <w:lang w:val="ar_AE" w:bidi="ar_AE"/>
+        </w:rPr>
+      </w:r>
+      <w:r>
+        <w:rPr>
+          <w:rtl/>
+          <w:cs/>
           <w:lang w:val="ar_AE" w:bidi="ar_AE"/>
         </w:rPr>
         <w:t>This resource has been adapted into multiple languages, including English, Tok Pisin, Arabic (عربي), French (Français), Hindi (हिंदी), Indonesian (Bahasa Indonesia), Portuguese (Português), Russian (Русский), Spanish (Español), Swahili (Kiswahili), and Simplified Chinese (简体中文).</w:t>
       </w:r>
       <w:r>
         <w:rPr>
-          <w:lang w:val="ar_AE" w:bidi="ar_AE"/>
-        </w:rPr>
-      </w:r>
-      <w:r>
-        <w:rPr>
+          <w:rtl/>
+          <w:cs/>
+          <w:lang w:val="ar_AE" w:bidi="ar_AE"/>
+        </w:rPr>
+      </w:r>
+      <w:r>
+        <w:rPr>
+          <w:rtl/>
+          <w:cs/>
           <w:lang w:val="ar_AE" w:bidi="ar_AE"/>
         </w:rPr>
       </w:r>
@@ -120,6 +150,8 @@
       </w:pPr>
       <w:r>
         <w:rPr>
+          <w:rtl/>
+          <w:cs/>
           <w:lang w:val="ar_AE" w:bidi="ar_AE"/>
         </w:rPr>
         <w:t>Aquifer Open Study Notes</w:t>
@@ -149,6 +181,8 @@
       </w:pPr>
       <w:r>
         <w:rPr>
+          <w:rtl/>
+          <w:cs/>
           <w:lang w:val="ar_AE" w:bidi="ar_AE"/>
         </w:rPr>
       </w:r>
@@ -160,38 +194,50 @@
       </w:pPr>
       <w:r>
         <w:rPr>
+          <w:rtl/>
+          <w:cs/>
           <w:lang w:val="ar_AE" w:bidi="ar_AE"/>
         </w:rPr>
         <w:t>RUT</w:t>
       </w:r>
       <w:r>
         <w:rPr>
-          <w:lang w:val="ar_AE" w:bidi="ar_AE"/>
-        </w:rPr>
-      </w:r>
-    </w:p>
-    <w:p>
-      <w:pPr>
-        <w:bidi/>
-      </w:pPr>
-      <w:r>
-        <w:rPr>
-          <w:lang w:val="ar_AE" w:bidi="ar_AE"/>
-        </w:rPr>
-      </w:r>
-      <w:r>
-        <w:rPr>
+          <w:rtl/>
+          <w:cs/>
+          <w:lang w:val="ar_AE" w:bidi="ar_AE"/>
+        </w:rPr>
+      </w:r>
+    </w:p>
+    <w:p>
+      <w:pPr>
+        <w:bidi/>
+      </w:pPr>
+      <w:r>
+        <w:rPr>
+          <w:rtl/>
+          <w:cs/>
+          <w:lang w:val="ar_AE" w:bidi="ar_AE"/>
+        </w:rPr>
+      </w:r>
+      <w:r>
+        <w:rPr>
+          <w:rtl/>
+          <w:cs/>
           <w:lang w:val="ar_AE" w:bidi="ar_AE"/>
         </w:rPr>
         <w:t xml:space="preserve"> </w:t>
       </w:r>
       <w:r>
         <w:rPr>
-          <w:lang w:val="ar_AE" w:bidi="ar_AE"/>
-        </w:rPr>
-      </w:r>
-      <w:r>
-        <w:rPr>
+          <w:rtl/>
+          <w:cs/>
+          <w:lang w:val="ar_AE" w:bidi="ar_AE"/>
+        </w:rPr>
+      </w:r>
+      <w:r>
+        <w:rPr>
+          <w:rtl/>
+          <w:cs/>
           <w:lang w:val="ar_AE" w:bidi="ar_AE"/>
         </w:rPr>
       </w:r>
@@ -217,6 +263,8 @@
       </w:pPr>
       <w:r>
         <w:rPr>
+          <w:rtl/>
+          <w:cs/>
           <w:lang w:val="ar_AE" w:bidi="ar_AE"/>
         </w:rPr>
       </w:r>
@@ -228,48 +276,62 @@
       </w:pPr>
       <w:r>
         <w:rPr>
+          <w:rtl/>
+          <w:cs/>
           <w:lang w:val="ar_AE" w:bidi="ar_AE"/>
         </w:rPr>
         <w:t>راعوث 1:1</w:t>
       </w:r>
       <w:r>
         <w:rPr>
-          <w:lang w:val="ar_AE" w:bidi="ar_AE"/>
-        </w:rPr>
-      </w:r>
-    </w:p>
-    <w:p>
-      <w:pPr>
-        <w:bidi/>
-      </w:pPr>
-      <w:r>
-        <w:rPr>
-          <w:lang w:val="ar_AE" w:bidi="ar_AE"/>
-        </w:rPr>
-      </w:r>
-      <w:r>
-        <w:rPr>
+          <w:rtl/>
+          <w:cs/>
+          <w:lang w:val="ar_AE" w:bidi="ar_AE"/>
+        </w:rPr>
+      </w:r>
+    </w:p>
+    <w:p>
+      <w:pPr>
+        <w:bidi/>
+      </w:pPr>
+      <w:r>
+        <w:rPr>
+          <w:rtl/>
+          <w:cs/>
+          <w:lang w:val="ar_AE" w:bidi="ar_AE"/>
+        </w:rPr>
+      </w:r>
+      <w:r>
+        <w:rPr>
+          <w:rtl/>
+          <w:cs/>
           <w:lang w:val="ar_AE" w:bidi="ar_AE"/>
         </w:rPr>
         <w:t>لقد حكم القضاة من وقت موت يشوع (حوالي 1376 أو 1200 قبل الميلاد) إلى بداية حكم شاول الملك (حوالي 1050 قبل الميلاد). ولقد وقعت أحداث سفر راعوث حوالي عام 1100 قبل الميلاد. • كان الجوع يحدث عادة في جبال إسرائيل بسبب الجفاف. • وكانت بيت لحم بلدة صغيرة في جبال شمال يهوذا. • وقد كانت موآب، الأرض الواقعة جنوب شرق يهوذا، تتلقى أحيانًا كميات كافية من الأمطار بينما لا تتلقاها يهوذا.</w:t>
       </w:r>
       <w:r>
         <w:rPr>
-          <w:lang w:val="ar_AE" w:bidi="ar_AE"/>
-        </w:rPr>
-      </w:r>
-      <w:r>
-        <w:rPr>
-          <w:lang w:val="ar_AE" w:bidi="ar_AE"/>
-        </w:rPr>
-      </w:r>
-    </w:p>
-    <w:p>
-      <w:pPr>
-        <w:bidi/>
-      </w:pPr>
-      <w:r>
-        <w:rPr>
+          <w:rtl/>
+          <w:cs/>
+          <w:lang w:val="ar_AE" w:bidi="ar_AE"/>
+        </w:rPr>
+      </w:r>
+      <w:r>
+        <w:rPr>
+          <w:rtl/>
+          <w:cs/>
+          <w:lang w:val="ar_AE" w:bidi="ar_AE"/>
+        </w:rPr>
+      </w:r>
+    </w:p>
+    <w:p>
+      <w:pPr>
+        <w:bidi/>
+      </w:pPr>
+      <w:r>
+        <w:rPr>
+          <w:rtl/>
+          <w:cs/>
           <w:lang w:val="ar_AE" w:bidi="ar_AE"/>
         </w:rPr>
       </w:r>
@@ -281,27 +343,35 @@
       </w:pPr>
       <w:r>
         <w:rPr>
+          <w:rtl/>
+          <w:cs/>
           <w:lang w:val="ar_AE" w:bidi="ar_AE"/>
         </w:rPr>
         <w:t>راعوث 2:1</w:t>
       </w:r>
       <w:r>
         <w:rPr>
-          <w:lang w:val="ar_AE" w:bidi="ar_AE"/>
-        </w:rPr>
-      </w:r>
-    </w:p>
-    <w:p>
-      <w:pPr>
-        <w:bidi/>
-      </w:pPr>
-      <w:r>
-        <w:rPr>
-          <w:lang w:val="ar_AE" w:bidi="ar_AE"/>
-        </w:rPr>
-      </w:r>
-      <w:r>
-        <w:rPr>
+          <w:rtl/>
+          <w:cs/>
+          <w:lang w:val="ar_AE" w:bidi="ar_AE"/>
+        </w:rPr>
+      </w:r>
+    </w:p>
+    <w:p>
+      <w:pPr>
+        <w:bidi/>
+      </w:pPr>
+      <w:r>
+        <w:rPr>
+          <w:rtl/>
+          <w:cs/>
+          <w:lang w:val="ar_AE" w:bidi="ar_AE"/>
+        </w:rPr>
+      </w:r>
+      <w:r>
+        <w:rPr>
+          <w:rtl/>
+          <w:cs/>
           <w:lang w:val="ar_AE" w:bidi="ar_AE"/>
         </w:rPr>
         <w:t xml:space="preserve">لقد كان الأفراتيون من عشيرة أفراتة، والتي تمركزت في بيت لحم في يهوذا (انظر </w:t>
@@ -309,6 +379,8 @@
       <w:hyperlink r:id="rId13">
         <w:r>
           <w:rPr>
+            <w:rtl/>
+            <w:cs/>
             <w:lang w:val="ar_AE" w:bidi="ar_AE"/>
           </w:rPr>
           <w:rPr>
@@ -320,6 +392,8 @@
       </w:hyperlink>
       <w:r>
         <w:rPr>
+          <w:rtl/>
+          <w:cs/>
           <w:lang w:val="ar_AE" w:bidi="ar_AE"/>
         </w:rPr>
         <w:t xml:space="preserve">; </w:t>
@@ -327,6 +401,8 @@
       <w:hyperlink r:id="rId14">
         <w:r>
           <w:rPr>
+            <w:rtl/>
+            <w:cs/>
             <w:lang w:val="ar_AE" w:bidi="ar_AE"/>
           </w:rPr>
           <w:rPr>
@@ -338,27 +414,35 @@
       </w:hyperlink>
       <w:r>
         <w:rPr>
+          <w:rtl/>
+          <w:cs/>
           <w:lang w:val="ar_AE" w:bidi="ar_AE"/>
         </w:rPr>
         <w:t>).</w:t>
       </w:r>
       <w:r>
         <w:rPr>
-          <w:lang w:val="ar_AE" w:bidi="ar_AE"/>
-        </w:rPr>
-      </w:r>
-      <w:r>
-        <w:rPr>
-          <w:lang w:val="ar_AE" w:bidi="ar_AE"/>
-        </w:rPr>
-      </w:r>
-    </w:p>
-    <w:p>
-      <w:pPr>
-        <w:bidi/>
-      </w:pPr>
-      <w:r>
-        <w:rPr>
+          <w:rtl/>
+          <w:cs/>
+          <w:lang w:val="ar_AE" w:bidi="ar_AE"/>
+        </w:rPr>
+      </w:r>
+      <w:r>
+        <w:rPr>
+          <w:rtl/>
+          <w:cs/>
+          <w:lang w:val="ar_AE" w:bidi="ar_AE"/>
+        </w:rPr>
+      </w:r>
+    </w:p>
+    <w:p>
+      <w:pPr>
+        <w:bidi/>
+      </w:pPr>
+      <w:r>
+        <w:rPr>
+          <w:rtl/>
+          <w:cs/>
           <w:lang w:val="ar_AE" w:bidi="ar_AE"/>
         </w:rPr>
       </w:r>
@@ -370,27 +454,35 @@
       </w:pPr>
       <w:r>
         <w:rPr>
+          <w:rtl/>
+          <w:cs/>
           <w:lang w:val="ar_AE" w:bidi="ar_AE"/>
         </w:rPr>
         <w:t>راعوث 4:1</w:t>
       </w:r>
       <w:r>
         <w:rPr>
-          <w:lang w:val="ar_AE" w:bidi="ar_AE"/>
-        </w:rPr>
-      </w:r>
-    </w:p>
-    <w:p>
-      <w:pPr>
-        <w:bidi/>
-      </w:pPr>
-      <w:r>
-        <w:rPr>
-          <w:lang w:val="ar_AE" w:bidi="ar_AE"/>
-        </w:rPr>
-      </w:r>
-      <w:r>
-        <w:rPr>
+          <w:rtl/>
+          <w:cs/>
+          <w:lang w:val="ar_AE" w:bidi="ar_AE"/>
+        </w:rPr>
+      </w:r>
+    </w:p>
+    <w:p>
+      <w:pPr>
+        <w:bidi/>
+      </w:pPr>
+      <w:r>
+        <w:rPr>
+          <w:rtl/>
+          <w:cs/>
+          <w:lang w:val="ar_AE" w:bidi="ar_AE"/>
+        </w:rPr>
+      </w:r>
+      <w:r>
+        <w:rPr>
+          <w:rtl/>
+          <w:cs/>
           <w:lang w:val="ar_AE" w:bidi="ar_AE"/>
         </w:rPr>
         <w:t xml:space="preserve">لقد تزوج كليون ... من عرفة؛ بينما تزوج محلون براعوث (انظر </w:t>
@@ -398,6 +490,8 @@
       <w:hyperlink r:id="rId15">
         <w:r>
           <w:rPr>
+            <w:rtl/>
+            <w:cs/>
             <w:lang w:val="ar_AE" w:bidi="ar_AE"/>
           </w:rPr>
           <w:rPr>
@@ -409,27 +503,35 @@
       </w:hyperlink>
       <w:r>
         <w:rPr>
+          <w:rtl/>
+          <w:cs/>
           <w:lang w:val="ar_AE" w:bidi="ar_AE"/>
         </w:rPr>
         <w:t>).</w:t>
       </w:r>
       <w:r>
         <w:rPr>
-          <w:lang w:val="ar_AE" w:bidi="ar_AE"/>
-        </w:rPr>
-      </w:r>
-      <w:r>
-        <w:rPr>
-          <w:lang w:val="ar_AE" w:bidi="ar_AE"/>
-        </w:rPr>
-      </w:r>
-    </w:p>
-    <w:p>
-      <w:pPr>
-        <w:bidi/>
-      </w:pPr>
-      <w:r>
-        <w:rPr>
+          <w:rtl/>
+          <w:cs/>
+          <w:lang w:val="ar_AE" w:bidi="ar_AE"/>
+        </w:rPr>
+      </w:r>
+      <w:r>
+        <w:rPr>
+          <w:rtl/>
+          <w:cs/>
+          <w:lang w:val="ar_AE" w:bidi="ar_AE"/>
+        </w:rPr>
+      </w:r>
+    </w:p>
+    <w:p>
+      <w:pPr>
+        <w:bidi/>
+      </w:pPr>
+      <w:r>
+        <w:rPr>
+          <w:rtl/>
+          <w:cs/>
           <w:lang w:val="ar_AE" w:bidi="ar_AE"/>
         </w:rPr>
       </w:r>
@@ -441,27 +543,35 @@
       </w:pPr>
       <w:r>
         <w:rPr>
+          <w:rtl/>
+          <w:cs/>
           <w:lang w:val="ar_AE" w:bidi="ar_AE"/>
         </w:rPr>
         <w:t>راعوث 5:1</w:t>
       </w:r>
       <w:r>
         <w:rPr>
-          <w:lang w:val="ar_AE" w:bidi="ar_AE"/>
-        </w:rPr>
-      </w:r>
-    </w:p>
-    <w:p>
-      <w:pPr>
-        <w:bidi/>
-      </w:pPr>
-      <w:r>
-        <w:rPr>
-          <w:lang w:val="ar_AE" w:bidi="ar_AE"/>
-        </w:rPr>
-      </w:r>
-      <w:r>
-        <w:rPr>
+          <w:rtl/>
+          <w:cs/>
+          <w:lang w:val="ar_AE" w:bidi="ar_AE"/>
+        </w:rPr>
+      </w:r>
+    </w:p>
+    <w:p>
+      <w:pPr>
+        <w:bidi/>
+      </w:pPr>
+      <w:r>
+        <w:rPr>
+          <w:rtl/>
+          <w:cs/>
+          <w:lang w:val="ar_AE" w:bidi="ar_AE"/>
+        </w:rPr>
+      </w:r>
+      <w:r>
+        <w:rPr>
+          <w:rtl/>
+          <w:cs/>
           <w:lang w:val="ar_AE" w:bidi="ar_AE"/>
         </w:rPr>
         <w:t xml:space="preserve">لقد تُركت نعمي وحدها (حرفيا </w:t>
@@ -469,33 +579,43 @@
       <w:r>
         <w:rPr>
           <w:i/>
+          <w:rtl/>
+          <w:cs/>
           <w:lang w:val="ar_AE" w:bidi="ar_AE"/>
         </w:rPr>
         <w:t>كانت المرأة ثكلى</w:t>
       </w:r>
       <w:r>
         <w:rPr>
+          <w:rtl/>
+          <w:cs/>
           <w:lang w:val="ar_AE" w:bidi="ar_AE"/>
         </w:rPr>
         <w:t>): إن نعمي كانت قد عانت من مشاعر الفقد القاسية. وكانت أيضًا بدون من يدعمها اقتصاديًا، ومع موت الورثة، لم يكن لديها أي رجاء في مستقبل عائلتها.</w:t>
       </w:r>
       <w:r>
         <w:rPr>
-          <w:lang w:val="ar_AE" w:bidi="ar_AE"/>
-        </w:rPr>
-      </w:r>
-      <w:r>
-        <w:rPr>
-          <w:lang w:val="ar_AE" w:bidi="ar_AE"/>
-        </w:rPr>
-      </w:r>
-    </w:p>
-    <w:p>
-      <w:pPr>
-        <w:bidi/>
-      </w:pPr>
-      <w:r>
-        <w:rPr>
+          <w:rtl/>
+          <w:cs/>
+          <w:lang w:val="ar_AE" w:bidi="ar_AE"/>
+        </w:rPr>
+      </w:r>
+      <w:r>
+        <w:rPr>
+          <w:rtl/>
+          <w:cs/>
+          <w:lang w:val="ar_AE" w:bidi="ar_AE"/>
+        </w:rPr>
+      </w:r>
+    </w:p>
+    <w:p>
+      <w:pPr>
+        <w:bidi/>
+      </w:pPr>
+      <w:r>
+        <w:rPr>
+          <w:rtl/>
+          <w:cs/>
           <w:lang w:val="ar_AE" w:bidi="ar_AE"/>
         </w:rPr>
       </w:r>
@@ -507,27 +627,35 @@
       </w:pPr>
       <w:r>
         <w:rPr>
+          <w:rtl/>
+          <w:cs/>
           <w:lang w:val="ar_AE" w:bidi="ar_AE"/>
         </w:rPr>
         <w:t>راعوث 6:1</w:t>
       </w:r>
       <w:r>
         <w:rPr>
-          <w:lang w:val="ar_AE" w:bidi="ar_AE"/>
-        </w:rPr>
-      </w:r>
-    </w:p>
-    <w:p>
-      <w:pPr>
-        <w:bidi/>
-      </w:pPr>
-      <w:r>
-        <w:rPr>
-          <w:lang w:val="ar_AE" w:bidi="ar_AE"/>
-        </w:rPr>
-      </w:r>
-      <w:r>
-        <w:rPr>
+          <w:rtl/>
+          <w:cs/>
+          <w:lang w:val="ar_AE" w:bidi="ar_AE"/>
+        </w:rPr>
+      </w:r>
+    </w:p>
+    <w:p>
+      <w:pPr>
+        <w:bidi/>
+      </w:pPr>
+      <w:r>
+        <w:rPr>
+          <w:rtl/>
+          <w:cs/>
+          <w:lang w:val="ar_AE" w:bidi="ar_AE"/>
+        </w:rPr>
+      </w:r>
+      <w:r>
+        <w:rPr>
+          <w:rtl/>
+          <w:cs/>
           <w:lang w:val="ar_AE" w:bidi="ar_AE"/>
         </w:rPr>
         <w:t xml:space="preserve">ليعطيهم: الكلمة المُستخدم هنا هي نفس الفعل العبري في </w:t>
@@ -535,6 +663,8 @@
       <w:hyperlink r:id="rId16">
         <w:r>
           <w:rPr>
+            <w:rtl/>
+            <w:cs/>
             <w:lang w:val="ar_AE" w:bidi="ar_AE"/>
           </w:rPr>
           <w:rPr>
@@ -546,27 +676,35 @@
       </w:hyperlink>
       <w:r>
         <w:rPr>
+          <w:rtl/>
+          <w:cs/>
           <w:lang w:val="ar_AE" w:bidi="ar_AE"/>
         </w:rPr>
         <w:t>("يُعطي"). إن هاتين الإشارتين إلى أعمال الله تحصران القصة بين عبارتين متشابهتين (أي تضع إطارًا، حرفيًا "بداية ونهاية للكتاب"). فإن الله يهب الأشياء الجيدة، مثل الطعام والأطفال، وهو يعمل خلف الأحداث من خلال أعمال عنايته في تفاصيل أمورنا العادية.</w:t>
       </w:r>
       <w:r>
         <w:rPr>
-          <w:lang w:val="ar_AE" w:bidi="ar_AE"/>
-        </w:rPr>
-      </w:r>
-      <w:r>
-        <w:rPr>
-          <w:lang w:val="ar_AE" w:bidi="ar_AE"/>
-        </w:rPr>
-      </w:r>
-    </w:p>
-    <w:p>
-      <w:pPr>
-        <w:bidi/>
-      </w:pPr>
-      <w:r>
-        <w:rPr>
+          <w:rtl/>
+          <w:cs/>
+          <w:lang w:val="ar_AE" w:bidi="ar_AE"/>
+        </w:rPr>
+      </w:r>
+      <w:r>
+        <w:rPr>
+          <w:rtl/>
+          <w:cs/>
+          <w:lang w:val="ar_AE" w:bidi="ar_AE"/>
+        </w:rPr>
+      </w:r>
+    </w:p>
+    <w:p>
+      <w:pPr>
+        <w:bidi/>
+      </w:pPr>
+      <w:r>
+        <w:rPr>
+          <w:rtl/>
+          <w:cs/>
           <w:lang w:val="ar_AE" w:bidi="ar_AE"/>
         </w:rPr>
       </w:r>
@@ -578,48 +716,62 @@
       </w:pPr>
       <w:r>
         <w:rPr>
+          <w:rtl/>
+          <w:cs/>
           <w:lang w:val="ar_AE" w:bidi="ar_AE"/>
         </w:rPr>
         <w:t>راعوث 8:1</w:t>
       </w:r>
       <w:r>
         <w:rPr>
-          <w:lang w:val="ar_AE" w:bidi="ar_AE"/>
-        </w:rPr>
-      </w:r>
-    </w:p>
-    <w:p>
-      <w:pPr>
-        <w:bidi/>
-      </w:pPr>
-      <w:r>
-        <w:rPr>
-          <w:lang w:val="ar_AE" w:bidi="ar_AE"/>
-        </w:rPr>
-      </w:r>
-      <w:r>
-        <w:rPr>
+          <w:rtl/>
+          <w:cs/>
+          <w:lang w:val="ar_AE" w:bidi="ar_AE"/>
+        </w:rPr>
+      </w:r>
+    </w:p>
+    <w:p>
+      <w:pPr>
+        <w:bidi/>
+      </w:pPr>
+      <w:r>
+        <w:rPr>
+          <w:rtl/>
+          <w:cs/>
+          <w:lang w:val="ar_AE" w:bidi="ar_AE"/>
+        </w:rPr>
+      </w:r>
+      <w:r>
+        <w:rPr>
+          <w:rtl/>
+          <w:cs/>
           <w:lang w:val="ar_AE" w:bidi="ar_AE"/>
         </w:rPr>
         <w:t>ولكن في الطريق: ربما كانوا قد ذهبوا لمسافة قصيرة فقط عندما طلبت نعمي من راعوث وعرفة العودة إلى بيوت أمهاتهن.</w:t>
       </w:r>
       <w:r>
         <w:rPr>
-          <w:lang w:val="ar_AE" w:bidi="ar_AE"/>
-        </w:rPr>
-      </w:r>
-      <w:r>
-        <w:rPr>
-          <w:lang w:val="ar_AE" w:bidi="ar_AE"/>
-        </w:rPr>
-      </w:r>
-    </w:p>
-    <w:p>
-      <w:pPr>
-        <w:bidi/>
-      </w:pPr>
-      <w:r>
-        <w:rPr>
+          <w:rtl/>
+          <w:cs/>
+          <w:lang w:val="ar_AE" w:bidi="ar_AE"/>
+        </w:rPr>
+      </w:r>
+      <w:r>
+        <w:rPr>
+          <w:rtl/>
+          <w:cs/>
+          <w:lang w:val="ar_AE" w:bidi="ar_AE"/>
+        </w:rPr>
+      </w:r>
+    </w:p>
+    <w:p>
+      <w:pPr>
+        <w:bidi/>
+      </w:pPr>
+      <w:r>
+        <w:rPr>
+          <w:rtl/>
+          <w:cs/>
           <w:lang w:val="ar_AE" w:bidi="ar_AE"/>
         </w:rPr>
       </w:r>
@@ -631,48 +783,62 @@
       </w:pPr>
       <w:r>
         <w:rPr>
+          <w:rtl/>
+          <w:cs/>
           <w:lang w:val="ar_AE" w:bidi="ar_AE"/>
         </w:rPr>
         <w:t>راعوث 9:1</w:t>
       </w:r>
       <w:r>
         <w:rPr>
-          <w:lang w:val="ar_AE" w:bidi="ar_AE"/>
-        </w:rPr>
-      </w:r>
-    </w:p>
-    <w:p>
-      <w:pPr>
-        <w:bidi/>
-      </w:pPr>
-      <w:r>
-        <w:rPr>
-          <w:lang w:val="ar_AE" w:bidi="ar_AE"/>
-        </w:rPr>
-      </w:r>
-      <w:r>
-        <w:rPr>
+          <w:rtl/>
+          <w:cs/>
+          <w:lang w:val="ar_AE" w:bidi="ar_AE"/>
+        </w:rPr>
+      </w:r>
+    </w:p>
+    <w:p>
+      <w:pPr>
+        <w:bidi/>
+      </w:pPr>
+      <w:r>
+        <w:rPr>
+          <w:rtl/>
+          <w:cs/>
+          <w:lang w:val="ar_AE" w:bidi="ar_AE"/>
+        </w:rPr>
+      </w:r>
+      <w:r>
+        <w:rPr>
+          <w:rtl/>
+          <w:cs/>
           <w:lang w:val="ar_AE" w:bidi="ar_AE"/>
         </w:rPr>
         <w:t>إن نعمي هنا تذكر البركة الأولى من بين بركات عديدة مذكورة في السفر.</w:t>
       </w:r>
       <w:r>
         <w:rPr>
-          <w:lang w:val="ar_AE" w:bidi="ar_AE"/>
-        </w:rPr>
-      </w:r>
-      <w:r>
-        <w:rPr>
-          <w:lang w:val="ar_AE" w:bidi="ar_AE"/>
-        </w:rPr>
-      </w:r>
-    </w:p>
-    <w:p>
-      <w:pPr>
-        <w:bidi/>
-      </w:pPr>
-      <w:r>
-        <w:rPr>
+          <w:rtl/>
+          <w:cs/>
+          <w:lang w:val="ar_AE" w:bidi="ar_AE"/>
+        </w:rPr>
+      </w:r>
+      <w:r>
+        <w:rPr>
+          <w:rtl/>
+          <w:cs/>
+          <w:lang w:val="ar_AE" w:bidi="ar_AE"/>
+        </w:rPr>
+      </w:r>
+    </w:p>
+    <w:p>
+      <w:pPr>
+        <w:bidi/>
+      </w:pPr>
+      <w:r>
+        <w:rPr>
+          <w:rtl/>
+          <w:cs/>
           <w:lang w:val="ar_AE" w:bidi="ar_AE"/>
         </w:rPr>
       </w:r>
@@ -684,27 +850,35 @@
       </w:pPr>
       <w:r>
         <w:rPr>
+          <w:rtl/>
+          <w:cs/>
           <w:lang w:val="ar_AE" w:bidi="ar_AE"/>
         </w:rPr>
         <w:t>راعوث 14:1</w:t>
       </w:r>
       <w:r>
         <w:rPr>
-          <w:lang w:val="ar_AE" w:bidi="ar_AE"/>
-        </w:rPr>
-      </w:r>
-    </w:p>
-    <w:p>
-      <w:pPr>
-        <w:bidi/>
-      </w:pPr>
-      <w:r>
-        <w:rPr>
-          <w:lang w:val="ar_AE" w:bidi="ar_AE"/>
-        </w:rPr>
-      </w:r>
-      <w:r>
-        <w:rPr>
+          <w:rtl/>
+          <w:cs/>
+          <w:lang w:val="ar_AE" w:bidi="ar_AE"/>
+        </w:rPr>
+      </w:r>
+    </w:p>
+    <w:p>
+      <w:pPr>
+        <w:bidi/>
+      </w:pPr>
+      <w:r>
+        <w:rPr>
+          <w:rtl/>
+          <w:cs/>
+          <w:lang w:val="ar_AE" w:bidi="ar_AE"/>
+        </w:rPr>
+      </w:r>
+      <w:r>
+        <w:rPr>
+          <w:rtl/>
+          <w:cs/>
           <w:lang w:val="ar_AE" w:bidi="ar_AE"/>
         </w:rPr>
         <w:t>أمّا راعوث فلصقت بنعمي: إن الفعل العبري المستخدم هنا يؤكد على قوة محبة راعوث لحماتها؛ إنها نفس الكلمة المستخدمة لوصف "اتحاد أو التصاق" رجل بزوجته (</w:t>
@@ -712,6 +886,8 @@
       <w:hyperlink r:id="rId17">
         <w:r>
           <w:rPr>
+            <w:rtl/>
+            <w:cs/>
             <w:lang w:val="ar_AE" w:bidi="ar_AE"/>
           </w:rPr>
           <w:rPr>
@@ -723,6 +899,8 @@
       </w:hyperlink>
       <w:r>
         <w:rPr>
+          <w:rtl/>
+          <w:cs/>
           <w:lang w:val="ar_AE" w:bidi="ar_AE"/>
         </w:rPr>
         <w:t>)، كما إنها تستخدم للتعبير عن شخص قد استمر مخلصًا للرب (</w:t>
@@ -730,6 +908,8 @@
       <w:hyperlink r:id="rId18">
         <w:r>
           <w:rPr>
+            <w:rtl/>
+            <w:cs/>
             <w:lang w:val="ar_AE" w:bidi="ar_AE"/>
           </w:rPr>
           <w:rPr>
@@ -741,6 +921,8 @@
       </w:hyperlink>
       <w:r>
         <w:rPr>
+          <w:rtl/>
+          <w:cs/>
           <w:lang w:val="ar_AE" w:bidi="ar_AE"/>
         </w:rPr>
         <w:t xml:space="preserve">; </w:t>
@@ -748,6 +930,8 @@
       <w:hyperlink r:id="rId19">
         <w:r>
           <w:rPr>
+            <w:rtl/>
+            <w:cs/>
             <w:lang w:val="ar_AE" w:bidi="ar_AE"/>
           </w:rPr>
           <w:rPr>
@@ -759,6 +943,8 @@
       </w:hyperlink>
       <w:r>
         <w:rPr>
+          <w:rtl/>
+          <w:cs/>
           <w:lang w:val="ar_AE" w:bidi="ar_AE"/>
         </w:rPr>
         <w:t xml:space="preserve">; </w:t>
@@ -766,6 +952,8 @@
       <w:hyperlink r:id="rId20">
         <w:r>
           <w:rPr>
+            <w:rtl/>
+            <w:cs/>
             <w:lang w:val="ar_AE" w:bidi="ar_AE"/>
           </w:rPr>
           <w:rPr>
@@ -777,27 +965,35 @@
       </w:hyperlink>
       <w:r>
         <w:rPr>
+          <w:rtl/>
+          <w:cs/>
           <w:lang w:val="ar_AE" w:bidi="ar_AE"/>
         </w:rPr>
         <w:t>).</w:t>
       </w:r>
       <w:r>
         <w:rPr>
-          <w:lang w:val="ar_AE" w:bidi="ar_AE"/>
-        </w:rPr>
-      </w:r>
-      <w:r>
-        <w:rPr>
-          <w:lang w:val="ar_AE" w:bidi="ar_AE"/>
-        </w:rPr>
-      </w:r>
-    </w:p>
-    <w:p>
-      <w:pPr>
-        <w:bidi/>
-      </w:pPr>
-      <w:r>
-        <w:rPr>
+          <w:rtl/>
+          <w:cs/>
+          <w:lang w:val="ar_AE" w:bidi="ar_AE"/>
+        </w:rPr>
+      </w:r>
+      <w:r>
+        <w:rPr>
+          <w:rtl/>
+          <w:cs/>
+          <w:lang w:val="ar_AE" w:bidi="ar_AE"/>
+        </w:rPr>
+      </w:r>
+    </w:p>
+    <w:p>
+      <w:pPr>
+        <w:bidi/>
+      </w:pPr>
+      <w:r>
+        <w:rPr>
+          <w:rtl/>
+          <w:cs/>
           <w:lang w:val="ar_AE" w:bidi="ar_AE"/>
         </w:rPr>
       </w:r>
@@ -809,48 +1005,62 @@
       </w:pPr>
       <w:r>
         <w:rPr>
+          <w:rtl/>
+          <w:cs/>
           <w:lang w:val="ar_AE" w:bidi="ar_AE"/>
         </w:rPr>
         <w:t>راعوث 15:1</w:t>
       </w:r>
       <w:r>
         <w:rPr>
-          <w:lang w:val="ar_AE" w:bidi="ar_AE"/>
-        </w:rPr>
-      </w:r>
-    </w:p>
-    <w:p>
-      <w:pPr>
-        <w:bidi/>
-      </w:pPr>
-      <w:r>
-        <w:rPr>
-          <w:lang w:val="ar_AE" w:bidi="ar_AE"/>
-        </w:rPr>
-      </w:r>
-      <w:r>
-        <w:rPr>
+          <w:rtl/>
+          <w:cs/>
+          <w:lang w:val="ar_AE" w:bidi="ar_AE"/>
+        </w:rPr>
+      </w:r>
+    </w:p>
+    <w:p>
+      <w:pPr>
+        <w:bidi/>
+      </w:pPr>
+      <w:r>
+        <w:rPr>
+          <w:rtl/>
+          <w:cs/>
+          <w:lang w:val="ar_AE" w:bidi="ar_AE"/>
+        </w:rPr>
+      </w:r>
+      <w:r>
+        <w:rPr>
+          <w:rtl/>
+          <w:cs/>
           <w:lang w:val="ar_AE" w:bidi="ar_AE"/>
         </w:rPr>
         <w:t>إلى آلهتها: لقد كانت كل أمة تؤمن بأن لها آلهة خاصة بأرضها. ولذلك توقعت نعمي أن راعوث ستستمر في عبادة آلهة موآب.</w:t>
       </w:r>
       <w:r>
         <w:rPr>
-          <w:lang w:val="ar_AE" w:bidi="ar_AE"/>
-        </w:rPr>
-      </w:r>
-      <w:r>
-        <w:rPr>
-          <w:lang w:val="ar_AE" w:bidi="ar_AE"/>
-        </w:rPr>
-      </w:r>
-    </w:p>
-    <w:p>
-      <w:pPr>
-        <w:bidi/>
-      </w:pPr>
-      <w:r>
-        <w:rPr>
+          <w:rtl/>
+          <w:cs/>
+          <w:lang w:val="ar_AE" w:bidi="ar_AE"/>
+        </w:rPr>
+      </w:r>
+      <w:r>
+        <w:rPr>
+          <w:rtl/>
+          <w:cs/>
+          <w:lang w:val="ar_AE" w:bidi="ar_AE"/>
+        </w:rPr>
+      </w:r>
+    </w:p>
+    <w:p>
+      <w:pPr>
+        <w:bidi/>
+      </w:pPr>
+      <w:r>
+        <w:rPr>
+          <w:rtl/>
+          <w:cs/>
           <w:lang w:val="ar_AE" w:bidi="ar_AE"/>
         </w:rPr>
       </w:r>
@@ -862,27 +1072,35 @@
       </w:pPr>
       <w:r>
         <w:rPr>
+          <w:rtl/>
+          <w:cs/>
           <w:lang w:val="ar_AE" w:bidi="ar_AE"/>
         </w:rPr>
         <w:t>راعوث 16:1–17</w:t>
       </w:r>
       <w:r>
         <w:rPr>
-          <w:lang w:val="ar_AE" w:bidi="ar_AE"/>
-        </w:rPr>
-      </w:r>
-    </w:p>
-    <w:p>
-      <w:pPr>
-        <w:bidi/>
-      </w:pPr>
-      <w:r>
-        <w:rPr>
-          <w:lang w:val="ar_AE" w:bidi="ar_AE"/>
-        </w:rPr>
-      </w:r>
-      <w:r>
-        <w:rPr>
+          <w:rtl/>
+          <w:cs/>
+          <w:lang w:val="ar_AE" w:bidi="ar_AE"/>
+        </w:rPr>
+      </w:r>
+    </w:p>
+    <w:p>
+      <w:pPr>
+        <w:bidi/>
+      </w:pPr>
+      <w:r>
+        <w:rPr>
+          <w:rtl/>
+          <w:cs/>
+          <w:lang w:val="ar_AE" w:bidi="ar_AE"/>
+        </w:rPr>
+      </w:r>
+      <w:r>
+        <w:rPr>
+          <w:rtl/>
+          <w:cs/>
           <w:lang w:val="ar_AE" w:bidi="ar_AE"/>
         </w:rPr>
         <w:t xml:space="preserve">لفد تعهدّت راعوث بقسم بإسم الرب بأن تحافظ على التزامها الثابت نحو إله إسرائيل (انظر </w:t>
@@ -890,6 +1108,8 @@
       <w:hyperlink r:id="rId21">
         <w:r>
           <w:rPr>
+            <w:rtl/>
+            <w:cs/>
             <w:lang w:val="ar_AE" w:bidi="ar_AE"/>
           </w:rPr>
           <w:rPr>
@@ -901,27 +1121,35 @@
       </w:hyperlink>
       <w:r>
         <w:rPr>
+          <w:rtl/>
+          <w:cs/>
           <w:lang w:val="ar_AE" w:bidi="ar_AE"/>
         </w:rPr>
         <w:t>) ونحو نعمي.</w:t>
       </w:r>
       <w:r>
         <w:rPr>
-          <w:lang w:val="ar_AE" w:bidi="ar_AE"/>
-        </w:rPr>
-      </w:r>
-      <w:r>
-        <w:rPr>
-          <w:lang w:val="ar_AE" w:bidi="ar_AE"/>
-        </w:rPr>
-      </w:r>
-    </w:p>
-    <w:p>
-      <w:pPr>
-        <w:bidi/>
-      </w:pPr>
-      <w:r>
-        <w:rPr>
+          <w:rtl/>
+          <w:cs/>
+          <w:lang w:val="ar_AE" w:bidi="ar_AE"/>
+        </w:rPr>
+      </w:r>
+      <w:r>
+        <w:rPr>
+          <w:rtl/>
+          <w:cs/>
+          <w:lang w:val="ar_AE" w:bidi="ar_AE"/>
+        </w:rPr>
+      </w:r>
+    </w:p>
+    <w:p>
+      <w:pPr>
+        <w:bidi/>
+      </w:pPr>
+      <w:r>
+        <w:rPr>
+          <w:rtl/>
+          <w:cs/>
           <w:lang w:val="ar_AE" w:bidi="ar_AE"/>
         </w:rPr>
       </w:r>
@@ -933,27 +1161,35 @@
       </w:pPr>
       <w:r>
         <w:rPr>
+          <w:rtl/>
+          <w:cs/>
           <w:lang w:val="ar_AE" w:bidi="ar_AE"/>
         </w:rPr>
         <w:t>راعوث 20:1</w:t>
       </w:r>
       <w:r>
         <w:rPr>
-          <w:lang w:val="ar_AE" w:bidi="ar_AE"/>
-        </w:rPr>
-      </w:r>
-    </w:p>
-    <w:p>
-      <w:pPr>
-        <w:bidi/>
-      </w:pPr>
-      <w:r>
-        <w:rPr>
-          <w:lang w:val="ar_AE" w:bidi="ar_AE"/>
-        </w:rPr>
-      </w:r>
-      <w:r>
-        <w:rPr>
+          <w:rtl/>
+          <w:cs/>
+          <w:lang w:val="ar_AE" w:bidi="ar_AE"/>
+        </w:rPr>
+      </w:r>
+    </w:p>
+    <w:p>
+      <w:pPr>
+        <w:bidi/>
+      </w:pPr>
+      <w:r>
+        <w:rPr>
+          <w:rtl/>
+          <w:cs/>
+          <w:lang w:val="ar_AE" w:bidi="ar_AE"/>
+        </w:rPr>
+      </w:r>
+      <w:r>
+        <w:rPr>
+          <w:rtl/>
+          <w:cs/>
           <w:lang w:val="ar_AE" w:bidi="ar_AE"/>
         </w:rPr>
         <w:t xml:space="preserve">إن كلمة القدير هي ترجمة للكلمة العبرية شدّاي، والتي تصور قوة الله ورعايته. لقد كانت شكوى نعمي حقيقية، ولكن الله دبّر تمامًا ما كانت تحتاج إليه (انظر </w:t>
@@ -961,6 +1197,8 @@
       <w:hyperlink r:id="rId22">
         <w:r>
           <w:rPr>
+            <w:rtl/>
+            <w:cs/>
             <w:lang w:val="ar_AE" w:bidi="ar_AE"/>
           </w:rPr>
           <w:rPr>
@@ -972,27 +1210,35 @@
       </w:hyperlink>
       <w:r>
         <w:rPr>
+          <w:rtl/>
+          <w:cs/>
           <w:lang w:val="ar_AE" w:bidi="ar_AE"/>
         </w:rPr>
         <w:t>).</w:t>
       </w:r>
       <w:r>
         <w:rPr>
-          <w:lang w:val="ar_AE" w:bidi="ar_AE"/>
-        </w:rPr>
-      </w:r>
-      <w:r>
-        <w:rPr>
-          <w:lang w:val="ar_AE" w:bidi="ar_AE"/>
-        </w:rPr>
-      </w:r>
-    </w:p>
-    <w:p>
-      <w:pPr>
-        <w:bidi/>
-      </w:pPr>
-      <w:r>
-        <w:rPr>
+          <w:rtl/>
+          <w:cs/>
+          <w:lang w:val="ar_AE" w:bidi="ar_AE"/>
+        </w:rPr>
+      </w:r>
+      <w:r>
+        <w:rPr>
+          <w:rtl/>
+          <w:cs/>
+          <w:lang w:val="ar_AE" w:bidi="ar_AE"/>
+        </w:rPr>
+      </w:r>
+    </w:p>
+    <w:p>
+      <w:pPr>
+        <w:bidi/>
+      </w:pPr>
+      <w:r>
+        <w:rPr>
+          <w:rtl/>
+          <w:cs/>
           <w:lang w:val="ar_AE" w:bidi="ar_AE"/>
         </w:rPr>
       </w:r>
@@ -1004,48 +1250,62 @@
       </w:pPr>
       <w:r>
         <w:rPr>
+          <w:rtl/>
+          <w:cs/>
           <w:lang w:val="ar_AE" w:bidi="ar_AE"/>
         </w:rPr>
         <w:t>راعوث 22:1</w:t>
       </w:r>
       <w:r>
         <w:rPr>
-          <w:lang w:val="ar_AE" w:bidi="ar_AE"/>
-        </w:rPr>
-      </w:r>
-    </w:p>
-    <w:p>
-      <w:pPr>
-        <w:bidi/>
-      </w:pPr>
-      <w:r>
-        <w:rPr>
-          <w:lang w:val="ar_AE" w:bidi="ar_AE"/>
-        </w:rPr>
-      </w:r>
-      <w:r>
-        <w:rPr>
+          <w:rtl/>
+          <w:cs/>
+          <w:lang w:val="ar_AE" w:bidi="ar_AE"/>
+        </w:rPr>
+      </w:r>
+    </w:p>
+    <w:p>
+      <w:pPr>
+        <w:bidi/>
+      </w:pPr>
+      <w:r>
+        <w:rPr>
+          <w:rtl/>
+          <w:cs/>
+          <w:lang w:val="ar_AE" w:bidi="ar_AE"/>
+        </w:rPr>
+      </w:r>
+      <w:r>
+        <w:rPr>
+          <w:rtl/>
+          <w:cs/>
           <w:lang w:val="ar_AE" w:bidi="ar_AE"/>
         </w:rPr>
         <w:t>كانت بداية موسم حصاد الشعير بين نهاية مارس ومنتصف أبريل حسب تقويمنا.</w:t>
       </w:r>
       <w:r>
         <w:rPr>
-          <w:lang w:val="ar_AE" w:bidi="ar_AE"/>
-        </w:rPr>
-      </w:r>
-      <w:r>
-        <w:rPr>
-          <w:lang w:val="ar_AE" w:bidi="ar_AE"/>
-        </w:rPr>
-      </w:r>
-    </w:p>
-    <w:p>
-      <w:pPr>
-        <w:bidi/>
-      </w:pPr>
-      <w:r>
-        <w:rPr>
+          <w:rtl/>
+          <w:cs/>
+          <w:lang w:val="ar_AE" w:bidi="ar_AE"/>
+        </w:rPr>
+      </w:r>
+      <w:r>
+        <w:rPr>
+          <w:rtl/>
+          <w:cs/>
+          <w:lang w:val="ar_AE" w:bidi="ar_AE"/>
+        </w:rPr>
+      </w:r>
+    </w:p>
+    <w:p>
+      <w:pPr>
+        <w:bidi/>
+      </w:pPr>
+      <w:r>
+        <w:rPr>
+          <w:rtl/>
+          <w:cs/>
           <w:lang w:val="ar_AE" w:bidi="ar_AE"/>
         </w:rPr>
       </w:r>
@@ -1057,60 +1317,78 @@
       </w:pPr>
       <w:r>
         <w:rPr>
+          <w:rtl/>
+          <w:cs/>
           <w:lang w:val="ar_AE" w:bidi="ar_AE"/>
         </w:rPr>
         <w:t>راعوث 1:2</w:t>
       </w:r>
       <w:r>
         <w:rPr>
-          <w:lang w:val="ar_AE" w:bidi="ar_AE"/>
-        </w:rPr>
-      </w:r>
-    </w:p>
-    <w:p>
-      <w:pPr>
-        <w:bidi/>
-      </w:pPr>
-      <w:r>
-        <w:rPr>
-          <w:lang w:val="ar_AE" w:bidi="ar_AE"/>
-        </w:rPr>
-      </w:r>
-      <w:r>
-        <w:rPr>
+          <w:rtl/>
+          <w:cs/>
+          <w:lang w:val="ar_AE" w:bidi="ar_AE"/>
+        </w:rPr>
+      </w:r>
+    </w:p>
+    <w:p>
+      <w:pPr>
+        <w:bidi/>
+      </w:pPr>
+      <w:r>
+        <w:rPr>
+          <w:rtl/>
+          <w:cs/>
+          <w:lang w:val="ar_AE" w:bidi="ar_AE"/>
+        </w:rPr>
+      </w:r>
+      <w:r>
+        <w:rPr>
+          <w:rtl/>
+          <w:cs/>
           <w:lang w:val="ar_AE" w:bidi="ar_AE"/>
         </w:rPr>
         <w:t xml:space="preserve">كان بوعز ذو قرابة ... لأليمالك وبالتالي كان مؤهلاً ليكون وليّ للأرملتين، راعوث ونعمي (انظر </w:t>
       </w:r>
       <w:r>
         <w:rPr>
+          <w:rtl/>
+          <w:cs/>
           <w:lang w:val="ar_AE" w:bidi="ar_AE"/>
         </w:rPr>
         <w:t>الملاحظة الدراسية على 2:20</w:t>
       </w:r>
       <w:r>
         <w:rPr>
+          <w:rtl/>
+          <w:cs/>
           <w:lang w:val="ar_AE" w:bidi="ar_AE"/>
         </w:rPr>
         <w:t>).</w:t>
       </w:r>
       <w:r>
         <w:rPr>
-          <w:lang w:val="ar_AE" w:bidi="ar_AE"/>
-        </w:rPr>
-      </w:r>
-      <w:r>
-        <w:rPr>
-          <w:lang w:val="ar_AE" w:bidi="ar_AE"/>
-        </w:rPr>
-      </w:r>
-    </w:p>
-    <w:p>
-      <w:pPr>
-        <w:bidi/>
-      </w:pPr>
-      <w:r>
-        <w:rPr>
+          <w:rtl/>
+          <w:cs/>
+          <w:lang w:val="ar_AE" w:bidi="ar_AE"/>
+        </w:rPr>
+      </w:r>
+      <w:r>
+        <w:rPr>
+          <w:rtl/>
+          <w:cs/>
+          <w:lang w:val="ar_AE" w:bidi="ar_AE"/>
+        </w:rPr>
+      </w:r>
+    </w:p>
+    <w:p>
+      <w:pPr>
+        <w:bidi/>
+      </w:pPr>
+      <w:r>
+        <w:rPr>
+          <w:rtl/>
+          <w:cs/>
           <w:lang w:val="ar_AE" w:bidi="ar_AE"/>
         </w:rPr>
       </w:r>
@@ -1122,27 +1400,35 @@
       </w:pPr>
       <w:r>
         <w:rPr>
+          <w:rtl/>
+          <w:cs/>
           <w:lang w:val="ar_AE" w:bidi="ar_AE"/>
         </w:rPr>
         <w:t>راعوث 2:2</w:t>
       </w:r>
       <w:r>
         <w:rPr>
-          <w:lang w:val="ar_AE" w:bidi="ar_AE"/>
-        </w:rPr>
-      </w:r>
-    </w:p>
-    <w:p>
-      <w:pPr>
-        <w:bidi/>
-      </w:pPr>
-      <w:r>
-        <w:rPr>
-          <w:lang w:val="ar_AE" w:bidi="ar_AE"/>
-        </w:rPr>
-      </w:r>
-      <w:r>
-        <w:rPr>
+          <w:rtl/>
+          <w:cs/>
+          <w:lang w:val="ar_AE" w:bidi="ar_AE"/>
+        </w:rPr>
+      </w:r>
+    </w:p>
+    <w:p>
+      <w:pPr>
+        <w:bidi/>
+      </w:pPr>
+      <w:r>
+        <w:rPr>
+          <w:rtl/>
+          <w:cs/>
+          <w:lang w:val="ar_AE" w:bidi="ar_AE"/>
+        </w:rPr>
+      </w:r>
+      <w:r>
+        <w:rPr>
+          <w:rtl/>
+          <w:cs/>
           <w:lang w:val="ar_AE" w:bidi="ar_AE"/>
         </w:rPr>
         <w:t xml:space="preserve">التقط سنابل الحبوب المتبقية: كان يجب على الحصادين ترك بعض السنابل للفقراء كي يلتقطوها (انظر </w:t>
@@ -1150,6 +1436,8 @@
       <w:hyperlink r:id="rId23">
         <w:r>
           <w:rPr>
+            <w:rtl/>
+            <w:cs/>
             <w:lang w:val="ar_AE" w:bidi="ar_AE"/>
           </w:rPr>
           <w:rPr>
@@ -1161,6 +1449,8 @@
       </w:hyperlink>
       <w:r>
         <w:rPr>
+          <w:rtl/>
+          <w:cs/>
           <w:lang w:val="ar_AE" w:bidi="ar_AE"/>
         </w:rPr>
         <w:t xml:space="preserve">; </w:t>
@@ -1168,6 +1458,8 @@
       <w:hyperlink r:id="rId24">
         <w:r>
           <w:rPr>
+            <w:rtl/>
+            <w:cs/>
             <w:lang w:val="ar_AE" w:bidi="ar_AE"/>
           </w:rPr>
           <w:rPr>
@@ -1179,6 +1471,8 @@
       </w:hyperlink>
       <w:r>
         <w:rPr>
+          <w:rtl/>
+          <w:cs/>
           <w:lang w:val="ar_AE" w:bidi="ar_AE"/>
         </w:rPr>
         <w:t xml:space="preserve">; </w:t>
@@ -1186,6 +1480,8 @@
       <w:hyperlink r:id="rId25">
         <w:r>
           <w:rPr>
+            <w:rtl/>
+            <w:cs/>
             <w:lang w:val="ar_AE" w:bidi="ar_AE"/>
           </w:rPr>
           <w:rPr>
@@ -1197,27 +1493,35 @@
       </w:hyperlink>
       <w:r>
         <w:rPr>
+          <w:rtl/>
+          <w:cs/>
           <w:lang w:val="ar_AE" w:bidi="ar_AE"/>
         </w:rPr>
         <w:t>). لقد كانت تلك وسيلة ليدبر الله الطعام للفقراء.</w:t>
       </w:r>
       <w:r>
         <w:rPr>
-          <w:lang w:val="ar_AE" w:bidi="ar_AE"/>
-        </w:rPr>
-      </w:r>
-      <w:r>
-        <w:rPr>
-          <w:lang w:val="ar_AE" w:bidi="ar_AE"/>
-        </w:rPr>
-      </w:r>
-    </w:p>
-    <w:p>
-      <w:pPr>
-        <w:bidi/>
-      </w:pPr>
-      <w:r>
-        <w:rPr>
+          <w:rtl/>
+          <w:cs/>
+          <w:lang w:val="ar_AE" w:bidi="ar_AE"/>
+        </w:rPr>
+      </w:r>
+      <w:r>
+        <w:rPr>
+          <w:rtl/>
+          <w:cs/>
+          <w:lang w:val="ar_AE" w:bidi="ar_AE"/>
+        </w:rPr>
+      </w:r>
+    </w:p>
+    <w:p>
+      <w:pPr>
+        <w:bidi/>
+      </w:pPr>
+      <w:r>
+        <w:rPr>
+          <w:rtl/>
+          <w:cs/>
           <w:lang w:val="ar_AE" w:bidi="ar_AE"/>
         </w:rPr>
       </w:r>
@@ -1229,48 +1533,62 @@
       </w:pPr>
       <w:r>
         <w:rPr>
+          <w:rtl/>
+          <w:cs/>
           <w:lang w:val="ar_AE" w:bidi="ar_AE"/>
         </w:rPr>
         <w:t>راعوث 3:2</w:t>
       </w:r>
       <w:r>
         <w:rPr>
-          <w:lang w:val="ar_AE" w:bidi="ar_AE"/>
-        </w:rPr>
-      </w:r>
-    </w:p>
-    <w:p>
-      <w:pPr>
-        <w:bidi/>
-      </w:pPr>
-      <w:r>
-        <w:rPr>
-          <w:lang w:val="ar_AE" w:bidi="ar_AE"/>
-        </w:rPr>
-      </w:r>
-      <w:r>
-        <w:rPr>
+          <w:rtl/>
+          <w:cs/>
+          <w:lang w:val="ar_AE" w:bidi="ar_AE"/>
+        </w:rPr>
+      </w:r>
+    </w:p>
+    <w:p>
+      <w:pPr>
+        <w:bidi/>
+      </w:pPr>
+      <w:r>
+        <w:rPr>
+          <w:rtl/>
+          <w:cs/>
+          <w:lang w:val="ar_AE" w:bidi="ar_AE"/>
+        </w:rPr>
+      </w:r>
+      <w:r>
+        <w:rPr>
+          <w:rtl/>
+          <w:cs/>
           <w:lang w:val="ar_AE" w:bidi="ar_AE"/>
         </w:rPr>
         <w:t>فاتفق نصيبها في قطعة حقل لبوعز: لقد اختارت راعوث، على ما يبدو، الحقل الذي ستجمع فيه السنابل بشكل عشوائي؛ لكن الله كان يعمل من خلال هذه الاختيارات العادية ليقود ويدبر لأولئك الذين يثقون به.</w:t>
       </w:r>
       <w:r>
         <w:rPr>
-          <w:lang w:val="ar_AE" w:bidi="ar_AE"/>
-        </w:rPr>
-      </w:r>
-      <w:r>
-        <w:rPr>
-          <w:lang w:val="ar_AE" w:bidi="ar_AE"/>
-        </w:rPr>
-      </w:r>
-    </w:p>
-    <w:p>
-      <w:pPr>
-        <w:bidi/>
-      </w:pPr>
-      <w:r>
-        <w:rPr>
+          <w:rtl/>
+          <w:cs/>
+          <w:lang w:val="ar_AE" w:bidi="ar_AE"/>
+        </w:rPr>
+      </w:r>
+      <w:r>
+        <w:rPr>
+          <w:rtl/>
+          <w:cs/>
+          <w:lang w:val="ar_AE" w:bidi="ar_AE"/>
+        </w:rPr>
+      </w:r>
+    </w:p>
+    <w:p>
+      <w:pPr>
+        <w:bidi/>
+      </w:pPr>
+      <w:r>
+        <w:rPr>
+          <w:rtl/>
+          <w:cs/>
           <w:lang w:val="ar_AE" w:bidi="ar_AE"/>
         </w:rPr>
       </w:r>
@@ -1282,48 +1600,62 @@
       </w:pPr>
       <w:r>
         <w:rPr>
+          <w:rtl/>
+          <w:cs/>
           <w:lang w:val="ar_AE" w:bidi="ar_AE"/>
         </w:rPr>
         <w:t>راعوث 5:2</w:t>
       </w:r>
       <w:r>
         <w:rPr>
-          <w:lang w:val="ar_AE" w:bidi="ar_AE"/>
-        </w:rPr>
-      </w:r>
-    </w:p>
-    <w:p>
-      <w:pPr>
-        <w:bidi/>
-      </w:pPr>
-      <w:r>
-        <w:rPr>
-          <w:lang w:val="ar_AE" w:bidi="ar_AE"/>
-        </w:rPr>
-      </w:r>
-      <w:r>
-        <w:rPr>
+          <w:rtl/>
+          <w:cs/>
+          <w:lang w:val="ar_AE" w:bidi="ar_AE"/>
+        </w:rPr>
+      </w:r>
+    </w:p>
+    <w:p>
+      <w:pPr>
+        <w:bidi/>
+      </w:pPr>
+      <w:r>
+        <w:rPr>
+          <w:rtl/>
+          <w:cs/>
+          <w:lang w:val="ar_AE" w:bidi="ar_AE"/>
+        </w:rPr>
+      </w:r>
+      <w:r>
+        <w:rPr>
+          <w:rtl/>
+          <w:cs/>
           <w:lang w:val="ar_AE" w:bidi="ar_AE"/>
         </w:rPr>
         <w:t>لقد رأي بوعز راعوث كامرأة شابة في سن الزواج (الكلمة بالعبرية نَعْرَة).</w:t>
       </w:r>
       <w:r>
         <w:rPr>
-          <w:lang w:val="ar_AE" w:bidi="ar_AE"/>
-        </w:rPr>
-      </w:r>
-      <w:r>
-        <w:rPr>
-          <w:lang w:val="ar_AE" w:bidi="ar_AE"/>
-        </w:rPr>
-      </w:r>
-    </w:p>
-    <w:p>
-      <w:pPr>
-        <w:bidi/>
-      </w:pPr>
-      <w:r>
-        <w:rPr>
+          <w:rtl/>
+          <w:cs/>
+          <w:lang w:val="ar_AE" w:bidi="ar_AE"/>
+        </w:rPr>
+      </w:r>
+      <w:r>
+        <w:rPr>
+          <w:rtl/>
+          <w:cs/>
+          <w:lang w:val="ar_AE" w:bidi="ar_AE"/>
+        </w:rPr>
+      </w:r>
+    </w:p>
+    <w:p>
+      <w:pPr>
+        <w:bidi/>
+      </w:pPr>
+      <w:r>
+        <w:rPr>
+          <w:rtl/>
+          <w:cs/>
           <w:lang w:val="ar_AE" w:bidi="ar_AE"/>
         </w:rPr>
       </w:r>
@@ -1335,48 +1667,62 @@
       </w:pPr>
       <w:r>
         <w:rPr>
+          <w:rtl/>
+          <w:cs/>
           <w:lang w:val="ar_AE" w:bidi="ar_AE"/>
         </w:rPr>
         <w:t>راعوث 7:2</w:t>
       </w:r>
       <w:r>
         <w:rPr>
-          <w:lang w:val="ar_AE" w:bidi="ar_AE"/>
-        </w:rPr>
-      </w:r>
-    </w:p>
-    <w:p>
-      <w:pPr>
-        <w:bidi/>
-      </w:pPr>
-      <w:r>
-        <w:rPr>
-          <w:lang w:val="ar_AE" w:bidi="ar_AE"/>
-        </w:rPr>
-      </w:r>
-      <w:r>
-        <w:rPr>
+          <w:rtl/>
+          <w:cs/>
+          <w:lang w:val="ar_AE" w:bidi="ar_AE"/>
+        </w:rPr>
+      </w:r>
+    </w:p>
+    <w:p>
+      <w:pPr>
+        <w:bidi/>
+      </w:pPr>
+      <w:r>
+        <w:rPr>
+          <w:rtl/>
+          <w:cs/>
+          <w:lang w:val="ar_AE" w:bidi="ar_AE"/>
+        </w:rPr>
+      </w:r>
+      <w:r>
+        <w:rPr>
+          <w:rtl/>
+          <w:cs/>
           <w:lang w:val="ar_AE" w:bidi="ar_AE"/>
         </w:rPr>
         <w:t>في البيت (السقيفة): كان العديد من المزارعين في جبال إسرائيل يقيمون مظال أو سُقُف بجوار حقولهم للاستخدام خلال الحصاد. وكان العمال يستخدمون هذه المظال للحصول على الظل خلال وقت الغداء أو أي استراحة أخرى خلال يوم العمل الطويل والشاق. ومازال من الممكن رؤية مثل هذه المظال في بعض أجزاء من جبال البلاد.</w:t>
       </w:r>
       <w:r>
         <w:rPr>
-          <w:lang w:val="ar_AE" w:bidi="ar_AE"/>
-        </w:rPr>
-      </w:r>
-      <w:r>
-        <w:rPr>
-          <w:lang w:val="ar_AE" w:bidi="ar_AE"/>
-        </w:rPr>
-      </w:r>
-    </w:p>
-    <w:p>
-      <w:pPr>
-        <w:bidi/>
-      </w:pPr>
-      <w:r>
-        <w:rPr>
+          <w:rtl/>
+          <w:cs/>
+          <w:lang w:val="ar_AE" w:bidi="ar_AE"/>
+        </w:rPr>
+      </w:r>
+      <w:r>
+        <w:rPr>
+          <w:rtl/>
+          <w:cs/>
+          <w:lang w:val="ar_AE" w:bidi="ar_AE"/>
+        </w:rPr>
+      </w:r>
+    </w:p>
+    <w:p>
+      <w:pPr>
+        <w:bidi/>
+      </w:pPr>
+      <w:r>
+        <w:rPr>
+          <w:rtl/>
+          <w:cs/>
           <w:lang w:val="ar_AE" w:bidi="ar_AE"/>
         </w:rPr>
       </w:r>
@@ -1388,48 +1734,62 @@
       </w:pPr>
       <w:r>
         <w:rPr>
+          <w:rtl/>
+          <w:cs/>
           <w:lang w:val="ar_AE" w:bidi="ar_AE"/>
         </w:rPr>
         <w:t>راعوث 8:2–9</w:t>
       </w:r>
       <w:r>
         <w:rPr>
-          <w:lang w:val="ar_AE" w:bidi="ar_AE"/>
-        </w:rPr>
-      </w:r>
-    </w:p>
-    <w:p>
-      <w:pPr>
-        <w:bidi/>
-      </w:pPr>
-      <w:r>
-        <w:rPr>
-          <w:lang w:val="ar_AE" w:bidi="ar_AE"/>
-        </w:rPr>
-      </w:r>
-      <w:r>
-        <w:rPr>
+          <w:rtl/>
+          <w:cs/>
+          <w:lang w:val="ar_AE" w:bidi="ar_AE"/>
+        </w:rPr>
+      </w:r>
+    </w:p>
+    <w:p>
+      <w:pPr>
+        <w:bidi/>
+      </w:pPr>
+      <w:r>
+        <w:rPr>
+          <w:rtl/>
+          <w:cs/>
+          <w:lang w:val="ar_AE" w:bidi="ar_AE"/>
+        </w:rPr>
+      </w:r>
+      <w:r>
+        <w:rPr>
+          <w:rtl/>
+          <w:cs/>
           <w:lang w:val="ar_AE" w:bidi="ar_AE"/>
         </w:rPr>
         <w:t>لقد أعطي بوعز لراعوث امتيازًا خاصًا بأن تقوم بالالتقاط خلف فتياته. بعد أن يقطع الرجال السنابل ويربطونها في حزم صغيرة، كانت النساء تجمع هذه الحزم في حزم أكبر. لم تطلب التوراة من الفلاحين السماح للملتقطين بالدخول إلى الحقول حتى يتم نقل الحزم إلى البيدر (مكان درس الحبوب). • ألم أوص الغلمان أن لا يمسوك: لقد طمئن بوعز راعوث أن كل الأشخاص الذين تحت سلطته لن يهينوها أو يحاولوا طردها من حقوله وذلك بالرغم أنها كانت موجودة قبل الوقت المناسب لدخول الملتقطين. •اذهبي إلي الآنية واشربي : لقد أنقذ سخاء بوعز راعوث من عناء أن تُحضر الماء الخاص بها.</w:t>
       </w:r>
       <w:r>
         <w:rPr>
-          <w:lang w:val="ar_AE" w:bidi="ar_AE"/>
-        </w:rPr>
-      </w:r>
-      <w:r>
-        <w:rPr>
-          <w:lang w:val="ar_AE" w:bidi="ar_AE"/>
-        </w:rPr>
-      </w:r>
-    </w:p>
-    <w:p>
-      <w:pPr>
-        <w:bidi/>
-      </w:pPr>
-      <w:r>
-        <w:rPr>
+          <w:rtl/>
+          <w:cs/>
+          <w:lang w:val="ar_AE" w:bidi="ar_AE"/>
+        </w:rPr>
+      </w:r>
+      <w:r>
+        <w:rPr>
+          <w:rtl/>
+          <w:cs/>
+          <w:lang w:val="ar_AE" w:bidi="ar_AE"/>
+        </w:rPr>
+      </w:r>
+    </w:p>
+    <w:p>
+      <w:pPr>
+        <w:bidi/>
+      </w:pPr>
+      <w:r>
+        <w:rPr>
+          <w:rtl/>
+          <w:cs/>
           <w:lang w:val="ar_AE" w:bidi="ar_AE"/>
         </w:rPr>
       </w:r>
@@ -1441,27 +1801,35 @@
       </w:pPr>
       <w:r>
         <w:rPr>
+          <w:rtl/>
+          <w:cs/>
           <w:lang w:val="ar_AE" w:bidi="ar_AE"/>
         </w:rPr>
         <w:t>راعوث 13:2</w:t>
       </w:r>
       <w:r>
         <w:rPr>
-          <w:lang w:val="ar_AE" w:bidi="ar_AE"/>
-        </w:rPr>
-      </w:r>
-    </w:p>
-    <w:p>
-      <w:pPr>
-        <w:bidi/>
-      </w:pPr>
-      <w:r>
-        <w:rPr>
-          <w:lang w:val="ar_AE" w:bidi="ar_AE"/>
-        </w:rPr>
-      </w:r>
-      <w:r>
-        <w:rPr>
+          <w:rtl/>
+          <w:cs/>
+          <w:lang w:val="ar_AE" w:bidi="ar_AE"/>
+        </w:rPr>
+      </w:r>
+    </w:p>
+    <w:p>
+      <w:pPr>
+        <w:bidi/>
+      </w:pPr>
+      <w:r>
+        <w:rPr>
+          <w:rtl/>
+          <w:cs/>
+          <w:lang w:val="ar_AE" w:bidi="ar_AE"/>
+        </w:rPr>
+      </w:r>
+      <w:r>
+        <w:rPr>
+          <w:rtl/>
+          <w:cs/>
           <w:lang w:val="ar_AE" w:bidi="ar_AE"/>
         </w:rPr>
         <w:t>جواريك (</w:t>
@@ -1469,33 +1837,43 @@
       <w:r>
         <w:rPr>
           <w:i/>
+          <w:rtl/>
+          <w:cs/>
           <w:lang w:val="ar_AE" w:bidi="ar_AE"/>
         </w:rPr>
         <w:t>حرفيا خادماتك</w:t>
       </w:r>
       <w:r>
         <w:rPr>
+          <w:rtl/>
+          <w:cs/>
           <w:lang w:val="ar_AE" w:bidi="ar_AE"/>
         </w:rPr>
         <w:t>): لقد وضعت راعوث نفسها،من خلال استخدامها لهذا المصطلح، في مكانة أدنى على السلم الاجتماعي من جواري بوعز.</w:t>
       </w:r>
       <w:r>
         <w:rPr>
-          <w:lang w:val="ar_AE" w:bidi="ar_AE"/>
-        </w:rPr>
-      </w:r>
-      <w:r>
-        <w:rPr>
-          <w:lang w:val="ar_AE" w:bidi="ar_AE"/>
-        </w:rPr>
-      </w:r>
-    </w:p>
-    <w:p>
-      <w:pPr>
-        <w:bidi/>
-      </w:pPr>
-      <w:r>
-        <w:rPr>
+          <w:rtl/>
+          <w:cs/>
+          <w:lang w:val="ar_AE" w:bidi="ar_AE"/>
+        </w:rPr>
+      </w:r>
+      <w:r>
+        <w:rPr>
+          <w:rtl/>
+          <w:cs/>
+          <w:lang w:val="ar_AE" w:bidi="ar_AE"/>
+        </w:rPr>
+      </w:r>
+    </w:p>
+    <w:p>
+      <w:pPr>
+        <w:bidi/>
+      </w:pPr>
+      <w:r>
+        <w:rPr>
+          <w:rtl/>
+          <w:cs/>
           <w:lang w:val="ar_AE" w:bidi="ar_AE"/>
         </w:rPr>
       </w:r>
@@ -1507,48 +1885,62 @@
       </w:pPr>
       <w:r>
         <w:rPr>
+          <w:rtl/>
+          <w:cs/>
           <w:lang w:val="ar_AE" w:bidi="ar_AE"/>
         </w:rPr>
         <w:t>راعوث 14:2</w:t>
       </w:r>
       <w:r>
         <w:rPr>
-          <w:lang w:val="ar_AE" w:bidi="ar_AE"/>
-        </w:rPr>
-      </w:r>
-    </w:p>
-    <w:p>
-      <w:pPr>
-        <w:bidi/>
-      </w:pPr>
-      <w:r>
-        <w:rPr>
-          <w:lang w:val="ar_AE" w:bidi="ar_AE"/>
-        </w:rPr>
-      </w:r>
-      <w:r>
-        <w:rPr>
+          <w:rtl/>
+          <w:cs/>
+          <w:lang w:val="ar_AE" w:bidi="ar_AE"/>
+        </w:rPr>
+      </w:r>
+    </w:p>
+    <w:p>
+      <w:pPr>
+        <w:bidi/>
+      </w:pPr>
+      <w:r>
+        <w:rPr>
+          <w:rtl/>
+          <w:cs/>
+          <w:lang w:val="ar_AE" w:bidi="ar_AE"/>
+        </w:rPr>
+      </w:r>
+      <w:r>
+        <w:rPr>
+          <w:rtl/>
+          <w:cs/>
           <w:lang w:val="ar_AE" w:bidi="ar_AE"/>
         </w:rPr>
         <w:t xml:space="preserve"> لقد كان بوعز كريمًا بشكل أكبر من الواجب المتوقع، وذلك من خلال دعوة راعوث للمشاركة في وجبة طعامه.</w:t>
       </w:r>
       <w:r>
         <w:rPr>
-          <w:lang w:val="ar_AE" w:bidi="ar_AE"/>
-        </w:rPr>
-      </w:r>
-      <w:r>
-        <w:rPr>
-          <w:lang w:val="ar_AE" w:bidi="ar_AE"/>
-        </w:rPr>
-      </w:r>
-    </w:p>
-    <w:p>
-      <w:pPr>
-        <w:bidi/>
-      </w:pPr>
-      <w:r>
-        <w:rPr>
+          <w:rtl/>
+          <w:cs/>
+          <w:lang w:val="ar_AE" w:bidi="ar_AE"/>
+        </w:rPr>
+      </w:r>
+      <w:r>
+        <w:rPr>
+          <w:rtl/>
+          <w:cs/>
+          <w:lang w:val="ar_AE" w:bidi="ar_AE"/>
+        </w:rPr>
+      </w:r>
+    </w:p>
+    <w:p>
+      <w:pPr>
+        <w:bidi/>
+      </w:pPr>
+      <w:r>
+        <w:rPr>
+          <w:rtl/>
+          <w:cs/>
           <w:lang w:val="ar_AE" w:bidi="ar_AE"/>
         </w:rPr>
       </w:r>
@@ -1560,48 +1952,62 @@
       </w:pPr>
       <w:r>
         <w:rPr>
+          <w:rtl/>
+          <w:cs/>
           <w:lang w:val="ar_AE" w:bidi="ar_AE"/>
         </w:rPr>
         <w:t>راعوث 15:2–16</w:t>
       </w:r>
       <w:r>
         <w:rPr>
-          <w:lang w:val="ar_AE" w:bidi="ar_AE"/>
-        </w:rPr>
-      </w:r>
-    </w:p>
-    <w:p>
-      <w:pPr>
-        <w:bidi/>
-      </w:pPr>
-      <w:r>
-        <w:rPr>
-          <w:lang w:val="ar_AE" w:bidi="ar_AE"/>
-        </w:rPr>
-      </w:r>
-      <w:r>
-        <w:rPr>
+          <w:rtl/>
+          <w:cs/>
+          <w:lang w:val="ar_AE" w:bidi="ar_AE"/>
+        </w:rPr>
+      </w:r>
+    </w:p>
+    <w:p>
+      <w:pPr>
+        <w:bidi/>
+      </w:pPr>
+      <w:r>
+        <w:rPr>
+          <w:rtl/>
+          <w:cs/>
+          <w:lang w:val="ar_AE" w:bidi="ar_AE"/>
+        </w:rPr>
+      </w:r>
+      <w:r>
+        <w:rPr>
+          <w:rtl/>
+          <w:cs/>
           <w:lang w:val="ar_AE" w:bidi="ar_AE"/>
         </w:rPr>
         <w:t>لقد ساعدت تعليمات بوعز للحصادين، عند رجوعهم للعمل بعد الغداء، راعوث لتلتقط أكثر بكثير من المتوقع. لقد قدّم بوعز لراعوث أكثر جدًا مما كانت تطلبه منه شريعة الالتقاط والجمع وقت الحصاد.</w:t>
       </w:r>
       <w:r>
         <w:rPr>
-          <w:lang w:val="ar_AE" w:bidi="ar_AE"/>
-        </w:rPr>
-      </w:r>
-      <w:r>
-        <w:rPr>
-          <w:lang w:val="ar_AE" w:bidi="ar_AE"/>
-        </w:rPr>
-      </w:r>
-    </w:p>
-    <w:p>
-      <w:pPr>
-        <w:bidi/>
-      </w:pPr>
-      <w:r>
-        <w:rPr>
+          <w:rtl/>
+          <w:cs/>
+          <w:lang w:val="ar_AE" w:bidi="ar_AE"/>
+        </w:rPr>
+      </w:r>
+      <w:r>
+        <w:rPr>
+          <w:rtl/>
+          <w:cs/>
+          <w:lang w:val="ar_AE" w:bidi="ar_AE"/>
+        </w:rPr>
+      </w:r>
+    </w:p>
+    <w:p>
+      <w:pPr>
+        <w:bidi/>
+      </w:pPr>
+      <w:r>
+        <w:rPr>
+          <w:rtl/>
+          <w:cs/>
           <w:lang w:val="ar_AE" w:bidi="ar_AE"/>
         </w:rPr>
       </w:r>
@@ -1613,48 +2019,62 @@
       </w:pPr>
       <w:r>
         <w:rPr>
+          <w:rtl/>
+          <w:cs/>
           <w:lang w:val="ar_AE" w:bidi="ar_AE"/>
         </w:rPr>
         <w:t>راعوث 18:2</w:t>
       </w:r>
       <w:r>
         <w:rPr>
-          <w:lang w:val="ar_AE" w:bidi="ar_AE"/>
-        </w:rPr>
-      </w:r>
-    </w:p>
-    <w:p>
-      <w:pPr>
-        <w:bidi/>
-      </w:pPr>
-      <w:r>
-        <w:rPr>
-          <w:lang w:val="ar_AE" w:bidi="ar_AE"/>
-        </w:rPr>
-      </w:r>
-      <w:r>
-        <w:rPr>
+          <w:rtl/>
+          <w:cs/>
+          <w:lang w:val="ar_AE" w:bidi="ar_AE"/>
+        </w:rPr>
+      </w:r>
+    </w:p>
+    <w:p>
+      <w:pPr>
+        <w:bidi/>
+      </w:pPr>
+      <w:r>
+        <w:rPr>
+          <w:rtl/>
+          <w:cs/>
+          <w:lang w:val="ar_AE" w:bidi="ar_AE"/>
+        </w:rPr>
+      </w:r>
+      <w:r>
+        <w:rPr>
+          <w:rtl/>
+          <w:cs/>
           <w:lang w:val="ar_AE" w:bidi="ar_AE"/>
         </w:rPr>
         <w:t>لقد أعطت راعوث لنعمي الفريك الذي فضل عنها بعد شبعها، وبهذا عكست راعوث الأمانة والإكرام.</w:t>
       </w:r>
       <w:r>
         <w:rPr>
-          <w:lang w:val="ar_AE" w:bidi="ar_AE"/>
-        </w:rPr>
-      </w:r>
-      <w:r>
-        <w:rPr>
-          <w:lang w:val="ar_AE" w:bidi="ar_AE"/>
-        </w:rPr>
-      </w:r>
-    </w:p>
-    <w:p>
-      <w:pPr>
-        <w:bidi/>
-      </w:pPr>
-      <w:r>
-        <w:rPr>
+          <w:rtl/>
+          <w:cs/>
+          <w:lang w:val="ar_AE" w:bidi="ar_AE"/>
+        </w:rPr>
+      </w:r>
+      <w:r>
+        <w:rPr>
+          <w:rtl/>
+          <w:cs/>
+          <w:lang w:val="ar_AE" w:bidi="ar_AE"/>
+        </w:rPr>
+      </w:r>
+    </w:p>
+    <w:p>
+      <w:pPr>
+        <w:bidi/>
+      </w:pPr>
+      <w:r>
+        <w:rPr>
+          <w:rtl/>
+          <w:cs/>
           <w:lang w:val="ar_AE" w:bidi="ar_AE"/>
         </w:rPr>
       </w:r>
@@ -1666,48 +2086,62 @@
       </w:pPr>
       <w:r>
         <w:rPr>
+          <w:rtl/>
+          <w:cs/>
           <w:lang w:val="ar_AE" w:bidi="ar_AE"/>
         </w:rPr>
         <w:t>راعوث 19:2</w:t>
       </w:r>
       <w:r>
         <w:rPr>
-          <w:lang w:val="ar_AE" w:bidi="ar_AE"/>
-        </w:rPr>
-      </w:r>
-    </w:p>
-    <w:p>
-      <w:pPr>
-        <w:bidi/>
-      </w:pPr>
-      <w:r>
-        <w:rPr>
-          <w:lang w:val="ar_AE" w:bidi="ar_AE"/>
-        </w:rPr>
-      </w:r>
-      <w:r>
-        <w:rPr>
+          <w:rtl/>
+          <w:cs/>
+          <w:lang w:val="ar_AE" w:bidi="ar_AE"/>
+        </w:rPr>
+      </w:r>
+    </w:p>
+    <w:p>
+      <w:pPr>
+        <w:bidi/>
+      </w:pPr>
+      <w:r>
+        <w:rPr>
+          <w:rtl/>
+          <w:cs/>
+          <w:lang w:val="ar_AE" w:bidi="ar_AE"/>
+        </w:rPr>
+      </w:r>
+      <w:r>
+        <w:rPr>
+          <w:rtl/>
+          <w:cs/>
           <w:lang w:val="ar_AE" w:bidi="ar_AE"/>
         </w:rPr>
         <w:t>كل هذه الحبوب: لم يكن من الممكن في الوضع الطبيعي أن تجمع راعوث ما يقرب من إيفة من الشعير (مكيال يسع كيلة أو حوالي ثلثي وعاء).</w:t>
       </w:r>
       <w:r>
         <w:rPr>
-          <w:lang w:val="ar_AE" w:bidi="ar_AE"/>
-        </w:rPr>
-      </w:r>
-      <w:r>
-        <w:rPr>
-          <w:lang w:val="ar_AE" w:bidi="ar_AE"/>
-        </w:rPr>
-      </w:r>
-    </w:p>
-    <w:p>
-      <w:pPr>
-        <w:bidi/>
-      </w:pPr>
-      <w:r>
-        <w:rPr>
+          <w:rtl/>
+          <w:cs/>
+          <w:lang w:val="ar_AE" w:bidi="ar_AE"/>
+        </w:rPr>
+      </w:r>
+      <w:r>
+        <w:rPr>
+          <w:rtl/>
+          <w:cs/>
+          <w:lang w:val="ar_AE" w:bidi="ar_AE"/>
+        </w:rPr>
+      </w:r>
+    </w:p>
+    <w:p>
+      <w:pPr>
+        <w:bidi/>
+      </w:pPr>
+      <w:r>
+        <w:rPr>
+          <w:rtl/>
+          <w:cs/>
           <w:lang w:val="ar_AE" w:bidi="ar_AE"/>
         </w:rPr>
       </w:r>
@@ -1719,48 +2153,62 @@
       </w:pPr>
       <w:r>
         <w:rPr>
+          <w:rtl/>
+          <w:cs/>
           <w:lang w:val="ar_AE" w:bidi="ar_AE"/>
         </w:rPr>
         <w:t>راعوث 20:2</w:t>
       </w:r>
       <w:r>
         <w:rPr>
-          <w:lang w:val="ar_AE" w:bidi="ar_AE"/>
-        </w:rPr>
-      </w:r>
-    </w:p>
-    <w:p>
-      <w:pPr>
-        <w:bidi/>
-      </w:pPr>
-      <w:r>
-        <w:rPr>
-          <w:lang w:val="ar_AE" w:bidi="ar_AE"/>
-        </w:rPr>
-      </w:r>
-      <w:r>
-        <w:rPr>
+          <w:rtl/>
+          <w:cs/>
+          <w:lang w:val="ar_AE" w:bidi="ar_AE"/>
+        </w:rPr>
+      </w:r>
+    </w:p>
+    <w:p>
+      <w:pPr>
+        <w:bidi/>
+      </w:pPr>
+      <w:r>
+        <w:rPr>
+          <w:rtl/>
+          <w:cs/>
+          <w:lang w:val="ar_AE" w:bidi="ar_AE"/>
+        </w:rPr>
+      </w:r>
+      <w:r>
+        <w:rPr>
+          <w:rtl/>
+          <w:cs/>
           <w:lang w:val="ar_AE" w:bidi="ar_AE"/>
         </w:rPr>
         <w:t>الوليّ أو فادي العائلة (بالعبرية جوئيل): كانت الشريعة تطالب الجوئيل، وهو أقرب قريب ذكر، بمساعدة قريبه الذي وقع في صعوبات اقتصادية (انظر "الولي أو فادي العائلة" في مذكرة المواضيع؛ انظر أيضًا مذكرة الدراسة على لاويين 25:25).</w:t>
       </w:r>
       <w:r>
         <w:rPr>
-          <w:lang w:val="ar_AE" w:bidi="ar_AE"/>
-        </w:rPr>
-      </w:r>
-      <w:r>
-        <w:rPr>
-          <w:lang w:val="ar_AE" w:bidi="ar_AE"/>
-        </w:rPr>
-      </w:r>
-    </w:p>
-    <w:p>
-      <w:pPr>
-        <w:bidi/>
-      </w:pPr>
-      <w:r>
-        <w:rPr>
+          <w:rtl/>
+          <w:cs/>
+          <w:lang w:val="ar_AE" w:bidi="ar_AE"/>
+        </w:rPr>
+      </w:r>
+      <w:r>
+        <w:rPr>
+          <w:rtl/>
+          <w:cs/>
+          <w:lang w:val="ar_AE" w:bidi="ar_AE"/>
+        </w:rPr>
+      </w:r>
+    </w:p>
+    <w:p>
+      <w:pPr>
+        <w:bidi/>
+      </w:pPr>
+      <w:r>
+        <w:rPr>
+          <w:rtl/>
+          <w:cs/>
           <w:lang w:val="ar_AE" w:bidi="ar_AE"/>
         </w:rPr>
       </w:r>
@@ -1772,27 +2220,35 @@
       </w:pPr>
       <w:r>
         <w:rPr>
+          <w:rtl/>
+          <w:cs/>
           <w:lang w:val="ar_AE" w:bidi="ar_AE"/>
         </w:rPr>
         <w:t>راعوث 21:2</w:t>
       </w:r>
       <w:r>
         <w:rPr>
-          <w:lang w:val="ar_AE" w:bidi="ar_AE"/>
-        </w:rPr>
-      </w:r>
-    </w:p>
-    <w:p>
-      <w:pPr>
-        <w:bidi/>
-      </w:pPr>
-      <w:r>
-        <w:rPr>
-          <w:lang w:val="ar_AE" w:bidi="ar_AE"/>
-        </w:rPr>
-      </w:r>
-      <w:r>
-        <w:rPr>
+          <w:rtl/>
+          <w:cs/>
+          <w:lang w:val="ar_AE" w:bidi="ar_AE"/>
+        </w:rPr>
+      </w:r>
+    </w:p>
+    <w:p>
+      <w:pPr>
+        <w:bidi/>
+      </w:pPr>
+      <w:r>
+        <w:rPr>
+          <w:rtl/>
+          <w:cs/>
+          <w:lang w:val="ar_AE" w:bidi="ar_AE"/>
+        </w:rPr>
+      </w:r>
+      <w:r>
+        <w:rPr>
+          <w:rtl/>
+          <w:cs/>
           <w:lang w:val="ar_AE" w:bidi="ar_AE"/>
         </w:rPr>
         <w:t>إن الكاتب يشير إلى راعوث باسم "راعوث الموآبية" خمس مرات (</w:t>
@@ -1800,6 +2256,8 @@
       <w:hyperlink r:id="rId26">
         <w:r>
           <w:rPr>
+            <w:rtl/>
+            <w:cs/>
             <w:lang w:val="ar_AE" w:bidi="ar_AE"/>
           </w:rPr>
           <w:rPr>
@@ -1811,6 +2269,8 @@
       </w:hyperlink>
       <w:r>
         <w:rPr>
+          <w:rtl/>
+          <w:cs/>
           <w:lang w:val="ar_AE" w:bidi="ar_AE"/>
         </w:rPr>
         <w:t xml:space="preserve">; </w:t>
@@ -1818,6 +2278,8 @@
       <w:hyperlink r:id="rId27">
         <w:r>
           <w:rPr>
+            <w:rtl/>
+            <w:cs/>
             <w:lang w:val="ar_AE" w:bidi="ar_AE"/>
           </w:rPr>
           <w:rPr>
@@ -1829,6 +2291,8 @@
       </w:hyperlink>
       <w:r>
         <w:rPr>
+          <w:rtl/>
+          <w:cs/>
           <w:lang w:val="ar_AE" w:bidi="ar_AE"/>
         </w:rPr>
         <w:t xml:space="preserve">, </w:t>
@@ -1836,6 +2300,8 @@
       <w:hyperlink r:id="rId28">
         <w:r>
           <w:rPr>
+            <w:rtl/>
+            <w:cs/>
             <w:lang w:val="ar_AE" w:bidi="ar_AE"/>
           </w:rPr>
           <w:rPr>
@@ -1847,6 +2313,8 @@
       </w:hyperlink>
       <w:r>
         <w:rPr>
+          <w:rtl/>
+          <w:cs/>
           <w:lang w:val="ar_AE" w:bidi="ar_AE"/>
         </w:rPr>
         <w:t xml:space="preserve">; </w:t>
@@ -1854,6 +2322,8 @@
       <w:hyperlink r:id="rId29">
         <w:r>
           <w:rPr>
+            <w:rtl/>
+            <w:cs/>
             <w:lang w:val="ar_AE" w:bidi="ar_AE"/>
           </w:rPr>
           <w:rPr>
@@ -1865,6 +2335,8 @@
       </w:hyperlink>
       <w:r>
         <w:rPr>
+          <w:rtl/>
+          <w:cs/>
           <w:lang w:val="ar_AE" w:bidi="ar_AE"/>
         </w:rPr>
         <w:t xml:space="preserve">, </w:t>
@@ -1872,6 +2344,8 @@
       <w:hyperlink r:id="rId15">
         <w:r>
           <w:rPr>
+            <w:rtl/>
+            <w:cs/>
             <w:lang w:val="ar_AE" w:bidi="ar_AE"/>
           </w:rPr>
           <w:rPr>
@@ -1883,27 +2357,35 @@
       </w:hyperlink>
       <w:r>
         <w:rPr>
+          <w:rtl/>
+          <w:cs/>
           <w:lang w:val="ar_AE" w:bidi="ar_AE"/>
         </w:rPr>
         <w:t>), ليجعلنا نتذكر مرارًا بأن راعوث لم تكن إسرائيلية.</w:t>
       </w:r>
       <w:r>
         <w:rPr>
-          <w:lang w:val="ar_AE" w:bidi="ar_AE"/>
-        </w:rPr>
-      </w:r>
-      <w:r>
-        <w:rPr>
-          <w:lang w:val="ar_AE" w:bidi="ar_AE"/>
-        </w:rPr>
-      </w:r>
-    </w:p>
-    <w:p>
-      <w:pPr>
-        <w:bidi/>
-      </w:pPr>
-      <w:r>
-        <w:rPr>
+          <w:rtl/>
+          <w:cs/>
+          <w:lang w:val="ar_AE" w:bidi="ar_AE"/>
+        </w:rPr>
+      </w:r>
+      <w:r>
+        <w:rPr>
+          <w:rtl/>
+          <w:cs/>
+          <w:lang w:val="ar_AE" w:bidi="ar_AE"/>
+        </w:rPr>
+      </w:r>
+    </w:p>
+    <w:p>
+      <w:pPr>
+        <w:bidi/>
+      </w:pPr>
+      <w:r>
+        <w:rPr>
+          <w:rtl/>
+          <w:cs/>
           <w:lang w:val="ar_AE" w:bidi="ar_AE"/>
         </w:rPr>
       </w:r>
@@ -1915,27 +2397,35 @@
       </w:pPr>
       <w:r>
         <w:rPr>
+          <w:rtl/>
+          <w:cs/>
           <w:lang w:val="ar_AE" w:bidi="ar_AE"/>
         </w:rPr>
         <w:t>راعوث ٣: ١</w:t>
       </w:r>
       <w:r>
         <w:rPr>
-          <w:lang w:val="ar_AE" w:bidi="ar_AE"/>
-        </w:rPr>
-      </w:r>
-    </w:p>
-    <w:p>
-      <w:pPr>
-        <w:bidi/>
-      </w:pPr>
-      <w:r>
-        <w:rPr>
-          <w:lang w:val="ar_AE" w:bidi="ar_AE"/>
-        </w:rPr>
-      </w:r>
-      <w:r>
-        <w:rPr>
+          <w:rtl/>
+          <w:cs/>
+          <w:lang w:val="ar_AE" w:bidi="ar_AE"/>
+        </w:rPr>
+      </w:r>
+    </w:p>
+    <w:p>
+      <w:pPr>
+        <w:bidi/>
+      </w:pPr>
+      <w:r>
+        <w:rPr>
+          <w:rtl/>
+          <w:cs/>
+          <w:lang w:val="ar_AE" w:bidi="ar_AE"/>
+        </w:rPr>
+      </w:r>
+      <w:r>
+        <w:rPr>
+          <w:rtl/>
+          <w:cs/>
           <w:lang w:val="ar_AE" w:bidi="ar_AE"/>
         </w:rPr>
         <w:t xml:space="preserve">رَاحَة (حرفياً </w:t>
@@ -1943,12 +2433,16 @@
       <w:r>
         <w:rPr>
           <w:i/>
+          <w:rtl/>
+          <w:cs/>
           <w:lang w:val="ar_AE" w:bidi="ar_AE"/>
         </w:rPr>
         <w:t>مكان للراحة</w:t>
       </w:r>
       <w:r>
         <w:rPr>
+          <w:rtl/>
+          <w:cs/>
           <w:lang w:val="ar_AE" w:bidi="ar_AE"/>
         </w:rPr>
         <w:t xml:space="preserve">): استخدمت نعمي تعبيرًا مشابهًا عندما صلّت لراعوث وعرفة في </w:t>
@@ -1956,6 +2450,8 @@
       <w:hyperlink r:id="rId30">
         <w:r>
           <w:rPr>
+            <w:rtl/>
+            <w:cs/>
             <w:lang w:val="ar_AE" w:bidi="ar_AE"/>
           </w:rPr>
           <w:rPr>
@@ -1967,27 +2463,35 @@
       </w:hyperlink>
       <w:r>
         <w:rPr>
+          <w:rtl/>
+          <w:cs/>
           <w:lang w:val="ar_AE" w:bidi="ar_AE"/>
         </w:rPr>
         <w:t>. وهي تُشجّع راعوث هنا على اتخاذ خطوة عملية يمكن أن تحفّز بوعز ليتحرك تجاهها كوليّ.</w:t>
       </w:r>
       <w:r>
         <w:rPr>
-          <w:lang w:val="ar_AE" w:bidi="ar_AE"/>
-        </w:rPr>
-      </w:r>
-      <w:r>
-        <w:rPr>
-          <w:lang w:val="ar_AE" w:bidi="ar_AE"/>
-        </w:rPr>
-      </w:r>
-    </w:p>
-    <w:p>
-      <w:pPr>
-        <w:bidi/>
-      </w:pPr>
-      <w:r>
-        <w:rPr>
+          <w:rtl/>
+          <w:cs/>
+          <w:lang w:val="ar_AE" w:bidi="ar_AE"/>
+        </w:rPr>
+      </w:r>
+      <w:r>
+        <w:rPr>
+          <w:rtl/>
+          <w:cs/>
+          <w:lang w:val="ar_AE" w:bidi="ar_AE"/>
+        </w:rPr>
+      </w:r>
+    </w:p>
+    <w:p>
+      <w:pPr>
+        <w:bidi/>
+      </w:pPr>
+      <w:r>
+        <w:rPr>
+          <w:rtl/>
+          <w:cs/>
           <w:lang w:val="ar_AE" w:bidi="ar_AE"/>
         </w:rPr>
       </w:r>
@@ -1999,72 +2503,94 @@
       </w:pPr>
       <w:r>
         <w:rPr>
+          <w:rtl/>
+          <w:cs/>
           <w:lang w:val="ar_AE" w:bidi="ar_AE"/>
         </w:rPr>
         <w:t>راعوث ٣: ٢</w:t>
       </w:r>
       <w:r>
         <w:rPr>
-          <w:lang w:val="ar_AE" w:bidi="ar_AE"/>
-        </w:rPr>
-      </w:r>
-    </w:p>
-    <w:p>
-      <w:pPr>
-        <w:bidi/>
-      </w:pPr>
-      <w:r>
-        <w:rPr>
-          <w:lang w:val="ar_AE" w:bidi="ar_AE"/>
-        </w:rPr>
-      </w:r>
-      <w:r>
-        <w:rPr>
+          <w:rtl/>
+          <w:cs/>
+          <w:lang w:val="ar_AE" w:bidi="ar_AE"/>
+        </w:rPr>
+      </w:r>
+    </w:p>
+    <w:p>
+      <w:pPr>
+        <w:bidi/>
+      </w:pPr>
+      <w:r>
+        <w:rPr>
+          <w:rtl/>
+          <w:cs/>
+          <w:lang w:val="ar_AE" w:bidi="ar_AE"/>
+        </w:rPr>
+      </w:r>
+      <w:r>
+        <w:rPr>
+          <w:rtl/>
+          <w:cs/>
           <w:lang w:val="ar_AE" w:bidi="ar_AE"/>
         </w:rPr>
         <w:t xml:space="preserve">كان بوعز من الأقارب المقرّبين، ولذلك كان من الممكن أن يكون وليًّا أو فاديًا لراعوث ونعمي (انظر الملاحظات الدراسية على </w:t>
       </w:r>
       <w:r>
         <w:rPr>
+          <w:rtl/>
+          <w:cs/>
           <w:lang w:val="ar_AE" w:bidi="ar_AE"/>
         </w:rPr>
         <w:t>2:20</w:t>
       </w:r>
       <w:r>
         <w:rPr>
+          <w:rtl/>
+          <w:cs/>
           <w:lang w:val="ar_AE" w:bidi="ar_AE"/>
         </w:rPr>
         <w:t xml:space="preserve">; </w:t>
       </w:r>
       <w:r>
         <w:rPr>
+          <w:rtl/>
+          <w:cs/>
           <w:lang w:val="ar_AE" w:bidi="ar_AE"/>
         </w:rPr>
         <w:t>3:9</w:t>
       </w:r>
       <w:r>
         <w:rPr>
+          <w:rtl/>
+          <w:cs/>
           <w:lang w:val="ar_AE" w:bidi="ar_AE"/>
         </w:rPr>
         <w:t>). • كان بيدر الحِنطة عبارة عن سطح مستوٍ من الحجر أو الأرض الصلبة، وكان يُستخدمها الفلاحون لفصل الحبوب عن القش. كانوا يضعون السنابل هناك ويضربونها حتى تنفصل الحبوب. ثم يبدأون بـتنقية الحبوب عبر رمي الخليط في الهواء، فتأخذ الريح القش الخفيف، وتسقط الحبوب الأثقل على البيدر.</w:t>
       </w:r>
       <w:r>
         <w:rPr>
-          <w:lang w:val="ar_AE" w:bidi="ar_AE"/>
-        </w:rPr>
-      </w:r>
-      <w:r>
-        <w:rPr>
-          <w:lang w:val="ar_AE" w:bidi="ar_AE"/>
-        </w:rPr>
-      </w:r>
-    </w:p>
-    <w:p>
-      <w:pPr>
-        <w:bidi/>
-      </w:pPr>
-      <w:r>
-        <w:rPr>
+          <w:rtl/>
+          <w:cs/>
+          <w:lang w:val="ar_AE" w:bidi="ar_AE"/>
+        </w:rPr>
+      </w:r>
+      <w:r>
+        <w:rPr>
+          <w:rtl/>
+          <w:cs/>
+          <w:lang w:val="ar_AE" w:bidi="ar_AE"/>
+        </w:rPr>
+      </w:r>
+    </w:p>
+    <w:p>
+      <w:pPr>
+        <w:bidi/>
+      </w:pPr>
+      <w:r>
+        <w:rPr>
+          <w:rtl/>
+          <w:cs/>
           <w:lang w:val="ar_AE" w:bidi="ar_AE"/>
         </w:rPr>
       </w:r>
@@ -2076,27 +2602,35 @@
       </w:pPr>
       <w:r>
         <w:rPr>
+          <w:rtl/>
+          <w:cs/>
           <w:lang w:val="ar_AE" w:bidi="ar_AE"/>
         </w:rPr>
         <w:t>راعوث ٣: ٣</w:t>
       </w:r>
       <w:r>
         <w:rPr>
-          <w:lang w:val="ar_AE" w:bidi="ar_AE"/>
-        </w:rPr>
-      </w:r>
-    </w:p>
-    <w:p>
-      <w:pPr>
-        <w:bidi/>
-      </w:pPr>
-      <w:r>
-        <w:rPr>
-          <w:lang w:val="ar_AE" w:bidi="ar_AE"/>
-        </w:rPr>
-      </w:r>
-      <w:r>
-        <w:rPr>
+          <w:rtl/>
+          <w:cs/>
+          <w:lang w:val="ar_AE" w:bidi="ar_AE"/>
+        </w:rPr>
+      </w:r>
+    </w:p>
+    <w:p>
+      <w:pPr>
+        <w:bidi/>
+      </w:pPr>
+      <w:r>
+        <w:rPr>
+          <w:rtl/>
+          <w:cs/>
+          <w:lang w:val="ar_AE" w:bidi="ar_AE"/>
+        </w:rPr>
+      </w:r>
+      <w:r>
+        <w:rPr>
+          <w:rtl/>
+          <w:cs/>
           <w:lang w:val="ar_AE" w:bidi="ar_AE"/>
         </w:rPr>
         <w:t xml:space="preserve">فَٱغْتَسِلِي (حرفياً </w:t>
@@ -2104,33 +2638,43 @@
       <w:r>
         <w:rPr>
           <w:i/>
+          <w:rtl/>
+          <w:cs/>
           <w:lang w:val="ar_AE" w:bidi="ar_AE"/>
         </w:rPr>
         <w:t>اغسلي نفسك</w:t>
       </w:r>
       <w:r>
         <w:rPr>
+          <w:rtl/>
+          <w:cs/>
           <w:lang w:val="ar_AE" w:bidi="ar_AE"/>
         </w:rPr>
         <w:t>): ربما قامت راعوث بالاغتسال باستخدام قطعة قماش مبللة بالماء، إذ إن الاغتسال الكامل كان متاحًا فقط للأغنياء الذين يملكون مرافق مناسبة. فلم يكن الاستحمام أمرًا يوميًا معتادًا، بل كان يتم في مناسبات خاصة.</w:t>
       </w:r>
       <w:r>
         <w:rPr>
-          <w:lang w:val="ar_AE" w:bidi="ar_AE"/>
-        </w:rPr>
-      </w:r>
-      <w:r>
-        <w:rPr>
-          <w:lang w:val="ar_AE" w:bidi="ar_AE"/>
-        </w:rPr>
-      </w:r>
-    </w:p>
-    <w:p>
-      <w:pPr>
-        <w:bidi/>
-      </w:pPr>
-      <w:r>
-        <w:rPr>
+          <w:rtl/>
+          <w:cs/>
+          <w:lang w:val="ar_AE" w:bidi="ar_AE"/>
+        </w:rPr>
+      </w:r>
+      <w:r>
+        <w:rPr>
+          <w:rtl/>
+          <w:cs/>
+          <w:lang w:val="ar_AE" w:bidi="ar_AE"/>
+        </w:rPr>
+      </w:r>
+    </w:p>
+    <w:p>
+      <w:pPr>
+        <w:bidi/>
+      </w:pPr>
+      <w:r>
+        <w:rPr>
+          <w:rtl/>
+          <w:cs/>
           <w:lang w:val="ar_AE" w:bidi="ar_AE"/>
         </w:rPr>
       </w:r>
@@ -2142,48 +2686,62 @@
       </w:pPr>
       <w:r>
         <w:rPr>
+          <w:rtl/>
+          <w:cs/>
           <w:lang w:val="ar_AE" w:bidi="ar_AE"/>
         </w:rPr>
         <w:t>راعوث ٣: ٤</w:t>
       </w:r>
       <w:r>
         <w:rPr>
-          <w:lang w:val="ar_AE" w:bidi="ar_AE"/>
-        </w:rPr>
-      </w:r>
-    </w:p>
-    <w:p>
-      <w:pPr>
-        <w:bidi/>
-      </w:pPr>
-      <w:r>
-        <w:rPr>
-          <w:lang w:val="ar_AE" w:bidi="ar_AE"/>
-        </w:rPr>
-      </w:r>
-      <w:r>
-        <w:rPr>
+          <w:rtl/>
+          <w:cs/>
+          <w:lang w:val="ar_AE" w:bidi="ar_AE"/>
+        </w:rPr>
+      </w:r>
+    </w:p>
+    <w:p>
+      <w:pPr>
+        <w:bidi/>
+      </w:pPr>
+      <w:r>
+        <w:rPr>
+          <w:rtl/>
+          <w:cs/>
+          <w:lang w:val="ar_AE" w:bidi="ar_AE"/>
+        </w:rPr>
+      </w:r>
+      <w:r>
+        <w:rPr>
+          <w:rtl/>
+          <w:cs/>
           <w:lang w:val="ar_AE" w:bidi="ar_AE"/>
         </w:rPr>
         <w:t>كان على راعوث أن تكشف عن قدمي بوعز لضمان استيقاظه.</w:t>
       </w:r>
       <w:r>
         <w:rPr>
-          <w:lang w:val="ar_AE" w:bidi="ar_AE"/>
-        </w:rPr>
-      </w:r>
-      <w:r>
-        <w:rPr>
-          <w:lang w:val="ar_AE" w:bidi="ar_AE"/>
-        </w:rPr>
-      </w:r>
-    </w:p>
-    <w:p>
-      <w:pPr>
-        <w:bidi/>
-      </w:pPr>
-      <w:r>
-        <w:rPr>
+          <w:rtl/>
+          <w:cs/>
+          <w:lang w:val="ar_AE" w:bidi="ar_AE"/>
+        </w:rPr>
+      </w:r>
+      <w:r>
+        <w:rPr>
+          <w:rtl/>
+          <w:cs/>
+          <w:lang w:val="ar_AE" w:bidi="ar_AE"/>
+        </w:rPr>
+      </w:r>
+    </w:p>
+    <w:p>
+      <w:pPr>
+        <w:bidi/>
+      </w:pPr>
+      <w:r>
+        <w:rPr>
+          <w:rtl/>
+          <w:cs/>
           <w:lang w:val="ar_AE" w:bidi="ar_AE"/>
         </w:rPr>
       </w:r>
@@ -2195,54 +2753,70 @@
       </w:pPr>
       <w:r>
         <w:rPr>
+          <w:rtl/>
+          <w:cs/>
           <w:lang w:val="ar_AE" w:bidi="ar_AE"/>
         </w:rPr>
         <w:t>راعوث ٣: ٧</w:t>
       </w:r>
       <w:r>
         <w:rPr>
-          <w:lang w:val="ar_AE" w:bidi="ar_AE"/>
-        </w:rPr>
-      </w:r>
-    </w:p>
-    <w:p>
-      <w:pPr>
-        <w:bidi/>
-      </w:pPr>
-      <w:r>
-        <w:rPr>
-          <w:lang w:val="ar_AE" w:bidi="ar_AE"/>
-        </w:rPr>
-      </w:r>
-      <w:r>
-        <w:rPr>
+          <w:rtl/>
+          <w:cs/>
+          <w:lang w:val="ar_AE" w:bidi="ar_AE"/>
+        </w:rPr>
+      </w:r>
+    </w:p>
+    <w:p>
+      <w:pPr>
+        <w:bidi/>
+      </w:pPr>
+      <w:r>
+        <w:rPr>
+          <w:rtl/>
+          <w:cs/>
+          <w:lang w:val="ar_AE" w:bidi="ar_AE"/>
+        </w:rPr>
+      </w:r>
+      <w:r>
+        <w:rPr>
+          <w:rtl/>
+          <w:cs/>
           <w:lang w:val="ar_AE" w:bidi="ar_AE"/>
         </w:rPr>
         <w:t>يَضْطَجِعَ فِي طَرَفِ ٱلْعَرَمَةِ</w:t>
       </w:r>
       <w:r>
         <w:rPr>
+          <w:rtl/>
+          <w:cs/>
           <w:lang w:val="ar_AE" w:bidi="ar_AE"/>
         </w:rPr>
         <w:t>: كان من المعتاد أن يبقى صاحب المحصول ليلًا في ساحة البيدر لمنع النهب والسرقات الصغيرة.</w:t>
       </w:r>
       <w:r>
         <w:rPr>
-          <w:lang w:val="ar_AE" w:bidi="ar_AE"/>
-        </w:rPr>
-      </w:r>
-      <w:r>
-        <w:rPr>
-          <w:lang w:val="ar_AE" w:bidi="ar_AE"/>
-        </w:rPr>
-      </w:r>
-    </w:p>
-    <w:p>
-      <w:pPr>
-        <w:bidi/>
-      </w:pPr>
-      <w:r>
-        <w:rPr>
+          <w:rtl/>
+          <w:cs/>
+          <w:lang w:val="ar_AE" w:bidi="ar_AE"/>
+        </w:rPr>
+      </w:r>
+      <w:r>
+        <w:rPr>
+          <w:rtl/>
+          <w:cs/>
+          <w:lang w:val="ar_AE" w:bidi="ar_AE"/>
+        </w:rPr>
+      </w:r>
+    </w:p>
+    <w:p>
+      <w:pPr>
+        <w:bidi/>
+      </w:pPr>
+      <w:r>
+        <w:rPr>
+          <w:rtl/>
+          <w:cs/>
           <w:lang w:val="ar_AE" w:bidi="ar_AE"/>
         </w:rPr>
       </w:r>
@@ -2254,27 +2828,35 @@
       </w:pPr>
       <w:r>
         <w:rPr>
+          <w:rtl/>
+          <w:cs/>
           <w:lang w:val="ar_AE" w:bidi="ar_AE"/>
         </w:rPr>
         <w:t>راعوث 3: 8</w:t>
       </w:r>
       <w:r>
         <w:rPr>
-          <w:lang w:val="ar_AE" w:bidi="ar_AE"/>
-        </w:rPr>
-      </w:r>
-    </w:p>
-    <w:p>
-      <w:pPr>
-        <w:bidi/>
-      </w:pPr>
-      <w:r>
-        <w:rPr>
-          <w:lang w:val="ar_AE" w:bidi="ar_AE"/>
-        </w:rPr>
-      </w:r>
-      <w:r>
-        <w:rPr>
+          <w:rtl/>
+          <w:cs/>
+          <w:lang w:val="ar_AE" w:bidi="ar_AE"/>
+        </w:rPr>
+      </w:r>
+    </w:p>
+    <w:p>
+      <w:pPr>
+        <w:bidi/>
+      </w:pPr>
+      <w:r>
+        <w:rPr>
+          <w:rtl/>
+          <w:cs/>
+          <w:lang w:val="ar_AE" w:bidi="ar_AE"/>
+        </w:rPr>
+      </w:r>
+      <w:r>
+        <w:rPr>
+          <w:rtl/>
+          <w:cs/>
           <w:lang w:val="ar_AE" w:bidi="ar_AE"/>
         </w:rPr>
         <w:t xml:space="preserve">ٱضْطَرَب (حرفيًا: </w:t>
@@ -2282,33 +2864,43 @@
       <w:r>
         <w:rPr>
           <w:i/>
+          <w:rtl/>
+          <w:cs/>
           <w:lang w:val="ar_AE" w:bidi="ar_AE"/>
         </w:rPr>
         <w:t>ارتعب</w:t>
       </w:r>
       <w:r>
         <w:rPr>
+          <w:rtl/>
+          <w:cs/>
           <w:lang w:val="ar_AE" w:bidi="ar_AE"/>
         </w:rPr>
         <w:t>): وجد بوعز امرأة عند قدميه، لكنه لم يكن يعرف هويتها أو سبب مجيئها في الليل.</w:t>
       </w:r>
       <w:r>
         <w:rPr>
-          <w:lang w:val="ar_AE" w:bidi="ar_AE"/>
-        </w:rPr>
-      </w:r>
-      <w:r>
-        <w:rPr>
-          <w:lang w:val="ar_AE" w:bidi="ar_AE"/>
-        </w:rPr>
-      </w:r>
-    </w:p>
-    <w:p>
-      <w:pPr>
-        <w:bidi/>
-      </w:pPr>
-      <w:r>
-        <w:rPr>
+          <w:rtl/>
+          <w:cs/>
+          <w:lang w:val="ar_AE" w:bidi="ar_AE"/>
+        </w:rPr>
+      </w:r>
+      <w:r>
+        <w:rPr>
+          <w:rtl/>
+          <w:cs/>
+          <w:lang w:val="ar_AE" w:bidi="ar_AE"/>
+        </w:rPr>
+      </w:r>
+    </w:p>
+    <w:p>
+      <w:pPr>
+        <w:bidi/>
+      </w:pPr>
+      <w:r>
+        <w:rPr>
+          <w:rtl/>
+          <w:cs/>
           <w:lang w:val="ar_AE" w:bidi="ar_AE"/>
         </w:rPr>
       </w:r>
@@ -2320,27 +2912,35 @@
       </w:pPr>
       <w:r>
         <w:rPr>
+          <w:rtl/>
+          <w:cs/>
           <w:lang w:val="ar_AE" w:bidi="ar_AE"/>
         </w:rPr>
         <w:t>راعوث ٣: ٩</w:t>
       </w:r>
       <w:r>
         <w:rPr>
-          <w:lang w:val="ar_AE" w:bidi="ar_AE"/>
-        </w:rPr>
-      </w:r>
-    </w:p>
-    <w:p>
-      <w:pPr>
-        <w:bidi/>
-      </w:pPr>
-      <w:r>
-        <w:rPr>
-          <w:lang w:val="ar_AE" w:bidi="ar_AE"/>
-        </w:rPr>
-      </w:r>
-      <w:r>
-        <w:rPr>
+          <w:rtl/>
+          <w:cs/>
+          <w:lang w:val="ar_AE" w:bidi="ar_AE"/>
+        </w:rPr>
+      </w:r>
+    </w:p>
+    <w:p>
+      <w:pPr>
+        <w:bidi/>
+      </w:pPr>
+      <w:r>
+        <w:rPr>
+          <w:rtl/>
+          <w:cs/>
+          <w:lang w:val="ar_AE" w:bidi="ar_AE"/>
+        </w:rPr>
+      </w:r>
+      <w:r>
+        <w:rPr>
+          <w:rtl/>
+          <w:cs/>
           <w:lang w:val="ar_AE" w:bidi="ar_AE"/>
         </w:rPr>
         <w:t xml:space="preserve">أَمَتُك: تعمّدت راعوث أن تكون مثل باقي النساء العاملات في الحقل. • ٱبْسُطْ ذَيْلَ ثَوْبِكَ عَلَى أَمَتِك: ما فعلته راعوث كان طريقتها في التعبير عن رغبتها في أن يتزوجها بوعز (قارن </w:t>
@@ -2348,6 +2948,8 @@
       <w:hyperlink r:id="rId31">
         <w:r>
           <w:rPr>
+            <w:rtl/>
+            <w:cs/>
             <w:lang w:val="ar_AE" w:bidi="ar_AE"/>
           </w:rPr>
           <w:rPr>
@@ -2359,6 +2961,8 @@
       </w:hyperlink>
       <w:r>
         <w:rPr>
+          <w:rtl/>
+          <w:cs/>
           <w:lang w:val="ar_AE" w:bidi="ar_AE"/>
         </w:rPr>
         <w:t xml:space="preserve">). • راعوث ناشدت بوعز بصفته وليّ العائلة (بالعبرية جآل) لإقناعه بالزواج منها (انظر </w:t>
@@ -2366,6 +2970,8 @@
       <w:hyperlink r:id="rId29">
         <w:r>
           <w:rPr>
+            <w:rtl/>
+            <w:cs/>
             <w:lang w:val="ar_AE" w:bidi="ar_AE"/>
           </w:rPr>
           <w:rPr>
@@ -2377,39 +2983,51 @@
       </w:hyperlink>
       <w:r>
         <w:rPr>
+          <w:rtl/>
+          <w:cs/>
           <w:lang w:val="ar_AE" w:bidi="ar_AE"/>
         </w:rPr>
         <w:t>؛ وموضوع "</w:t>
       </w:r>
       <w:r>
         <w:rPr>
+          <w:rtl/>
+          <w:cs/>
           <w:lang w:val="ar_AE" w:bidi="ar_AE"/>
         </w:rPr>
         <w:t>الوليّ</w:t>
       </w:r>
       <w:r>
         <w:rPr>
+          <w:rtl/>
+          <w:cs/>
           <w:lang w:val="ar_AE" w:bidi="ar_AE"/>
         </w:rPr>
         <w:t>”).</w:t>
       </w:r>
       <w:r>
         <w:rPr>
-          <w:lang w:val="ar_AE" w:bidi="ar_AE"/>
-        </w:rPr>
-      </w:r>
-      <w:r>
-        <w:rPr>
-          <w:lang w:val="ar_AE" w:bidi="ar_AE"/>
-        </w:rPr>
-      </w:r>
-    </w:p>
-    <w:p>
-      <w:pPr>
-        <w:bidi/>
-      </w:pPr>
-      <w:r>
-        <w:rPr>
+          <w:rtl/>
+          <w:cs/>
+          <w:lang w:val="ar_AE" w:bidi="ar_AE"/>
+        </w:rPr>
+      </w:r>
+      <w:r>
+        <w:rPr>
+          <w:rtl/>
+          <w:cs/>
+          <w:lang w:val="ar_AE" w:bidi="ar_AE"/>
+        </w:rPr>
+      </w:r>
+    </w:p>
+    <w:p>
+      <w:pPr>
+        <w:bidi/>
+      </w:pPr>
+      <w:r>
+        <w:rPr>
+          <w:rtl/>
+          <w:cs/>
           <w:lang w:val="ar_AE" w:bidi="ar_AE"/>
         </w:rPr>
       </w:r>
@@ -2421,27 +3039,35 @@
       </w:pPr>
       <w:r>
         <w:rPr>
+          <w:rtl/>
+          <w:cs/>
           <w:lang w:val="ar_AE" w:bidi="ar_AE"/>
         </w:rPr>
         <w:t>راعوث ٣: ١٠</w:t>
       </w:r>
       <w:r>
         <w:rPr>
-          <w:lang w:val="ar_AE" w:bidi="ar_AE"/>
-        </w:rPr>
-      </w:r>
-    </w:p>
-    <w:p>
-      <w:pPr>
-        <w:bidi/>
-      </w:pPr>
-      <w:r>
-        <w:rPr>
-          <w:lang w:val="ar_AE" w:bidi="ar_AE"/>
-        </w:rPr>
-      </w:r>
-      <w:r>
-        <w:rPr>
+          <w:rtl/>
+          <w:cs/>
+          <w:lang w:val="ar_AE" w:bidi="ar_AE"/>
+        </w:rPr>
+      </w:r>
+    </w:p>
+    <w:p>
+      <w:pPr>
+        <w:bidi/>
+      </w:pPr>
+      <w:r>
+        <w:rPr>
+          <w:rtl/>
+          <w:cs/>
+          <w:lang w:val="ar_AE" w:bidi="ar_AE"/>
+        </w:rPr>
+      </w:r>
+      <w:r>
+        <w:rPr>
+          <w:rtl/>
+          <w:cs/>
           <w:lang w:val="ar_AE" w:bidi="ar_AE"/>
         </w:rPr>
         <w:t xml:space="preserve">أَحْسَنْتِ مَعْرُوفَكِ فِي ٱلْأَخِيرِ أَكْثَرَ مِنَ ٱلْأَوَّلِ: لم تكن راعوث مجبَرة على العودة مع نعمي إلى بيت لحم، ولا كان واجبًا عليها الزواج داخل عائلة أليمالك أو أن تُحاول أن تقيم لهم نسلًا يرث الأرض (انظر </w:t>
@@ -2449,6 +3075,8 @@
       <w:hyperlink r:id="rId29">
         <w:r>
           <w:rPr>
+            <w:rtl/>
+            <w:cs/>
             <w:lang w:val="ar_AE" w:bidi="ar_AE"/>
           </w:rPr>
           <w:rPr>
@@ -2460,27 +3088,35 @@
       </w:hyperlink>
       <w:r>
         <w:rPr>
+          <w:rtl/>
+          <w:cs/>
           <w:lang w:val="ar_AE" w:bidi="ar_AE"/>
         </w:rPr>
         <w:t>).</w:t>
       </w:r>
       <w:r>
         <w:rPr>
-          <w:lang w:val="ar_AE" w:bidi="ar_AE"/>
-        </w:rPr>
-      </w:r>
-      <w:r>
-        <w:rPr>
-          <w:lang w:val="ar_AE" w:bidi="ar_AE"/>
-        </w:rPr>
-      </w:r>
-    </w:p>
-    <w:p>
-      <w:pPr>
-        <w:bidi/>
-      </w:pPr>
-      <w:r>
-        <w:rPr>
+          <w:rtl/>
+          <w:cs/>
+          <w:lang w:val="ar_AE" w:bidi="ar_AE"/>
+        </w:rPr>
+      </w:r>
+      <w:r>
+        <w:rPr>
+          <w:rtl/>
+          <w:cs/>
+          <w:lang w:val="ar_AE" w:bidi="ar_AE"/>
+        </w:rPr>
+      </w:r>
+    </w:p>
+    <w:p>
+      <w:pPr>
+        <w:bidi/>
+      </w:pPr>
+      <w:r>
+        <w:rPr>
+          <w:rtl/>
+          <w:cs/>
           <w:lang w:val="ar_AE" w:bidi="ar_AE"/>
         </w:rPr>
       </w:r>
@@ -2492,39 +3128,51 @@
       </w:pPr>
       <w:r>
         <w:rPr>
+          <w:rtl/>
+          <w:cs/>
           <w:lang w:val="ar_AE" w:bidi="ar_AE"/>
         </w:rPr>
         <w:t>راعوث ٣: ١١</w:t>
       </w:r>
       <w:r>
         <w:rPr>
-          <w:lang w:val="ar_AE" w:bidi="ar_AE"/>
-        </w:rPr>
-      </w:r>
-    </w:p>
-    <w:p>
-      <w:pPr>
-        <w:bidi/>
-      </w:pPr>
-      <w:r>
-        <w:rPr>
-          <w:lang w:val="ar_AE" w:bidi="ar_AE"/>
-        </w:rPr>
-      </w:r>
-      <w:r>
-        <w:rPr>
+          <w:rtl/>
+          <w:cs/>
+          <w:lang w:val="ar_AE" w:bidi="ar_AE"/>
+        </w:rPr>
+      </w:r>
+    </w:p>
+    <w:p>
+      <w:pPr>
+        <w:bidi/>
+      </w:pPr>
+      <w:r>
+        <w:rPr>
+          <w:rtl/>
+          <w:cs/>
+          <w:lang w:val="ar_AE" w:bidi="ar_AE"/>
+        </w:rPr>
+      </w:r>
+      <w:r>
+        <w:rPr>
+          <w:rtl/>
+          <w:cs/>
           <w:lang w:val="ar_AE" w:bidi="ar_AE"/>
         </w:rPr>
         <w:t xml:space="preserve">كُلُّ مَا تَقُولِين: أعلن بوعز استعداده للقيام بدور الفادي لراعوث، وقد فَسّر بعض العلماء كلماته على أنها وعد مباشر وصريح بالزواج منها دون شروط (انظر أيضًا </w:t>
       </w:r>
       <w:r>
         <w:rPr>
+          <w:rtl/>
+          <w:cs/>
           <w:lang w:val="ar_AE" w:bidi="ar_AE"/>
         </w:rPr>
         <w:t>ملاحظة الدراسة على 4:5</w:t>
       </w:r>
       <w:r>
         <w:rPr>
+          <w:rtl/>
+          <w:cs/>
           <w:lang w:val="ar_AE" w:bidi="ar_AE"/>
         </w:rPr>
         <w:t>); بينما يعتقد أغلب المفسرين أن بوعز كان يريد توفير الحماية والمعونة لراعوث ونعمي، ولذلك قرر أن يمنح القريب الأقرب فرصة أولًا ليقوم بدور الفادي، قبل أن يتولّى هو الأمر بنفسه (</w:t>
@@ -2532,6 +3180,8 @@
       <w:hyperlink r:id="rId32">
         <w:r>
           <w:rPr>
+            <w:rtl/>
+            <w:cs/>
             <w:lang w:val="ar_AE" w:bidi="ar_AE"/>
           </w:rPr>
           <w:rPr>
@@ -2543,27 +3193,35 @@
       </w:hyperlink>
       <w:r>
         <w:rPr>
+          <w:rtl/>
+          <w:cs/>
           <w:lang w:val="ar_AE" w:bidi="ar_AE"/>
         </w:rPr>
         <w:t>). عندما اختار بوعز طوعًا أن يكون الفادي لراعوث ونعمي، صار صورة تمهيدية للمسيح.</w:t>
       </w:r>
       <w:r>
         <w:rPr>
-          <w:lang w:val="ar_AE" w:bidi="ar_AE"/>
-        </w:rPr>
-      </w:r>
-      <w:r>
-        <w:rPr>
-          <w:lang w:val="ar_AE" w:bidi="ar_AE"/>
-        </w:rPr>
-      </w:r>
-    </w:p>
-    <w:p>
-      <w:pPr>
-        <w:bidi/>
-      </w:pPr>
-      <w:r>
-        <w:rPr>
+          <w:rtl/>
+          <w:cs/>
+          <w:lang w:val="ar_AE" w:bidi="ar_AE"/>
+        </w:rPr>
+      </w:r>
+      <w:r>
+        <w:rPr>
+          <w:rtl/>
+          <w:cs/>
+          <w:lang w:val="ar_AE" w:bidi="ar_AE"/>
+        </w:rPr>
+      </w:r>
+    </w:p>
+    <w:p>
+      <w:pPr>
+        <w:bidi/>
+      </w:pPr>
+      <w:r>
+        <w:rPr>
+          <w:rtl/>
+          <w:cs/>
           <w:lang w:val="ar_AE" w:bidi="ar_AE"/>
         </w:rPr>
       </w:r>
@@ -2575,48 +3233,62 @@
       </w:pPr>
       <w:r>
         <w:rPr>
+          <w:rtl/>
+          <w:cs/>
           <w:lang w:val="ar_AE" w:bidi="ar_AE"/>
         </w:rPr>
         <w:t>راعوث ٣: ١٢–١٣</w:t>
       </w:r>
       <w:r>
         <w:rPr>
-          <w:lang w:val="ar_AE" w:bidi="ar_AE"/>
-        </w:rPr>
-      </w:r>
-    </w:p>
-    <w:p>
-      <w:pPr>
-        <w:bidi/>
-      </w:pPr>
-      <w:r>
-        <w:rPr>
-          <w:lang w:val="ar_AE" w:bidi="ar_AE"/>
-        </w:rPr>
-      </w:r>
-      <w:r>
-        <w:rPr>
+          <w:rtl/>
+          <w:cs/>
+          <w:lang w:val="ar_AE" w:bidi="ar_AE"/>
+        </w:rPr>
+      </w:r>
+    </w:p>
+    <w:p>
+      <w:pPr>
+        <w:bidi/>
+      </w:pPr>
+      <w:r>
+        <w:rPr>
+          <w:rtl/>
+          <w:cs/>
+          <w:lang w:val="ar_AE" w:bidi="ar_AE"/>
+        </w:rPr>
+      </w:r>
+      <w:r>
+        <w:rPr>
+          <w:rtl/>
+          <w:cs/>
           <w:lang w:val="ar_AE" w:bidi="ar_AE"/>
         </w:rPr>
         <w:t>كان هناك قريب آخر لأليمالك أقرب من بوعز، ولذلك كان له الحق الأول في أن يكون الوليّ، ويُعتقد أنه كان أيضًا الأحق بالزواج من راعوث، بحسب تفسير معظم المفسرين.</w:t>
       </w:r>
       <w:r>
         <w:rPr>
-          <w:lang w:val="ar_AE" w:bidi="ar_AE"/>
-        </w:rPr>
-      </w:r>
-      <w:r>
-        <w:rPr>
-          <w:lang w:val="ar_AE" w:bidi="ar_AE"/>
-        </w:rPr>
-      </w:r>
-    </w:p>
-    <w:p>
-      <w:pPr>
-        <w:bidi/>
-      </w:pPr>
-      <w:r>
-        <w:rPr>
+          <w:rtl/>
+          <w:cs/>
+          <w:lang w:val="ar_AE" w:bidi="ar_AE"/>
+        </w:rPr>
+      </w:r>
+      <w:r>
+        <w:rPr>
+          <w:rtl/>
+          <w:cs/>
+          <w:lang w:val="ar_AE" w:bidi="ar_AE"/>
+        </w:rPr>
+      </w:r>
+    </w:p>
+    <w:p>
+      <w:pPr>
+        <w:bidi/>
+      </w:pPr>
+      <w:r>
+        <w:rPr>
+          <w:rtl/>
+          <w:cs/>
           <w:lang w:val="ar_AE" w:bidi="ar_AE"/>
         </w:rPr>
       </w:r>
@@ -2628,33 +3300,43 @@
       </w:pPr>
       <w:r>
         <w:rPr>
+          <w:rtl/>
+          <w:cs/>
           <w:lang w:val="ar_AE" w:bidi="ar_AE"/>
         </w:rPr>
         <w:t>راعوث ٣: ١٥</w:t>
       </w:r>
       <w:r>
         <w:rPr>
-          <w:lang w:val="ar_AE" w:bidi="ar_AE"/>
-        </w:rPr>
-      </w:r>
-    </w:p>
-    <w:p>
-      <w:pPr>
-        <w:bidi/>
-      </w:pPr>
-      <w:r>
-        <w:rPr>
-          <w:lang w:val="ar_AE" w:bidi="ar_AE"/>
-        </w:rPr>
-      </w:r>
-      <w:r>
-        <w:rPr>
+          <w:rtl/>
+          <w:cs/>
+          <w:lang w:val="ar_AE" w:bidi="ar_AE"/>
+        </w:rPr>
+      </w:r>
+    </w:p>
+    <w:p>
+      <w:pPr>
+        <w:bidi/>
+      </w:pPr>
+      <w:r>
+        <w:rPr>
+          <w:rtl/>
+          <w:cs/>
+          <w:lang w:val="ar_AE" w:bidi="ar_AE"/>
+        </w:rPr>
+      </w:r>
+      <w:r>
+        <w:rPr>
+          <w:rtl/>
+          <w:cs/>
           <w:lang w:val="ar_AE" w:bidi="ar_AE"/>
         </w:rPr>
         <w:t>فَٱكْتَالَ سِتَّة</w:t>
       </w:r>
       <w:r>
         <w:rPr>
+          <w:rtl/>
+          <w:cs/>
           <w:lang w:val="ar_AE" w:bidi="ar_AE"/>
         </w:rPr>
         <w:t>: كان هناك نوعان من المكيال: الأول صغير يُسمى عُمر، ويساوي تقريبًا 2 لتر، والثاني أكبر، يُدعى صاع، ويساوي حوالي 6.5 لتر. ومن المرجّح أن بوعز أعطى راعوث الكمية الأكبر، وهو تصرف يُظهر كرمًا واضحًا، لأن الكمية كانت ضعف ما جمعته في يومها الأول من العمل (</w:t>
@@ -2662,6 +3344,8 @@
       <w:hyperlink r:id="rId33">
         <w:r>
           <w:rPr>
+            <w:rtl/>
+            <w:cs/>
             <w:lang w:val="ar_AE" w:bidi="ar_AE"/>
           </w:rPr>
           <w:rPr>
@@ -2673,27 +3357,35 @@
       </w:hyperlink>
       <w:r>
         <w:rPr>
+          <w:rtl/>
+          <w:cs/>
           <w:lang w:val="ar_AE" w:bidi="ar_AE"/>
         </w:rPr>
         <w:t>)، ويُعد دليلًا قويًا على النية الطيبة والثقة.</w:t>
       </w:r>
       <w:r>
         <w:rPr>
-          <w:lang w:val="ar_AE" w:bidi="ar_AE"/>
-        </w:rPr>
-      </w:r>
-      <w:r>
-        <w:rPr>
-          <w:lang w:val="ar_AE" w:bidi="ar_AE"/>
-        </w:rPr>
-      </w:r>
-    </w:p>
-    <w:p>
-      <w:pPr>
-        <w:bidi/>
-      </w:pPr>
-      <w:r>
-        <w:rPr>
+          <w:rtl/>
+          <w:cs/>
+          <w:lang w:val="ar_AE" w:bidi="ar_AE"/>
+        </w:rPr>
+      </w:r>
+      <w:r>
+        <w:rPr>
+          <w:rtl/>
+          <w:cs/>
+          <w:lang w:val="ar_AE" w:bidi="ar_AE"/>
+        </w:rPr>
+      </w:r>
+    </w:p>
+    <w:p>
+      <w:pPr>
+        <w:bidi/>
+      </w:pPr>
+      <w:r>
+        <w:rPr>
+          <w:rtl/>
+          <w:cs/>
           <w:lang w:val="ar_AE" w:bidi="ar_AE"/>
         </w:rPr>
       </w:r>
@@ -2705,48 +3397,62 @@
       </w:pPr>
       <w:r>
         <w:rPr>
+          <w:rtl/>
+          <w:cs/>
           <w:lang w:val="ar_AE" w:bidi="ar_AE"/>
         </w:rPr>
         <w:t>راعوث ٤: ١</w:t>
       </w:r>
       <w:r>
         <w:rPr>
-          <w:lang w:val="ar_AE" w:bidi="ar_AE"/>
-        </w:rPr>
-      </w:r>
-    </w:p>
-    <w:p>
-      <w:pPr>
-        <w:bidi/>
-      </w:pPr>
-      <w:r>
-        <w:rPr>
-          <w:lang w:val="ar_AE" w:bidi="ar_AE"/>
-        </w:rPr>
-      </w:r>
-      <w:r>
-        <w:rPr>
+          <w:rtl/>
+          <w:cs/>
+          <w:lang w:val="ar_AE" w:bidi="ar_AE"/>
+        </w:rPr>
+      </w:r>
+    </w:p>
+    <w:p>
+      <w:pPr>
+        <w:bidi/>
+      </w:pPr>
+      <w:r>
+        <w:rPr>
+          <w:rtl/>
+          <w:cs/>
+          <w:lang w:val="ar_AE" w:bidi="ar_AE"/>
+        </w:rPr>
+      </w:r>
+      <w:r>
+        <w:rPr>
+          <w:rtl/>
+          <w:cs/>
           <w:lang w:val="ar_AE" w:bidi="ar_AE"/>
         </w:rPr>
         <w:t>كانت المعاملات القانونية، مثل شراء الأرض، تتم عادة عند مدخل المدينة. • فُلَان ٱلْفُلَانِيّ: ربما استخدم بوعز اسم الشخص أو لم يستخدمه، لكن من الواضح أن كاتب السفر تعمّد عدم ذكر اسمه.</w:t>
       </w:r>
       <w:r>
         <w:rPr>
-          <w:lang w:val="ar_AE" w:bidi="ar_AE"/>
-        </w:rPr>
-      </w:r>
-      <w:r>
-        <w:rPr>
-          <w:lang w:val="ar_AE" w:bidi="ar_AE"/>
-        </w:rPr>
-      </w:r>
-    </w:p>
-    <w:p>
-      <w:pPr>
-        <w:bidi/>
-      </w:pPr>
-      <w:r>
-        <w:rPr>
+          <w:rtl/>
+          <w:cs/>
+          <w:lang w:val="ar_AE" w:bidi="ar_AE"/>
+        </w:rPr>
+      </w:r>
+      <w:r>
+        <w:rPr>
+          <w:rtl/>
+          <w:cs/>
+          <w:lang w:val="ar_AE" w:bidi="ar_AE"/>
+        </w:rPr>
+      </w:r>
+    </w:p>
+    <w:p>
+      <w:pPr>
+        <w:bidi/>
+      </w:pPr>
+      <w:r>
+        <w:rPr>
+          <w:rtl/>
+          <w:cs/>
           <w:lang w:val="ar_AE" w:bidi="ar_AE"/>
         </w:rPr>
       </w:r>
@@ -2758,66 +3464,86 @@
       </w:pPr>
       <w:r>
         <w:rPr>
+          <w:rtl/>
+          <w:cs/>
           <w:lang w:val="ar_AE" w:bidi="ar_AE"/>
         </w:rPr>
         <w:t>راعوث ٤: ٣</w:t>
       </w:r>
       <w:r>
         <w:rPr>
-          <w:lang w:val="ar_AE" w:bidi="ar_AE"/>
-        </w:rPr>
-      </w:r>
-    </w:p>
-    <w:p>
-      <w:pPr>
-        <w:bidi/>
-      </w:pPr>
-      <w:r>
-        <w:rPr>
-          <w:lang w:val="ar_AE" w:bidi="ar_AE"/>
-        </w:rPr>
-      </w:r>
-      <w:r>
-        <w:rPr>
+          <w:rtl/>
+          <w:cs/>
+          <w:lang w:val="ar_AE" w:bidi="ar_AE"/>
+        </w:rPr>
+      </w:r>
+    </w:p>
+    <w:p>
+      <w:pPr>
+        <w:bidi/>
+      </w:pPr>
+      <w:r>
+        <w:rPr>
+          <w:rtl/>
+          <w:cs/>
+          <w:lang w:val="ar_AE" w:bidi="ar_AE"/>
+        </w:rPr>
+      </w:r>
+      <w:r>
+        <w:rPr>
+          <w:rtl/>
+          <w:cs/>
           <w:lang w:val="ar_AE" w:bidi="ar_AE"/>
         </w:rPr>
         <w:t xml:space="preserve">نُعْمِيَ </w:t>
       </w:r>
       <w:r>
         <w:rPr>
+          <w:rtl/>
+          <w:cs/>
           <w:lang w:val="ar_AE" w:bidi="ar_AE"/>
         </w:rPr>
         <w:t xml:space="preserve">. . . </w:t>
       </w:r>
       <w:r>
         <w:rPr>
+          <w:rtl/>
+          <w:cs/>
           <w:lang w:val="ar_AE" w:bidi="ar_AE"/>
         </w:rPr>
         <w:t>تَبِيعُ قِطْعَةَ ٱلْحَقْلِ</w:t>
       </w:r>
       <w:r>
         <w:rPr>
+          <w:rtl/>
+          <w:cs/>
           <w:lang w:val="ar_AE" w:bidi="ar_AE"/>
         </w:rPr>
         <w:t>: عندما قيل إن نعمي تبيع أرض أليمالك، فهي في الحقيقة لم تكن تتحكم في الأرض مباشرة، لكنها كانت الوريثة الشرعية لها. ولذلك كانت تعرض على الأقارب حقّ استرداد الأرض من الشخص الذي كان يزرعها أو يستخدمها في ذلك الوقت.</w:t>
       </w:r>
       <w:r>
         <w:rPr>
-          <w:lang w:val="ar_AE" w:bidi="ar_AE"/>
-        </w:rPr>
-      </w:r>
-      <w:r>
-        <w:rPr>
-          <w:lang w:val="ar_AE" w:bidi="ar_AE"/>
-        </w:rPr>
-      </w:r>
-    </w:p>
-    <w:p>
-      <w:pPr>
-        <w:bidi/>
-      </w:pPr>
-      <w:r>
-        <w:rPr>
+          <w:rtl/>
+          <w:cs/>
+          <w:lang w:val="ar_AE" w:bidi="ar_AE"/>
+        </w:rPr>
+      </w:r>
+      <w:r>
+        <w:rPr>
+          <w:rtl/>
+          <w:cs/>
+          <w:lang w:val="ar_AE" w:bidi="ar_AE"/>
+        </w:rPr>
+      </w:r>
+    </w:p>
+    <w:p>
+      <w:pPr>
+        <w:bidi/>
+      </w:pPr>
+      <w:r>
+        <w:rPr>
+          <w:rtl/>
+          <w:cs/>
           <w:lang w:val="ar_AE" w:bidi="ar_AE"/>
         </w:rPr>
       </w:r>
@@ -2829,33 +3555,43 @@
       </w:pPr>
       <w:r>
         <w:rPr>
+          <w:rtl/>
+          <w:cs/>
           <w:lang w:val="ar_AE" w:bidi="ar_AE"/>
         </w:rPr>
         <w:t>راعوث 4: 4</w:t>
       </w:r>
       <w:r>
         <w:rPr>
-          <w:lang w:val="ar_AE" w:bidi="ar_AE"/>
-        </w:rPr>
-      </w:r>
-    </w:p>
-    <w:p>
-      <w:pPr>
-        <w:bidi/>
-      </w:pPr>
-      <w:r>
-        <w:rPr>
-          <w:lang w:val="ar_AE" w:bidi="ar_AE"/>
-        </w:rPr>
-      </w:r>
-      <w:r>
-        <w:rPr>
+          <w:rtl/>
+          <w:cs/>
+          <w:lang w:val="ar_AE" w:bidi="ar_AE"/>
+        </w:rPr>
+      </w:r>
+    </w:p>
+    <w:p>
+      <w:pPr>
+        <w:bidi/>
+      </w:pPr>
+      <w:r>
+        <w:rPr>
+          <w:rtl/>
+          <w:cs/>
+          <w:lang w:val="ar_AE" w:bidi="ar_AE"/>
+        </w:rPr>
+      </w:r>
+      <w:r>
+        <w:rPr>
+          <w:rtl/>
+          <w:cs/>
           <w:lang w:val="ar_AE" w:bidi="ar_AE"/>
         </w:rPr>
         <w:t>تَفُكّ</w:t>
       </w:r>
       <w:r>
         <w:rPr>
+          <w:rtl/>
+          <w:cs/>
           <w:lang w:val="ar_AE" w:bidi="ar_AE"/>
         </w:rPr>
         <w:t>: بحسب الشريعة (</w:t>
@@ -2863,6 +3599,8 @@
       <w:hyperlink r:id="rId34">
         <w:r>
           <w:rPr>
+            <w:rtl/>
+            <w:cs/>
             <w:lang w:val="ar_AE" w:bidi="ar_AE"/>
           </w:rPr>
           <w:rPr>
@@ -2874,27 +3612,35 @@
       </w:hyperlink>
       <w:r>
         <w:rPr>
+          <w:rtl/>
+          <w:cs/>
           <w:lang w:val="ar_AE" w:bidi="ar_AE"/>
         </w:rPr>
         <w:t>)، إذا اضطر أحدهم لبيع أرضه، كان يجب على أقرب قريب له أن يشتريها كفادي للعائلة. وكان الهدف أن تبقى الأرض في داخل العائلة، فالفادي لم يكن يملك الأرض لنفسه بالكامل، بل كان يحفظها لصاحبها الأصلي إلى أن يتمكن من تحسين وضعه وشرائها مرة أخرى. • إِنِّي أَفُكُّ: كان القريب يرى في الأمر فرصة عظيمة—فلم يكن هناك وارث ذكر، ولا يبدو أن هناك احتمالًا لوجود وارث، لذا كان بإمكانه إضافة الأرض إلى ممتلكاته الخاصة بينما يؤدي واجبه الاجتماعي تجاه العائلة.</w:t>
       </w:r>
       <w:r>
         <w:rPr>
-          <w:lang w:val="ar_AE" w:bidi="ar_AE"/>
-        </w:rPr>
-      </w:r>
-      <w:r>
-        <w:rPr>
-          <w:lang w:val="ar_AE" w:bidi="ar_AE"/>
-        </w:rPr>
-      </w:r>
-    </w:p>
-    <w:p>
-      <w:pPr>
-        <w:bidi/>
-      </w:pPr>
-      <w:r>
-        <w:rPr>
+          <w:rtl/>
+          <w:cs/>
+          <w:lang w:val="ar_AE" w:bidi="ar_AE"/>
+        </w:rPr>
+      </w:r>
+      <w:r>
+        <w:rPr>
+          <w:rtl/>
+          <w:cs/>
+          <w:lang w:val="ar_AE" w:bidi="ar_AE"/>
+        </w:rPr>
+      </w:r>
+    </w:p>
+    <w:p>
+      <w:pPr>
+        <w:bidi/>
+      </w:pPr>
+      <w:r>
+        <w:rPr>
+          <w:rtl/>
+          <w:cs/>
           <w:lang w:val="ar_AE" w:bidi="ar_AE"/>
         </w:rPr>
       </w:r>
@@ -2906,39 +3652,51 @@
       </w:pPr>
       <w:r>
         <w:rPr>
+          <w:rtl/>
+          <w:cs/>
           <w:lang w:val="ar_AE" w:bidi="ar_AE"/>
         </w:rPr>
         <w:t>راعوث 4: 5</w:t>
       </w:r>
       <w:r>
         <w:rPr>
-          <w:lang w:val="ar_AE" w:bidi="ar_AE"/>
-        </w:rPr>
-      </w:r>
-    </w:p>
-    <w:p>
-      <w:pPr>
-        <w:bidi/>
-      </w:pPr>
-      <w:r>
-        <w:rPr>
-          <w:lang w:val="ar_AE" w:bidi="ar_AE"/>
-        </w:rPr>
-      </w:r>
-      <w:r>
-        <w:rPr>
+          <w:rtl/>
+          <w:cs/>
+          <w:lang w:val="ar_AE" w:bidi="ar_AE"/>
+        </w:rPr>
+      </w:r>
+    </w:p>
+    <w:p>
+      <w:pPr>
+        <w:bidi/>
+      </w:pPr>
+      <w:r>
+        <w:rPr>
+          <w:rtl/>
+          <w:cs/>
+          <w:lang w:val="ar_AE" w:bidi="ar_AE"/>
+        </w:rPr>
+      </w:r>
+      <w:r>
+        <w:rPr>
+          <w:rtl/>
+          <w:cs/>
           <w:lang w:val="ar_AE" w:bidi="ar_AE"/>
         </w:rPr>
         <w:t xml:space="preserve">يَوْمَ تَشْتَرِي ٱلْحَقْل . . . تَشْتَرِي [تقتني] أَيْضًا مِنْ يَدِ رَاعُوث: إن الكلمة المُستخدمة في نص المخطوطات العبرية المتوفرة لدينا هي "[أنا] أقتني"، لكن في الهامش نُسِخت تصحيحًا بصيغة "[أنت] تقتني"، والفرق بينهما حرف واحد فقط. وقد اعتقد الناسخ أن "[أنت] تقتني" هي القراءة الأصلية، وأن النص نفسه فيه خطأ. ولكن يرى بعض المفسرين أن صيغة "أقتني" هي الأصل، وتشير إلى أن زواج بوعز من راعوث كان مقررًا سلفًا (انظر </w:t>
       </w:r>
       <w:r>
         <w:rPr>
+          <w:rtl/>
+          <w:cs/>
           <w:lang w:val="ar_AE" w:bidi="ar_AE"/>
         </w:rPr>
         <w:t>ملاحظة الدراسة على 3:11</w:t>
       </w:r>
       <w:r>
         <w:rPr>
+          <w:rtl/>
+          <w:cs/>
           <w:lang w:val="ar_AE" w:bidi="ar_AE"/>
         </w:rPr>
         <w:t xml:space="preserve">). لكن أغلب المترجمين يعتبرون أن الهامش "[أنت] تقتني" هو القراءة الأصلية، للأسباب التالية: (1) الناسخ نفسه ظن أن "[أنت] تقتني" هي القراءة الأصلية. (2) معظم الترجمات القديمة لسفر راعوث – والتي سبقت أقدم المخطوطات العبرية – استعملت أيضًا "[أنت] تقتني". (3) من السهل تصور أن ناسخًا سابقًا قد بدّل "[أنت] تقتني" بـ"[أنا] أقتني" (كما يظهر في </w:t>
@@ -2946,6 +3704,8 @@
       <w:hyperlink r:id="rId15">
         <w:r>
           <w:rPr>
+            <w:rtl/>
+            <w:cs/>
             <w:lang w:val="ar_AE" w:bidi="ar_AE"/>
           </w:rPr>
           <w:rPr>
@@ -2957,6 +3717,8 @@
       </w:hyperlink>
       <w:r>
         <w:rPr>
+          <w:rtl/>
+          <w:cs/>
           <w:lang w:val="ar_AE" w:bidi="ar_AE"/>
         </w:rPr>
         <w:t xml:space="preserve">). • لِتُقِيمَ ٱسْمَ ٱلْمَيِّتِ عَلَى مِيرَاثِهِ: هذه العبارة تستند بشكل كبير إلى </w:t>
@@ -2964,6 +3726,8 @@
       <w:hyperlink r:id="rId35">
         <w:r>
           <w:rPr>
+            <w:rtl/>
+            <w:cs/>
             <w:lang w:val="ar_AE" w:bidi="ar_AE"/>
           </w:rPr>
           <w:rPr>
@@ -2975,30 +3739,40 @@
       </w:hyperlink>
       <w:r>
         <w:rPr>
+          <w:rtl/>
+          <w:cs/>
           <w:lang w:val="ar_AE" w:bidi="ar_AE"/>
         </w:rPr>
         <w:t xml:space="preserve">. لقد دمج بوعز بين دور الوليّ أو الفادي العائليّ (انظر ملاحظات الدراسة على </w:t>
       </w:r>
       <w:r>
         <w:rPr>
+          <w:rtl/>
+          <w:cs/>
           <w:lang w:val="ar_AE" w:bidi="ar_AE"/>
         </w:rPr>
         <w:t>راعوث 2:20</w:t>
       </w:r>
       <w:r>
         <w:rPr>
+          <w:rtl/>
+          <w:cs/>
           <w:lang w:val="ar_AE" w:bidi="ar_AE"/>
         </w:rPr>
         <w:t xml:space="preserve">; </w:t>
       </w:r>
       <w:r>
         <w:rPr>
+          <w:rtl/>
+          <w:cs/>
           <w:lang w:val="ar_AE" w:bidi="ar_AE"/>
         </w:rPr>
         <w:t>لاويين 25:25</w:t>
       </w:r>
       <w:r>
         <w:rPr>
+          <w:rtl/>
+          <w:cs/>
           <w:lang w:val="ar_AE" w:bidi="ar_AE"/>
         </w:rPr>
         <w:t xml:space="preserve">) ودور الأخ الذي يتزوج أرملة أخيه المتوفى، حتى يُنجب نسلًا يحمل اسمه (انظر </w:t>
@@ -3006,6 +3780,8 @@
       <w:hyperlink r:id="rId36">
         <w:r>
           <w:rPr>
+            <w:rtl/>
+            <w:cs/>
             <w:lang w:val="ar_AE" w:bidi="ar_AE"/>
           </w:rPr>
           <w:rPr>
@@ -3018,12 +3794,16 @@
       <w:r>
         <w:rPr>
           <w:i/>
+          <w:rtl/>
+          <w:cs/>
           <w:lang w:val="ar_AE" w:bidi="ar_AE"/>
         </w:rPr>
         <w:t>؛</w:t>
       </w:r>
       <w:r>
         <w:rPr>
+          <w:rtl/>
+          <w:cs/>
           <w:lang w:val="ar_AE" w:bidi="ar_AE"/>
         </w:rPr>
         <w:t xml:space="preserve"> و</w:t>
@@ -3031,6 +3811,8 @@
       <w:hyperlink r:id="rId37">
         <w:r>
           <w:rPr>
+            <w:rtl/>
+            <w:cs/>
             <w:lang w:val="ar_AE" w:bidi="ar_AE"/>
           </w:rPr>
           <w:rPr>
@@ -3042,18 +3824,24 @@
       </w:hyperlink>
       <w:r>
         <w:rPr>
+          <w:rtl/>
+          <w:cs/>
           <w:lang w:val="ar_AE" w:bidi="ar_AE"/>
         </w:rPr>
         <w:t xml:space="preserve">). لكن لا يوجد سند قانوني دقيق لمناورة بوعز القانونية. فلا بوعز ولا القريب الآخر كانا أخًا لأليمالك، وراعوث لم تكن أليمالك.ومع ذلك، استخدم بوعز روح الشريعة المتعلقة بالـ"غوئيل" (أي الوليّ أو الفاديّ) ليُثبت واجبًا أخلاقيًا، لكي يُقيم واجبًا أخلاقيًا، حتى وإن لم يكن واجبًا قانونيًا، ليقوم بدور أخ الزوج ويُقيم نسلًا للميت يرث الأرض (انظر </w:t>
       </w:r>
       <w:r>
         <w:rPr>
+          <w:rtl/>
+          <w:cs/>
           <w:lang w:val="ar_AE" w:bidi="ar_AE"/>
         </w:rPr>
         <w:t>ملاحظة الدراسة على لاويين 25:25</w:t>
       </w:r>
       <w:r>
         <w:rPr>
+          <w:rtl/>
+          <w:cs/>
           <w:lang w:val="ar_AE" w:bidi="ar_AE"/>
         </w:rPr>
         <w:t xml:space="preserve">). في فكر شعب إسرائيل القديم، كانت الأرض والنسل متلازمين (قارن </w:t>
@@ -3061,6 +3849,8 @@
       <w:hyperlink r:id="rId38">
         <w:r>
           <w:rPr>
+            <w:rtl/>
+            <w:cs/>
             <w:lang w:val="ar_AE" w:bidi="ar_AE"/>
           </w:rPr>
           <w:rPr>
@@ -3072,6 +3862,8 @@
       </w:hyperlink>
       <w:r>
         <w:rPr>
+          <w:rtl/>
+          <w:cs/>
           <w:lang w:val="ar_AE" w:bidi="ar_AE"/>
         </w:rPr>
         <w:t>). وبما أن نعمي لم تعد قادرة على الإنجاب، فقد كانت راعوث هي الوسيلة لتحقيق هذا الرجاء. هذا التصرف أربك القريب الآخر (</w:t>
@@ -3079,6 +3871,8 @@
       <w:hyperlink r:id="rId39">
         <w:r>
           <w:rPr>
+            <w:rtl/>
+            <w:cs/>
             <w:lang w:val="ar_AE" w:bidi="ar_AE"/>
           </w:rPr>
           <w:rPr>
@@ -3090,27 +3884,35 @@
       </w:hyperlink>
       <w:r>
         <w:rPr>
+          <w:rtl/>
+          <w:cs/>
           <w:lang w:val="ar_AE" w:bidi="ar_AE"/>
         </w:rPr>
         <w:t>)، لكنه أقنع الجميع بقوة منطقه، وقُبلت حجة بوعز على أنها عادلة ومبنية على روح الناموس.</w:t>
       </w:r>
       <w:r>
         <w:rPr>
-          <w:lang w:val="ar_AE" w:bidi="ar_AE"/>
-        </w:rPr>
-      </w:r>
-      <w:r>
-        <w:rPr>
-          <w:lang w:val="ar_AE" w:bidi="ar_AE"/>
-        </w:rPr>
-      </w:r>
-    </w:p>
-    <w:p>
-      <w:pPr>
-        <w:bidi/>
-      </w:pPr>
-      <w:r>
-        <w:rPr>
+          <w:rtl/>
+          <w:cs/>
+          <w:lang w:val="ar_AE" w:bidi="ar_AE"/>
+        </w:rPr>
+      </w:r>
+      <w:r>
+        <w:rPr>
+          <w:rtl/>
+          <w:cs/>
+          <w:lang w:val="ar_AE" w:bidi="ar_AE"/>
+        </w:rPr>
+      </w:r>
+    </w:p>
+    <w:p>
+      <w:pPr>
+        <w:bidi/>
+      </w:pPr>
+      <w:r>
+        <w:rPr>
+          <w:rtl/>
+          <w:cs/>
           <w:lang w:val="ar_AE" w:bidi="ar_AE"/>
         </w:rPr>
       </w:r>
@@ -3122,78 +3924,102 @@
       </w:pPr>
       <w:r>
         <w:rPr>
+          <w:rtl/>
+          <w:cs/>
           <w:lang w:val="ar_AE" w:bidi="ar_AE"/>
         </w:rPr>
         <w:t>راعوث 4: 6</w:t>
       </w:r>
       <w:r>
         <w:rPr>
-          <w:lang w:val="ar_AE" w:bidi="ar_AE"/>
-        </w:rPr>
-      </w:r>
-    </w:p>
-    <w:p>
-      <w:pPr>
-        <w:bidi/>
-      </w:pPr>
-      <w:r>
-        <w:rPr>
-          <w:lang w:val="ar_AE" w:bidi="ar_AE"/>
-        </w:rPr>
-      </w:r>
-      <w:r>
-        <w:rPr>
+          <w:rtl/>
+          <w:cs/>
+          <w:lang w:val="ar_AE" w:bidi="ar_AE"/>
+        </w:rPr>
+      </w:r>
+    </w:p>
+    <w:p>
+      <w:pPr>
+        <w:bidi/>
+      </w:pPr>
+      <w:r>
+        <w:rPr>
+          <w:rtl/>
+          <w:cs/>
+          <w:lang w:val="ar_AE" w:bidi="ar_AE"/>
+        </w:rPr>
+      </w:r>
+      <w:r>
+        <w:rPr>
+          <w:rtl/>
+          <w:cs/>
           <w:lang w:val="ar_AE" w:bidi="ar_AE"/>
         </w:rPr>
         <w:t>لَا أَقْدِرُ أَنْ أَفُكَّ لِنَفْسِي</w:t>
       </w:r>
       <w:r>
         <w:rPr>
+          <w:rtl/>
+          <w:cs/>
           <w:lang w:val="ar_AE" w:bidi="ar_AE"/>
         </w:rPr>
         <w:t xml:space="preserve">: إن إدخال راعوث كجزء من الاتفاق غيَّرَ المعادلة تمامًا بالنسبة للقريب الآخر. • لِئَّلَا أُفْسِدَ مِيرَاثِي: لو قرر هذا القريب أن يشتري الأرض ويتزوّج راعوث، فإنه سيكون مطالبًا بأن ينفق أمواله ربما يستثمر موارد كثيرة، لكنه قد يفقد السيطرة على الأرض الجديدة، وربما لا يبقى لديه ما يكفي للحفاظ على أرضه الخاصة. وإذا لم يُرزق بابنٍ آخر يكون له وحده، فإن كل أملاكه قد تنتقل إلى نسل أليمالك، ويمّحي اسمه هو من الوجود. حتى لو تمكّن هذا القريب من امتلاك الأرض وحدها دون الزواج من راعوث (انظر ملاحظات الدراسة على </w:t>
       </w:r>
       <w:r>
         <w:rPr>
+          <w:rtl/>
+          <w:cs/>
           <w:lang w:val="ar_AE" w:bidi="ar_AE"/>
         </w:rPr>
         <w:t>3:11</w:t>
       </w:r>
       <w:r>
         <w:rPr>
+          <w:rtl/>
+          <w:cs/>
           <w:lang w:val="ar_AE" w:bidi="ar_AE"/>
         </w:rPr>
         <w:t xml:space="preserve">; </w:t>
       </w:r>
       <w:r>
         <w:rPr>
+          <w:rtl/>
+          <w:cs/>
           <w:lang w:val="ar_AE" w:bidi="ar_AE"/>
         </w:rPr>
         <w:t>4:5</w:t>
       </w:r>
       <w:r>
         <w:rPr>
+          <w:rtl/>
+          <w:cs/>
           <w:lang w:val="ar_AE" w:bidi="ar_AE"/>
         </w:rPr>
         <w:t>)، فإنه قد يخسر هذه الأرض في النهاية، لأن الطفل الذي يُولد لراعوث قد يَرث الأرض كابن شرعي لأليمالك. لكن بسعيه إلى حفظ اسمه الخاص، صار هو الشخص الذي بلا اسم، لأنه رفض أن يفتدي قريبه.</w:t>
       </w:r>
       <w:r>
         <w:rPr>
-          <w:lang w:val="ar_AE" w:bidi="ar_AE"/>
-        </w:rPr>
-      </w:r>
-      <w:r>
-        <w:rPr>
-          <w:lang w:val="ar_AE" w:bidi="ar_AE"/>
-        </w:rPr>
-      </w:r>
-    </w:p>
-    <w:p>
-      <w:pPr>
-        <w:bidi/>
-      </w:pPr>
-      <w:r>
-        <w:rPr>
+          <w:rtl/>
+          <w:cs/>
+          <w:lang w:val="ar_AE" w:bidi="ar_AE"/>
+        </w:rPr>
+      </w:r>
+      <w:r>
+        <w:rPr>
+          <w:rtl/>
+          <w:cs/>
+          <w:lang w:val="ar_AE" w:bidi="ar_AE"/>
+        </w:rPr>
+      </w:r>
+    </w:p>
+    <w:p>
+      <w:pPr>
+        <w:bidi/>
+      </w:pPr>
+      <w:r>
+        <w:rPr>
+          <w:rtl/>
+          <w:cs/>
           <w:lang w:val="ar_AE" w:bidi="ar_AE"/>
         </w:rPr>
       </w:r>
@@ -3205,27 +4031,35 @@
       </w:pPr>
       <w:r>
         <w:rPr>
+          <w:rtl/>
+          <w:cs/>
           <w:lang w:val="ar_AE" w:bidi="ar_AE"/>
         </w:rPr>
         <w:t>راعوث 4: 7</w:t>
       </w:r>
       <w:r>
         <w:rPr>
-          <w:lang w:val="ar_AE" w:bidi="ar_AE"/>
-        </w:rPr>
-      </w:r>
-    </w:p>
-    <w:p>
-      <w:pPr>
-        <w:bidi/>
-      </w:pPr>
-      <w:r>
-        <w:rPr>
-          <w:lang w:val="ar_AE" w:bidi="ar_AE"/>
-        </w:rPr>
-      </w:r>
-      <w:r>
-        <w:rPr>
+          <w:rtl/>
+          <w:cs/>
+          <w:lang w:val="ar_AE" w:bidi="ar_AE"/>
+        </w:rPr>
+      </w:r>
+    </w:p>
+    <w:p>
+      <w:pPr>
+        <w:bidi/>
+      </w:pPr>
+      <w:r>
+        <w:rPr>
+          <w:rtl/>
+          <w:cs/>
+          <w:lang w:val="ar_AE" w:bidi="ar_AE"/>
+        </w:rPr>
+      </w:r>
+      <w:r>
+        <w:rPr>
+          <w:rtl/>
+          <w:cs/>
           <w:lang w:val="ar_AE" w:bidi="ar_AE"/>
         </w:rPr>
         <w:t xml:space="preserve">وَهَذِهِ هِيَ ٱلْعَادَةُ سَابِقًا: لم يُكتب سفر راعوث في الزمن الذي جرت فيه الأحداث، بل بعد فترة طويلة، حتى إن الناس لم يعودوا يفهمون عادة خلع النعل أو معناها. ففي ذلك الوقت، كان نزع النعل إشارة رمزية لنقل حق شراء الأرض أو فداءها. انظر أيضًا </w:t>
@@ -3233,6 +4067,8 @@
       <w:hyperlink r:id="rId40">
         <w:r>
           <w:rPr>
+            <w:rtl/>
+            <w:cs/>
             <w:lang w:val="ar_AE" w:bidi="ar_AE"/>
           </w:rPr>
           <w:rPr>
@@ -3244,27 +4080,35 @@
       </w:hyperlink>
       <w:r>
         <w:rPr>
+          <w:rtl/>
+          <w:cs/>
           <w:lang w:val="ar_AE" w:bidi="ar_AE"/>
         </w:rPr>
         <w:t>، حيث يُذكر عرف مشابه (لكن غير مطابق تمامًا) يتعلق بالزواج من أرملة الأخ. في كلا الحالتين، كان النعل يرمز إلى حق الفداء والشراء.</w:t>
       </w:r>
       <w:r>
         <w:rPr>
-          <w:lang w:val="ar_AE" w:bidi="ar_AE"/>
-        </w:rPr>
-      </w:r>
-      <w:r>
-        <w:rPr>
-          <w:lang w:val="ar_AE" w:bidi="ar_AE"/>
-        </w:rPr>
-      </w:r>
-    </w:p>
-    <w:p>
-      <w:pPr>
-        <w:bidi/>
-      </w:pPr>
-      <w:r>
-        <w:rPr>
+          <w:rtl/>
+          <w:cs/>
+          <w:lang w:val="ar_AE" w:bidi="ar_AE"/>
+        </w:rPr>
+      </w:r>
+      <w:r>
+        <w:rPr>
+          <w:rtl/>
+          <w:cs/>
+          <w:lang w:val="ar_AE" w:bidi="ar_AE"/>
+        </w:rPr>
+      </w:r>
+    </w:p>
+    <w:p>
+      <w:pPr>
+        <w:bidi/>
+      </w:pPr>
+      <w:r>
+        <w:rPr>
+          <w:rtl/>
+          <w:cs/>
           <w:lang w:val="ar_AE" w:bidi="ar_AE"/>
         </w:rPr>
       </w:r>
@@ -3276,33 +4120,43 @@
       </w:pPr>
       <w:r>
         <w:rPr>
+          <w:rtl/>
+          <w:cs/>
           <w:lang w:val="ar_AE" w:bidi="ar_AE"/>
         </w:rPr>
         <w:t>راعوث 4: 10</w:t>
       </w:r>
       <w:r>
         <w:rPr>
-          <w:lang w:val="ar_AE" w:bidi="ar_AE"/>
-        </w:rPr>
-      </w:r>
-    </w:p>
-    <w:p>
-      <w:pPr>
-        <w:bidi/>
-      </w:pPr>
-      <w:r>
-        <w:rPr>
-          <w:lang w:val="ar_AE" w:bidi="ar_AE"/>
-        </w:rPr>
-      </w:r>
-      <w:r>
-        <w:rPr>
+          <w:rtl/>
+          <w:cs/>
+          <w:lang w:val="ar_AE" w:bidi="ar_AE"/>
+        </w:rPr>
+      </w:r>
+    </w:p>
+    <w:p>
+      <w:pPr>
+        <w:bidi/>
+      </w:pPr>
+      <w:r>
+        <w:rPr>
+          <w:rtl/>
+          <w:cs/>
+          <w:lang w:val="ar_AE" w:bidi="ar_AE"/>
+        </w:rPr>
+      </w:r>
+      <w:r>
+        <w:rPr>
+          <w:rtl/>
+          <w:cs/>
           <w:lang w:val="ar_AE" w:bidi="ar_AE"/>
         </w:rPr>
         <w:t>وَكَذَا</w:t>
       </w:r>
       <w:r>
         <w:rPr>
+          <w:rtl/>
+          <w:cs/>
           <w:lang w:val="ar_AE" w:bidi="ar_AE"/>
         </w:rPr>
         <w:t xml:space="preserve"> (حرفيًا </w:t>
@@ -3310,33 +4164,43 @@
       <w:r>
         <w:rPr>
           <w:i/>
+          <w:rtl/>
+          <w:cs/>
           <w:lang w:val="ar_AE" w:bidi="ar_AE"/>
         </w:rPr>
         <w:t>وبالإضافة إلى ذلك</w:t>
       </w:r>
       <w:r>
         <w:rPr>
+          <w:rtl/>
+          <w:cs/>
           <w:lang w:val="ar_AE" w:bidi="ar_AE"/>
         </w:rPr>
         <w:t>): كان هدف بوعز أن يُنجِب ابنًا من راعوث يكون وارثًا باسم محلون، لكي لا يُمحى اسم زوجها الراحل، ويحصل هذا الابن على الأرض التي كانت له.</w:t>
       </w:r>
       <w:r>
         <w:rPr>
-          <w:lang w:val="ar_AE" w:bidi="ar_AE"/>
-        </w:rPr>
-      </w:r>
-      <w:r>
-        <w:rPr>
-          <w:lang w:val="ar_AE" w:bidi="ar_AE"/>
-        </w:rPr>
-      </w:r>
-    </w:p>
-    <w:p>
-      <w:pPr>
-        <w:bidi/>
-      </w:pPr>
-      <w:r>
-        <w:rPr>
+          <w:rtl/>
+          <w:cs/>
+          <w:lang w:val="ar_AE" w:bidi="ar_AE"/>
+        </w:rPr>
+      </w:r>
+      <w:r>
+        <w:rPr>
+          <w:rtl/>
+          <w:cs/>
+          <w:lang w:val="ar_AE" w:bidi="ar_AE"/>
+        </w:rPr>
+      </w:r>
+    </w:p>
+    <w:p>
+      <w:pPr>
+        <w:bidi/>
+      </w:pPr>
+      <w:r>
+        <w:rPr>
+          <w:rtl/>
+          <w:cs/>
           <w:lang w:val="ar_AE" w:bidi="ar_AE"/>
         </w:rPr>
       </w:r>
@@ -3348,60 +4212,78 @@
       </w:pPr>
       <w:r>
         <w:rPr>
+          <w:rtl/>
+          <w:cs/>
           <w:lang w:val="ar_AE" w:bidi="ar_AE"/>
         </w:rPr>
         <w:t>راعوث 4: 11</w:t>
       </w:r>
       <w:r>
         <w:rPr>
-          <w:lang w:val="ar_AE" w:bidi="ar_AE"/>
-        </w:rPr>
-      </w:r>
-    </w:p>
-    <w:p>
-      <w:pPr>
-        <w:bidi/>
-      </w:pPr>
-      <w:r>
-        <w:rPr>
-          <w:lang w:val="ar_AE" w:bidi="ar_AE"/>
-        </w:rPr>
-      </w:r>
-      <w:r>
-        <w:rPr>
+          <w:rtl/>
+          <w:cs/>
+          <w:lang w:val="ar_AE" w:bidi="ar_AE"/>
+        </w:rPr>
+      </w:r>
+    </w:p>
+    <w:p>
+      <w:pPr>
+        <w:bidi/>
+      </w:pPr>
+      <w:r>
+        <w:rPr>
+          <w:rtl/>
+          <w:cs/>
+          <w:lang w:val="ar_AE" w:bidi="ar_AE"/>
+        </w:rPr>
+      </w:r>
+      <w:r>
+        <w:rPr>
+          <w:rtl/>
+          <w:cs/>
           <w:lang w:val="ar_AE" w:bidi="ar_AE"/>
         </w:rPr>
         <w:t xml:space="preserve">كانت راحيل وليئة، زوجتا يعقوب، هما من أنجبتا أسباط بني إسرائيل الاثني عشر. • أفراتة: انظر </w:t>
       </w:r>
       <w:r>
         <w:rPr>
+          <w:rtl/>
+          <w:cs/>
           <w:lang w:val="ar_AE" w:bidi="ar_AE"/>
         </w:rPr>
         <w:t>الملاحظة الدراسية على 1:2</w:t>
       </w:r>
       <w:r>
         <w:rPr>
+          <w:rtl/>
+          <w:cs/>
           <w:lang w:val="ar_AE" w:bidi="ar_AE"/>
         </w:rPr>
         <w:t>.</w:t>
       </w:r>
       <w:r>
         <w:rPr>
-          <w:lang w:val="ar_AE" w:bidi="ar_AE"/>
-        </w:rPr>
-      </w:r>
-      <w:r>
-        <w:rPr>
-          <w:lang w:val="ar_AE" w:bidi="ar_AE"/>
-        </w:rPr>
-      </w:r>
-    </w:p>
-    <w:p>
-      <w:pPr>
-        <w:bidi/>
-      </w:pPr>
-      <w:r>
-        <w:rPr>
+          <w:rtl/>
+          <w:cs/>
+          <w:lang w:val="ar_AE" w:bidi="ar_AE"/>
+        </w:rPr>
+      </w:r>
+      <w:r>
+        <w:rPr>
+          <w:rtl/>
+          <w:cs/>
+          <w:lang w:val="ar_AE" w:bidi="ar_AE"/>
+        </w:rPr>
+      </w:r>
+    </w:p>
+    <w:p>
+      <w:pPr>
+        <w:bidi/>
+      </w:pPr>
+      <w:r>
+        <w:rPr>
+          <w:rtl/>
+          <w:cs/>
           <w:lang w:val="ar_AE" w:bidi="ar_AE"/>
         </w:rPr>
       </w:r>
@@ -3413,48 +4295,62 @@
       </w:pPr>
       <w:r>
         <w:rPr>
+          <w:rtl/>
+          <w:cs/>
           <w:lang w:val="ar_AE" w:bidi="ar_AE"/>
         </w:rPr>
         <w:t>راعوث ٤: ١٢</w:t>
       </w:r>
       <w:r>
         <w:rPr>
-          <w:lang w:val="ar_AE" w:bidi="ar_AE"/>
-        </w:rPr>
-      </w:r>
-    </w:p>
-    <w:p>
-      <w:pPr>
-        <w:bidi/>
-      </w:pPr>
-      <w:r>
-        <w:rPr>
-          <w:lang w:val="ar_AE" w:bidi="ar_AE"/>
-        </w:rPr>
-      </w:r>
-      <w:r>
-        <w:rPr>
+          <w:rtl/>
+          <w:cs/>
+          <w:lang w:val="ar_AE" w:bidi="ar_AE"/>
+        </w:rPr>
+      </w:r>
+    </w:p>
+    <w:p>
+      <w:pPr>
+        <w:bidi/>
+      </w:pPr>
+      <w:r>
+        <w:rPr>
+          <w:rtl/>
+          <w:cs/>
+          <w:lang w:val="ar_AE" w:bidi="ar_AE"/>
+        </w:rPr>
+      </w:r>
+      <w:r>
+        <w:rPr>
+          <w:rtl/>
+          <w:cs/>
           <w:lang w:val="ar_AE" w:bidi="ar_AE"/>
         </w:rPr>
         <w:t>كانت ثامار، مثل راعوث، من خارج شعب إسرائيل، لكنها صارت أمًّا لفارص وزارح، الذين جاء من خلالهم نسل يهوذا.</w:t>
       </w:r>
       <w:r>
         <w:rPr>
-          <w:lang w:val="ar_AE" w:bidi="ar_AE"/>
-        </w:rPr>
-      </w:r>
-      <w:r>
-        <w:rPr>
-          <w:lang w:val="ar_AE" w:bidi="ar_AE"/>
-        </w:rPr>
-      </w:r>
-    </w:p>
-    <w:p>
-      <w:pPr>
-        <w:bidi/>
-      </w:pPr>
-      <w:r>
-        <w:rPr>
+          <w:rtl/>
+          <w:cs/>
+          <w:lang w:val="ar_AE" w:bidi="ar_AE"/>
+        </w:rPr>
+      </w:r>
+      <w:r>
+        <w:rPr>
+          <w:rtl/>
+          <w:cs/>
+          <w:lang w:val="ar_AE" w:bidi="ar_AE"/>
+        </w:rPr>
+      </w:r>
+    </w:p>
+    <w:p>
+      <w:pPr>
+        <w:bidi/>
+      </w:pPr>
+      <w:r>
+        <w:rPr>
+          <w:rtl/>
+          <w:cs/>
           <w:lang w:val="ar_AE" w:bidi="ar_AE"/>
         </w:rPr>
       </w:r>
@@ -3466,66 +4362,86 @@
       </w:pPr>
       <w:r>
         <w:rPr>
+          <w:rtl/>
+          <w:cs/>
           <w:lang w:val="ar_AE" w:bidi="ar_AE"/>
         </w:rPr>
         <w:t>راعوث 4: 13</w:t>
       </w:r>
       <w:r>
         <w:rPr>
-          <w:lang w:val="ar_AE" w:bidi="ar_AE"/>
-        </w:rPr>
-      </w:r>
-    </w:p>
-    <w:p>
-      <w:pPr>
-        <w:bidi/>
-      </w:pPr>
-      <w:r>
-        <w:rPr>
-          <w:lang w:val="ar_AE" w:bidi="ar_AE"/>
-        </w:rPr>
-      </w:r>
-      <w:r>
-        <w:rPr>
+          <w:rtl/>
+          <w:cs/>
+          <w:lang w:val="ar_AE" w:bidi="ar_AE"/>
+        </w:rPr>
+      </w:r>
+    </w:p>
+    <w:p>
+      <w:pPr>
+        <w:bidi/>
+      </w:pPr>
+      <w:r>
+        <w:rPr>
+          <w:rtl/>
+          <w:cs/>
+          <w:lang w:val="ar_AE" w:bidi="ar_AE"/>
+        </w:rPr>
+      </w:r>
+      <w:r>
+        <w:rPr>
+          <w:rtl/>
+          <w:cs/>
           <w:lang w:val="ar_AE" w:bidi="ar_AE"/>
         </w:rPr>
         <w:t>أَعْطَاهَا ٱلرَّبّ</w:t>
       </w:r>
       <w:r>
         <w:rPr>
+          <w:rtl/>
+          <w:cs/>
           <w:lang w:val="ar_AE" w:bidi="ar_AE"/>
         </w:rPr>
         <w:t xml:space="preserve">: راجع </w:t>
       </w:r>
       <w:r>
         <w:rPr>
+          <w:rtl/>
+          <w:cs/>
           <w:lang w:val="ar_AE" w:bidi="ar_AE"/>
         </w:rPr>
         <w:t>ملاحظة الدراسة على 1:6</w:t>
       </w:r>
       <w:r>
         <w:rPr>
+          <w:rtl/>
+          <w:cs/>
           <w:lang w:val="ar_AE" w:bidi="ar_AE"/>
         </w:rPr>
         <w:t>.</w:t>
       </w:r>
       <w:r>
         <w:rPr>
-          <w:lang w:val="ar_AE" w:bidi="ar_AE"/>
-        </w:rPr>
-      </w:r>
-      <w:r>
-        <w:rPr>
-          <w:lang w:val="ar_AE" w:bidi="ar_AE"/>
-        </w:rPr>
-      </w:r>
-    </w:p>
-    <w:p>
-      <w:pPr>
-        <w:bidi/>
-      </w:pPr>
-      <w:r>
-        <w:rPr>
+          <w:rtl/>
+          <w:cs/>
+          <w:lang w:val="ar_AE" w:bidi="ar_AE"/>
+        </w:rPr>
+      </w:r>
+      <w:r>
+        <w:rPr>
+          <w:rtl/>
+          <w:cs/>
+          <w:lang w:val="ar_AE" w:bidi="ar_AE"/>
+        </w:rPr>
+      </w:r>
+    </w:p>
+    <w:p>
+      <w:pPr>
+        <w:bidi/>
+      </w:pPr>
+      <w:r>
+        <w:rPr>
+          <w:rtl/>
+          <w:cs/>
           <w:lang w:val="ar_AE" w:bidi="ar_AE"/>
         </w:rPr>
       </w:r>
@@ -3537,48 +4453,62 @@
       </w:pPr>
       <w:r>
         <w:rPr>
+          <w:rtl/>
+          <w:cs/>
           <w:lang w:val="ar_AE" w:bidi="ar_AE"/>
         </w:rPr>
         <w:t>راعوث 4: 14</w:t>
       </w:r>
       <w:r>
         <w:rPr>
-          <w:lang w:val="ar_AE" w:bidi="ar_AE"/>
-        </w:rPr>
-      </w:r>
-    </w:p>
-    <w:p>
-      <w:pPr>
-        <w:bidi/>
-      </w:pPr>
-      <w:r>
-        <w:rPr>
-          <w:lang w:val="ar_AE" w:bidi="ar_AE"/>
-        </w:rPr>
-      </w:r>
-      <w:r>
-        <w:rPr>
+          <w:rtl/>
+          <w:cs/>
+          <w:lang w:val="ar_AE" w:bidi="ar_AE"/>
+        </w:rPr>
+      </w:r>
+    </w:p>
+    <w:p>
+      <w:pPr>
+        <w:bidi/>
+      </w:pPr>
+      <w:r>
+        <w:rPr>
+          <w:rtl/>
+          <w:cs/>
+          <w:lang w:val="ar_AE" w:bidi="ar_AE"/>
+        </w:rPr>
+      </w:r>
+      <w:r>
+        <w:rPr>
+          <w:rtl/>
+          <w:cs/>
           <w:lang w:val="ar_AE" w:bidi="ar_AE"/>
         </w:rPr>
         <w:t xml:space="preserve">كان هذا الطفل بمثابة تعويض من الله لنعمي عن الخسارة التي مرّت بها، بعد موت ابنيها في أرض موآب. وقد فهمت نساء البلدة أن هذا المولود جاء ليُعيد لنعمي الرجاء والفداء. </w:t>
       </w:r>
       <w:r>
         <w:rPr>
-          <w:lang w:val="ar_AE" w:bidi="ar_AE"/>
-        </w:rPr>
-      </w:r>
-      <w:r>
-        <w:rPr>
-          <w:lang w:val="ar_AE" w:bidi="ar_AE"/>
-        </w:rPr>
-      </w:r>
-    </w:p>
-    <w:p>
-      <w:pPr>
-        <w:bidi/>
-      </w:pPr>
-      <w:r>
-        <w:rPr>
+          <w:rtl/>
+          <w:cs/>
+          <w:lang w:val="ar_AE" w:bidi="ar_AE"/>
+        </w:rPr>
+      </w:r>
+      <w:r>
+        <w:rPr>
+          <w:rtl/>
+          <w:cs/>
+          <w:lang w:val="ar_AE" w:bidi="ar_AE"/>
+        </w:rPr>
+      </w:r>
+    </w:p>
+    <w:p>
+      <w:pPr>
+        <w:bidi/>
+      </w:pPr>
+      <w:r>
+        <w:rPr>
+          <w:rtl/>
+          <w:cs/>
           <w:lang w:val="ar_AE" w:bidi="ar_AE"/>
         </w:rPr>
       </w:r>
@@ -3590,27 +4520,35 @@
       </w:pPr>
       <w:r>
         <w:rPr>
+          <w:rtl/>
+          <w:cs/>
           <w:lang w:val="ar_AE" w:bidi="ar_AE"/>
         </w:rPr>
         <w:t>راعوث ٤: ١٥</w:t>
       </w:r>
       <w:r>
         <w:rPr>
-          <w:lang w:val="ar_AE" w:bidi="ar_AE"/>
-        </w:rPr>
-      </w:r>
-    </w:p>
-    <w:p>
-      <w:pPr>
-        <w:bidi/>
-      </w:pPr>
-      <w:r>
-        <w:rPr>
-          <w:lang w:val="ar_AE" w:bidi="ar_AE"/>
-        </w:rPr>
-      </w:r>
-      <w:r>
-        <w:rPr>
+          <w:rtl/>
+          <w:cs/>
+          <w:lang w:val="ar_AE" w:bidi="ar_AE"/>
+        </w:rPr>
+      </w:r>
+    </w:p>
+    <w:p>
+      <w:pPr>
+        <w:bidi/>
+      </w:pPr>
+      <w:r>
+        <w:rPr>
+          <w:rtl/>
+          <w:cs/>
+          <w:lang w:val="ar_AE" w:bidi="ar_AE"/>
+        </w:rPr>
+      </w:r>
+      <w:r>
+        <w:rPr>
+          <w:rtl/>
+          <w:cs/>
           <w:lang w:val="ar_AE" w:bidi="ar_AE"/>
         </w:rPr>
         <w:t>إِرْجَاعِ نَفْسٍ وَإِعَالَةِ شَيْبَتِكِ (</w:t>
@@ -3618,12 +4556,16 @@
       <w:r>
         <w:rPr>
           <w:i/>
+          <w:rtl/>
+          <w:cs/>
           <w:lang w:val="ar_AE" w:bidi="ar_AE"/>
         </w:rPr>
         <w:t>المحتى الحرفيّ هو يجعل شيخوختك ممتلئة</w:t>
       </w:r>
       <w:r>
         <w:rPr>
+          <w:rtl/>
+          <w:cs/>
           <w:lang w:val="ar_AE" w:bidi="ar_AE"/>
         </w:rPr>
         <w:t xml:space="preserve">): بولادة عوبيد، امتلأت حياة نعمي من جديد (قارن </w:t>
@@ -3631,6 +4573,8 @@
       <w:hyperlink r:id="rId41">
         <w:r>
           <w:rPr>
+            <w:rtl/>
+            <w:cs/>
             <w:lang w:val="ar_AE" w:bidi="ar_AE"/>
           </w:rPr>
           <w:rPr>
@@ -3642,27 +4586,35 @@
       </w:hyperlink>
       <w:r>
         <w:rPr>
+          <w:rtl/>
+          <w:cs/>
           <w:lang w:val="ar_AE" w:bidi="ar_AE"/>
         </w:rPr>
         <w:t>).</w:t>
       </w:r>
       <w:r>
         <w:rPr>
-          <w:lang w:val="ar_AE" w:bidi="ar_AE"/>
-        </w:rPr>
-      </w:r>
-      <w:r>
-        <w:rPr>
-          <w:lang w:val="ar_AE" w:bidi="ar_AE"/>
-        </w:rPr>
-      </w:r>
-    </w:p>
-    <w:p>
-      <w:pPr>
-        <w:bidi/>
-      </w:pPr>
-      <w:r>
-        <w:rPr>
+          <w:rtl/>
+          <w:cs/>
+          <w:lang w:val="ar_AE" w:bidi="ar_AE"/>
+        </w:rPr>
+      </w:r>
+      <w:r>
+        <w:rPr>
+          <w:rtl/>
+          <w:cs/>
+          <w:lang w:val="ar_AE" w:bidi="ar_AE"/>
+        </w:rPr>
+      </w:r>
+    </w:p>
+    <w:p>
+      <w:pPr>
+        <w:bidi/>
+      </w:pPr>
+      <w:r>
+        <w:rPr>
+          <w:rtl/>
+          <w:cs/>
           <w:lang w:val="ar_AE" w:bidi="ar_AE"/>
         </w:rPr>
       </w:r>
@@ -3674,38 +4626,50 @@
       </w:pPr>
       <w:r>
         <w:rPr>
+          <w:rtl/>
+          <w:cs/>
           <w:lang w:val="ar_AE" w:bidi="ar_AE"/>
         </w:rPr>
         <w:t>راعوث ٤: ١٨–٢٢</w:t>
       </w:r>
       <w:r>
         <w:rPr>
-          <w:lang w:val="ar_AE" w:bidi="ar_AE"/>
-        </w:rPr>
-      </w:r>
-    </w:p>
-    <w:p>
-      <w:pPr>
-        <w:bidi/>
-      </w:pPr>
-      <w:r>
-        <w:rPr>
-          <w:lang w:val="ar_AE" w:bidi="ar_AE"/>
-        </w:rPr>
-      </w:r>
-      <w:r>
-        <w:rPr>
+          <w:rtl/>
+          <w:cs/>
+          <w:lang w:val="ar_AE" w:bidi="ar_AE"/>
+        </w:rPr>
+      </w:r>
+    </w:p>
+    <w:p>
+      <w:pPr>
+        <w:bidi/>
+      </w:pPr>
+      <w:r>
+        <w:rPr>
+          <w:rtl/>
+          <w:cs/>
+          <w:lang w:val="ar_AE" w:bidi="ar_AE"/>
+        </w:rPr>
+      </w:r>
+      <w:r>
+        <w:rPr>
+          <w:rtl/>
+          <w:cs/>
           <w:lang w:val="ar_AE" w:bidi="ar_AE"/>
         </w:rPr>
         <w:t>ينتهي سفر راعوث بذكر سلسلة نسب تتكوّن من عشرة أجيال، تبدأ بـ فارص ابن يهوذا وتنتهي بـ الملك داود، حفيد عوبيد. ورغم أن قصة راعوث قصيرة، إلا أنها ليست مجرد حكاية جميلة، بل هي أيضًا جزء من التاريخ العائلي لأعظم ملوك إسرائيل، داود. ولهذا السبب، اعتُبرت هذه القصة جديرة بأن تكون جزءًا من أسفار العهد القديم.</w:t>
       </w:r>
       <w:r>
         <w:rPr>
-          <w:lang w:val="ar_AE" w:bidi="ar_AE"/>
-        </w:rPr>
-      </w:r>
-      <w:r>
-        <w:rPr>
+          <w:rtl/>
+          <w:cs/>
+          <w:lang w:val="ar_AE" w:bidi="ar_AE"/>
+        </w:rPr>
+      </w:r>
+      <w:r>
+        <w:rPr>
+          <w:rtl/>
+          <w:cs/>
           <w:lang w:val="ar_AE" w:bidi="ar_AE"/>
         </w:rPr>
       </w:r>

--- a/arb/docx/08.content.docx
+++ b/arb/docx/08.content.docx
@@ -376,20 +376,14 @@
         </w:rPr>
         <w:t xml:space="preserve">لقد كان الأفراتيون من عشيرة أفراتة، والتي تمركزت في بيت لحم في يهوذا (انظر </w:t>
       </w:r>
-      <w:hyperlink r:id="rId13">
-        <w:r>
-          <w:rPr>
-            <w:rtl/>
-            <w:cs/>
-            <w:lang w:val="ar_AE" w:bidi="ar_AE"/>
-          </w:rPr>
-          <w:rPr>
-            <w:color w:val="0000EE"/>
-            <w:u w:val="single"/>
-          </w:rPr>
-          <w:t>تك 19:35</w:t>
-        </w:r>
-      </w:hyperlink>
+      <w:r>
+        <w:rPr>
+          <w:rtl/>
+          <w:cs/>
+          <w:lang w:val="ar_AE" w:bidi="ar_AE"/>
+        </w:rPr>
+        <w:t>تك 19:35</w:t>
+      </w:r>
       <w:r>
         <w:rPr>
           <w:rtl/>
@@ -398,20 +392,14 @@
         </w:rPr>
         <w:t xml:space="preserve">; </w:t>
       </w:r>
-      <w:hyperlink r:id="rId14">
-        <w:r>
-          <w:rPr>
-            <w:rtl/>
-            <w:cs/>
-            <w:lang w:val="ar_AE" w:bidi="ar_AE"/>
-          </w:rPr>
-          <w:rPr>
-            <w:color w:val="0000EE"/>
-            <w:u w:val="single"/>
-          </w:rPr>
-          <w:t>أخبار الأيام الأول 4:4</w:t>
-        </w:r>
-      </w:hyperlink>
+      <w:r>
+        <w:rPr>
+          <w:rtl/>
+          <w:cs/>
+          <w:lang w:val="ar_AE" w:bidi="ar_AE"/>
+        </w:rPr>
+        <w:t>أخبار الأيام الأول 4:4</w:t>
+      </w:r>
       <w:r>
         <w:rPr>
           <w:rtl/>
@@ -487,20 +475,14 @@
         </w:rPr>
         <w:t xml:space="preserve">لقد تزوج كليون ... من عرفة؛ بينما تزوج محلون براعوث (انظر </w:t>
       </w:r>
-      <w:hyperlink r:id="rId15">
-        <w:r>
-          <w:rPr>
-            <w:rtl/>
-            <w:cs/>
-            <w:lang w:val="ar_AE" w:bidi="ar_AE"/>
-          </w:rPr>
-          <w:rPr>
-            <w:color w:val="0000EE"/>
-            <w:u w:val="single"/>
-          </w:rPr>
-          <w:t>10:4</w:t>
-        </w:r>
-      </w:hyperlink>
+      <w:r>
+        <w:rPr>
+          <w:rtl/>
+          <w:cs/>
+          <w:lang w:val="ar_AE" w:bidi="ar_AE"/>
+        </w:rPr>
+        <w:t>10:4</w:t>
+      </w:r>
       <w:r>
         <w:rPr>
           <w:rtl/>
@@ -660,20 +642,14 @@
         </w:rPr>
         <w:t xml:space="preserve">ليعطيهم: الكلمة المُستخدم هنا هي نفس الفعل العبري في </w:t>
       </w:r>
-      <w:hyperlink r:id="rId16">
-        <w:r>
-          <w:rPr>
-            <w:rtl/>
-            <w:cs/>
-            <w:lang w:val="ar_AE" w:bidi="ar_AE"/>
-          </w:rPr>
-          <w:rPr>
-            <w:color w:val="0000EE"/>
-            <w:u w:val="single"/>
-          </w:rPr>
-          <w:t xml:space="preserve">13:4 </w:t>
-        </w:r>
-      </w:hyperlink>
+      <w:r>
+        <w:rPr>
+          <w:rtl/>
+          <w:cs/>
+          <w:lang w:val="ar_AE" w:bidi="ar_AE"/>
+        </w:rPr>
+        <w:t xml:space="preserve">13:4 </w:t>
+      </w:r>
       <w:r>
         <w:rPr>
           <w:rtl/>
@@ -883,20 +859,14 @@
         </w:rPr>
         <w:t>أمّا راعوث فلصقت بنعمي: إن الفعل العبري المستخدم هنا يؤكد على قوة محبة راعوث لحماتها؛ إنها نفس الكلمة المستخدمة لوصف "اتحاد أو التصاق" رجل بزوجته (</w:t>
       </w:r>
-      <w:hyperlink r:id="rId17">
-        <w:r>
-          <w:rPr>
-            <w:rtl/>
-            <w:cs/>
-            <w:lang w:val="ar_AE" w:bidi="ar_AE"/>
-          </w:rPr>
-          <w:rPr>
-            <w:color w:val="0000EE"/>
-            <w:u w:val="single"/>
-          </w:rPr>
-          <w:t>تك 24:2</w:t>
-        </w:r>
-      </w:hyperlink>
+      <w:r>
+        <w:rPr>
+          <w:rtl/>
+          <w:cs/>
+          <w:lang w:val="ar_AE" w:bidi="ar_AE"/>
+        </w:rPr>
+        <w:t>تك 24:2</w:t>
+      </w:r>
       <w:r>
         <w:rPr>
           <w:rtl/>
@@ -905,20 +875,14 @@
         </w:rPr>
         <w:t>)، كما إنها تستخدم للتعبير عن شخص قد استمر مخلصًا للرب (</w:t>
       </w:r>
-      <w:hyperlink r:id="rId18">
-        <w:r>
-          <w:rPr>
-            <w:rtl/>
-            <w:cs/>
-            <w:lang w:val="ar_AE" w:bidi="ar_AE"/>
-          </w:rPr>
-          <w:rPr>
-            <w:color w:val="0000EE"/>
-            <w:u w:val="single"/>
-          </w:rPr>
-          <w:t>تث 4:4</w:t>
-        </w:r>
-      </w:hyperlink>
+      <w:r>
+        <w:rPr>
+          <w:rtl/>
+          <w:cs/>
+          <w:lang w:val="ar_AE" w:bidi="ar_AE"/>
+        </w:rPr>
+        <w:t>تث 4:4</w:t>
+      </w:r>
       <w:r>
         <w:rPr>
           <w:rtl/>
@@ -927,20 +891,14 @@
         </w:rPr>
         <w:t xml:space="preserve">; </w:t>
       </w:r>
-      <w:hyperlink r:id="rId19">
-        <w:r>
-          <w:rPr>
-            <w:rtl/>
-            <w:cs/>
-            <w:lang w:val="ar_AE" w:bidi="ar_AE"/>
-          </w:rPr>
-          <w:rPr>
-            <w:color w:val="0000EE"/>
-            <w:u w:val="single"/>
-          </w:rPr>
-          <w:t>20:10</w:t>
-        </w:r>
-      </w:hyperlink>
+      <w:r>
+        <w:rPr>
+          <w:rtl/>
+          <w:cs/>
+          <w:lang w:val="ar_AE" w:bidi="ar_AE"/>
+        </w:rPr>
+        <w:t>20:10</w:t>
+      </w:r>
       <w:r>
         <w:rPr>
           <w:rtl/>
@@ -949,20 +907,14 @@
         </w:rPr>
         <w:t xml:space="preserve">; </w:t>
       </w:r>
-      <w:hyperlink r:id="rId20">
-        <w:r>
-          <w:rPr>
-            <w:rtl/>
-            <w:cs/>
-            <w:lang w:val="ar_AE" w:bidi="ar_AE"/>
-          </w:rPr>
-          <w:rPr>
-            <w:color w:val="0000EE"/>
-            <w:u w:val="single"/>
-          </w:rPr>
-          <w:t>يش 5:22</w:t>
-        </w:r>
-      </w:hyperlink>
+      <w:r>
+        <w:rPr>
+          <w:rtl/>
+          <w:cs/>
+          <w:lang w:val="ar_AE" w:bidi="ar_AE"/>
+        </w:rPr>
+        <w:t>يش 5:22</w:t>
+      </w:r>
       <w:r>
         <w:rPr>
           <w:rtl/>
@@ -1105,20 +1057,14 @@
         </w:rPr>
         <w:t xml:space="preserve">لفد تعهدّت راعوث بقسم بإسم الرب بأن تحافظ على التزامها الثابت نحو إله إسرائيل (انظر </w:t>
       </w:r>
-      <w:hyperlink r:id="rId21">
-        <w:r>
-          <w:rPr>
-            <w:rtl/>
-            <w:cs/>
-            <w:lang w:val="ar_AE" w:bidi="ar_AE"/>
-          </w:rPr>
-          <w:rPr>
-            <w:color w:val="0000EE"/>
-            <w:u w:val="single"/>
-          </w:rPr>
-          <w:t>11:2–12</w:t>
-        </w:r>
-      </w:hyperlink>
+      <w:r>
+        <w:rPr>
+          <w:rtl/>
+          <w:cs/>
+          <w:lang w:val="ar_AE" w:bidi="ar_AE"/>
+        </w:rPr>
+        <w:t>11:2–12</w:t>
+      </w:r>
       <w:r>
         <w:rPr>
           <w:rtl/>
@@ -1194,20 +1140,14 @@
         </w:rPr>
         <w:t xml:space="preserve">إن كلمة القدير هي ترجمة للكلمة العبرية شدّاي، والتي تصور قوة الله ورعايته. لقد كانت شكوى نعمي حقيقية، ولكن الله دبّر تمامًا ما كانت تحتاج إليه (انظر </w:t>
       </w:r>
-      <w:hyperlink r:id="rId22">
-        <w:r>
-          <w:rPr>
-            <w:rtl/>
-            <w:cs/>
-            <w:lang w:val="ar_AE" w:bidi="ar_AE"/>
-          </w:rPr>
-          <w:rPr>
-            <w:color w:val="0000EE"/>
-            <w:u w:val="single"/>
-          </w:rPr>
-          <w:t>14:4–17</w:t>
-        </w:r>
-      </w:hyperlink>
+      <w:r>
+        <w:rPr>
+          <w:rtl/>
+          <w:cs/>
+          <w:lang w:val="ar_AE" w:bidi="ar_AE"/>
+        </w:rPr>
+        <w:t>14:4–17</w:t>
+      </w:r>
       <w:r>
         <w:rPr>
           <w:rtl/>
@@ -1433,20 +1373,14 @@
         </w:rPr>
         <w:t xml:space="preserve">التقط سنابل الحبوب المتبقية: كان يجب على الحصادين ترك بعض السنابل للفقراء كي يلتقطوها (انظر </w:t>
       </w:r>
-      <w:hyperlink r:id="rId23">
-        <w:r>
-          <w:rPr>
-            <w:rtl/>
-            <w:cs/>
-            <w:lang w:val="ar_AE" w:bidi="ar_AE"/>
-          </w:rPr>
-          <w:rPr>
-            <w:color w:val="0000EE"/>
-            <w:u w:val="single"/>
-          </w:rPr>
-          <w:t>لاويين 9:19–10</w:t>
-        </w:r>
-      </w:hyperlink>
+      <w:r>
+        <w:rPr>
+          <w:rtl/>
+          <w:cs/>
+          <w:lang w:val="ar_AE" w:bidi="ar_AE"/>
+        </w:rPr>
+        <w:t>لاويين 9:19–10</w:t>
+      </w:r>
       <w:r>
         <w:rPr>
           <w:rtl/>
@@ -1455,20 +1389,14 @@
         </w:rPr>
         <w:t xml:space="preserve">; </w:t>
       </w:r>
-      <w:hyperlink r:id="rId24">
-        <w:r>
-          <w:rPr>
-            <w:rtl/>
-            <w:cs/>
-            <w:lang w:val="ar_AE" w:bidi="ar_AE"/>
-          </w:rPr>
-          <w:rPr>
-            <w:color w:val="0000EE"/>
-            <w:u w:val="single"/>
-          </w:rPr>
-          <w:t>22:23</w:t>
-        </w:r>
-      </w:hyperlink>
+      <w:r>
+        <w:rPr>
+          <w:rtl/>
+          <w:cs/>
+          <w:lang w:val="ar_AE" w:bidi="ar_AE"/>
+        </w:rPr>
+        <w:t>22:23</w:t>
+      </w:r>
       <w:r>
         <w:rPr>
           <w:rtl/>
@@ -1477,20 +1405,14 @@
         </w:rPr>
         <w:t xml:space="preserve">; </w:t>
       </w:r>
-      <w:hyperlink r:id="rId25">
-        <w:r>
-          <w:rPr>
-            <w:rtl/>
-            <w:cs/>
-            <w:lang w:val="ar_AE" w:bidi="ar_AE"/>
-          </w:rPr>
-          <w:rPr>
-            <w:color w:val="0000EE"/>
-            <w:u w:val="single"/>
-          </w:rPr>
-          <w:t>تثنية 19:24–22</w:t>
-        </w:r>
-      </w:hyperlink>
+      <w:r>
+        <w:rPr>
+          <w:rtl/>
+          <w:cs/>
+          <w:lang w:val="ar_AE" w:bidi="ar_AE"/>
+        </w:rPr>
+        <w:t>تثنية 19:24–22</w:t>
+      </w:r>
       <w:r>
         <w:rPr>
           <w:rtl/>
@@ -2253,20 +2175,14 @@
         </w:rPr>
         <w:t>إن الكاتب يشير إلى راعوث باسم "راعوث الموآبية" خمس مرات (</w:t>
       </w:r>
-      <w:hyperlink r:id="rId26">
-        <w:r>
-          <w:rPr>
-            <w:rtl/>
-            <w:cs/>
-            <w:lang w:val="ar_AE" w:bidi="ar_AE"/>
-          </w:rPr>
-          <w:rPr>
-            <w:color w:val="0000EE"/>
-            <w:u w:val="single"/>
-          </w:rPr>
-          <w:t>22:1</w:t>
-        </w:r>
-      </w:hyperlink>
+      <w:r>
+        <w:rPr>
+          <w:rtl/>
+          <w:cs/>
+          <w:lang w:val="ar_AE" w:bidi="ar_AE"/>
+        </w:rPr>
+        <w:t>22:1</w:t>
+      </w:r>
       <w:r>
         <w:rPr>
           <w:rtl/>
@@ -2275,20 +2191,14 @@
         </w:rPr>
         <w:t xml:space="preserve">; </w:t>
       </w:r>
-      <w:hyperlink r:id="rId27">
-        <w:r>
-          <w:rPr>
-            <w:rtl/>
-            <w:cs/>
-            <w:lang w:val="ar_AE" w:bidi="ar_AE"/>
-          </w:rPr>
-          <w:rPr>
-            <w:color w:val="0000EE"/>
-            <w:u w:val="single"/>
-          </w:rPr>
-          <w:t>2:2</w:t>
-        </w:r>
-      </w:hyperlink>
+      <w:r>
+        <w:rPr>
+          <w:rtl/>
+          <w:cs/>
+          <w:lang w:val="ar_AE" w:bidi="ar_AE"/>
+        </w:rPr>
+        <w:t>2:2</w:t>
+      </w:r>
       <w:r>
         <w:rPr>
           <w:rtl/>
@@ -2297,20 +2207,14 @@
         </w:rPr>
         <w:t xml:space="preserve">, </w:t>
       </w:r>
-      <w:hyperlink r:id="rId28">
-        <w:r>
-          <w:rPr>
-            <w:rtl/>
-            <w:cs/>
-            <w:lang w:val="ar_AE" w:bidi="ar_AE"/>
-          </w:rPr>
-          <w:rPr>
-            <w:color w:val="0000EE"/>
-            <w:u w:val="single"/>
-          </w:rPr>
-          <w:t>21</w:t>
-        </w:r>
-      </w:hyperlink>
+      <w:r>
+        <w:rPr>
+          <w:rtl/>
+          <w:cs/>
+          <w:lang w:val="ar_AE" w:bidi="ar_AE"/>
+        </w:rPr>
+        <w:t>21</w:t>
+      </w:r>
       <w:r>
         <w:rPr>
           <w:rtl/>
@@ -2319,20 +2223,14 @@
         </w:rPr>
         <w:t xml:space="preserve">; </w:t>
       </w:r>
-      <w:hyperlink r:id="rId29">
-        <w:r>
-          <w:rPr>
-            <w:rtl/>
-            <w:cs/>
-            <w:lang w:val="ar_AE" w:bidi="ar_AE"/>
-          </w:rPr>
-          <w:rPr>
-            <w:color w:val="0000EE"/>
-            <w:u w:val="single"/>
-          </w:rPr>
-          <w:t>5:4</w:t>
-        </w:r>
-      </w:hyperlink>
+      <w:r>
+        <w:rPr>
+          <w:rtl/>
+          <w:cs/>
+          <w:lang w:val="ar_AE" w:bidi="ar_AE"/>
+        </w:rPr>
+        <w:t>5:4</w:t>
+      </w:r>
       <w:r>
         <w:rPr>
           <w:rtl/>
@@ -2341,20 +2239,14 @@
         </w:rPr>
         <w:t xml:space="preserve">, </w:t>
       </w:r>
-      <w:hyperlink r:id="rId15">
-        <w:r>
-          <w:rPr>
-            <w:rtl/>
-            <w:cs/>
-            <w:lang w:val="ar_AE" w:bidi="ar_AE"/>
-          </w:rPr>
-          <w:rPr>
-            <w:color w:val="0000EE"/>
-            <w:u w:val="single"/>
-          </w:rPr>
-          <w:t>10</w:t>
-        </w:r>
-      </w:hyperlink>
+      <w:r>
+        <w:rPr>
+          <w:rtl/>
+          <w:cs/>
+          <w:lang w:val="ar_AE" w:bidi="ar_AE"/>
+        </w:rPr>
+        <w:t>10</w:t>
+      </w:r>
       <w:r>
         <w:rPr>
           <w:rtl/>
@@ -2447,20 +2339,14 @@
         </w:rPr>
         <w:t xml:space="preserve">): استخدمت نعمي تعبيرًا مشابهًا عندما صلّت لراعوث وعرفة في </w:t>
       </w:r>
-      <w:hyperlink r:id="rId30">
-        <w:r>
-          <w:rPr>
-            <w:rtl/>
-            <w:cs/>
-            <w:lang w:val="ar_AE" w:bidi="ar_AE"/>
-          </w:rPr>
-          <w:rPr>
-            <w:color w:val="0000EE"/>
-            <w:u w:val="single"/>
-          </w:rPr>
-          <w:t>1:9</w:t>
-        </w:r>
-      </w:hyperlink>
+      <w:r>
+        <w:rPr>
+          <w:rtl/>
+          <w:cs/>
+          <w:lang w:val="ar_AE" w:bidi="ar_AE"/>
+        </w:rPr>
+        <w:t>1:9</w:t>
+      </w:r>
       <w:r>
         <w:rPr>
           <w:rtl/>
@@ -2945,20 +2831,14 @@
         </w:rPr>
         <w:t xml:space="preserve">أَمَتُك: تعمّدت راعوث أن تكون مثل باقي النساء العاملات في الحقل. • ٱبْسُطْ ذَيْلَ ثَوْبِكَ عَلَى أَمَتِك: ما فعلته راعوث كان طريقتها في التعبير عن رغبتها في أن يتزوجها بوعز (قارن </w:t>
       </w:r>
-      <w:hyperlink r:id="rId31">
-        <w:r>
-          <w:rPr>
-            <w:rtl/>
-            <w:cs/>
-            <w:lang w:val="ar_AE" w:bidi="ar_AE"/>
-          </w:rPr>
-          <w:rPr>
-            <w:color w:val="0000EE"/>
-            <w:u w:val="single"/>
-          </w:rPr>
-          <w:t>حزقيال 16:8</w:t>
-        </w:r>
-      </w:hyperlink>
+      <w:r>
+        <w:rPr>
+          <w:rtl/>
+          <w:cs/>
+          <w:lang w:val="ar_AE" w:bidi="ar_AE"/>
+        </w:rPr>
+        <w:t>حزقيال 16:8</w:t>
+      </w:r>
       <w:r>
         <w:rPr>
           <w:rtl/>
@@ -2967,20 +2847,14 @@
         </w:rPr>
         <w:t xml:space="preserve">). • راعوث ناشدت بوعز بصفته وليّ العائلة (بالعبرية جآل) لإقناعه بالزواج منها (انظر </w:t>
       </w:r>
-      <w:hyperlink r:id="rId29">
-        <w:r>
-          <w:rPr>
-            <w:rtl/>
-            <w:cs/>
-            <w:lang w:val="ar_AE" w:bidi="ar_AE"/>
-          </w:rPr>
-          <w:rPr>
-            <w:color w:val="0000EE"/>
-            <w:u w:val="single"/>
-          </w:rPr>
-          <w:t>راعوث 4:5</w:t>
-        </w:r>
-      </w:hyperlink>
+      <w:r>
+        <w:rPr>
+          <w:rtl/>
+          <w:cs/>
+          <w:lang w:val="ar_AE" w:bidi="ar_AE"/>
+        </w:rPr>
+        <w:t>راعوث 4:5</w:t>
+      </w:r>
       <w:r>
         <w:rPr>
           <w:rtl/>
@@ -3072,20 +2946,14 @@
         </w:rPr>
         <w:t xml:space="preserve">أَحْسَنْتِ مَعْرُوفَكِ فِي ٱلْأَخِيرِ أَكْثَرَ مِنَ ٱلْأَوَّلِ: لم تكن راعوث مجبَرة على العودة مع نعمي إلى بيت لحم، ولا كان واجبًا عليها الزواج داخل عائلة أليمالك أو أن تُحاول أن تقيم لهم نسلًا يرث الأرض (انظر </w:t>
       </w:r>
-      <w:hyperlink r:id="rId29">
-        <w:r>
-          <w:rPr>
-            <w:rtl/>
-            <w:cs/>
-            <w:lang w:val="ar_AE" w:bidi="ar_AE"/>
-          </w:rPr>
-          <w:rPr>
-            <w:color w:val="0000EE"/>
-            <w:u w:val="single"/>
-          </w:rPr>
-          <w:t>4:5</w:t>
-        </w:r>
-      </w:hyperlink>
+      <w:r>
+        <w:rPr>
+          <w:rtl/>
+          <w:cs/>
+          <w:lang w:val="ar_AE" w:bidi="ar_AE"/>
+        </w:rPr>
+        <w:t>4:5</w:t>
+      </w:r>
       <w:r>
         <w:rPr>
           <w:rtl/>
@@ -3177,20 +3045,14 @@
         </w:rPr>
         <w:t>); بينما يعتقد أغلب المفسرين أن بوعز كان يريد توفير الحماية والمعونة لراعوث ونعمي، ولذلك قرر أن يمنح القريب الأقرب فرصة أولًا ليقوم بدور الفادي، قبل أن يتولّى هو الأمر بنفسه (</w:t>
       </w:r>
-      <w:hyperlink r:id="rId32">
-        <w:r>
-          <w:rPr>
-            <w:rtl/>
-            <w:cs/>
-            <w:lang w:val="ar_AE" w:bidi="ar_AE"/>
-          </w:rPr>
-          <w:rPr>
-            <w:color w:val="0000EE"/>
-            <w:u w:val="single"/>
-          </w:rPr>
-          <w:t>4:1–12</w:t>
-        </w:r>
-      </w:hyperlink>
+      <w:r>
+        <w:rPr>
+          <w:rtl/>
+          <w:cs/>
+          <w:lang w:val="ar_AE" w:bidi="ar_AE"/>
+        </w:rPr>
+        <w:t>4:1–12</w:t>
+      </w:r>
       <w:r>
         <w:rPr>
           <w:rtl/>
@@ -3341,20 +3203,14 @@
         </w:rPr>
         <w:t>: كان هناك نوعان من المكيال: الأول صغير يُسمى عُمر، ويساوي تقريبًا 2 لتر، والثاني أكبر، يُدعى صاع، ويساوي حوالي 6.5 لتر. ومن المرجّح أن بوعز أعطى راعوث الكمية الأكبر، وهو تصرف يُظهر كرمًا واضحًا، لأن الكمية كانت ضعف ما جمعته في يومها الأول من العمل (</w:t>
       </w:r>
-      <w:hyperlink r:id="rId33">
-        <w:r>
-          <w:rPr>
-            <w:rtl/>
-            <w:cs/>
-            <w:lang w:val="ar_AE" w:bidi="ar_AE"/>
-          </w:rPr>
-          <w:rPr>
-            <w:color w:val="0000EE"/>
-            <w:u w:val="single"/>
-          </w:rPr>
-          <w:t>2:17</w:t>
-        </w:r>
-      </w:hyperlink>
+      <w:r>
+        <w:rPr>
+          <w:rtl/>
+          <w:cs/>
+          <w:lang w:val="ar_AE" w:bidi="ar_AE"/>
+        </w:rPr>
+        <w:t>2:17</w:t>
+      </w:r>
       <w:r>
         <w:rPr>
           <w:rtl/>
@@ -3596,20 +3452,14 @@
         </w:rPr>
         <w:t>: بحسب الشريعة (</w:t>
       </w:r>
-      <w:hyperlink r:id="rId34">
-        <w:r>
-          <w:rPr>
-            <w:rtl/>
-            <w:cs/>
-            <w:lang w:val="ar_AE" w:bidi="ar_AE"/>
-          </w:rPr>
-          <w:rPr>
-            <w:color w:val="0000EE"/>
-            <w:u w:val="single"/>
-          </w:rPr>
-          <w:t>لاويين 25:23–34</w:t>
-        </w:r>
-      </w:hyperlink>
+      <w:r>
+        <w:rPr>
+          <w:rtl/>
+          <w:cs/>
+          <w:lang w:val="ar_AE" w:bidi="ar_AE"/>
+        </w:rPr>
+        <w:t>لاويين 25:23–34</w:t>
+      </w:r>
       <w:r>
         <w:rPr>
           <w:rtl/>
@@ -3701,20 +3551,14 @@
         </w:rPr>
         <w:t xml:space="preserve">). لكن أغلب المترجمين يعتبرون أن الهامش "[أنت] تقتني" هو القراءة الأصلية، للأسباب التالية: (1) الناسخ نفسه ظن أن "[أنت] تقتني" هي القراءة الأصلية. (2) معظم الترجمات القديمة لسفر راعوث – والتي سبقت أقدم المخطوطات العبرية – استعملت أيضًا "[أنت] تقتني". (3) من السهل تصور أن ناسخًا سابقًا قد بدّل "[أنت] تقتني" بـ"[أنا] أقتني" (كما يظهر في </w:t>
       </w:r>
-      <w:hyperlink r:id="rId15">
-        <w:r>
-          <w:rPr>
-            <w:rtl/>
-            <w:cs/>
-            <w:lang w:val="ar_AE" w:bidi="ar_AE"/>
-          </w:rPr>
-          <w:rPr>
-            <w:color w:val="0000EE"/>
-            <w:u w:val="single"/>
-          </w:rPr>
-          <w:t>4:10</w:t>
-        </w:r>
-      </w:hyperlink>
+      <w:r>
+        <w:rPr>
+          <w:rtl/>
+          <w:cs/>
+          <w:lang w:val="ar_AE" w:bidi="ar_AE"/>
+        </w:rPr>
+        <w:t>4:10</w:t>
+      </w:r>
       <w:r>
         <w:rPr>
           <w:rtl/>
@@ -3723,20 +3567,14 @@
         </w:rPr>
         <w:t xml:space="preserve">). • لِتُقِيمَ ٱسْمَ ٱلْمَيِّتِ عَلَى مِيرَاثِهِ: هذه العبارة تستند بشكل كبير إلى </w:t>
       </w:r>
-      <w:hyperlink r:id="rId35">
-        <w:r>
-          <w:rPr>
-            <w:rtl/>
-            <w:cs/>
-            <w:lang w:val="ar_AE" w:bidi="ar_AE"/>
-          </w:rPr>
-          <w:rPr>
-            <w:color w:val="0000EE"/>
-            <w:u w:val="single"/>
-          </w:rPr>
-          <w:t>تثنية 25:7</w:t>
-        </w:r>
-      </w:hyperlink>
+      <w:r>
+        <w:rPr>
+          <w:rtl/>
+          <w:cs/>
+          <w:lang w:val="ar_AE" w:bidi="ar_AE"/>
+        </w:rPr>
+        <w:t>تثنية 25:7</w:t>
+      </w:r>
       <w:r>
         <w:rPr>
           <w:rtl/>
@@ -3777,20 +3615,14 @@
         </w:rPr>
         <w:t xml:space="preserve">) ودور الأخ الذي يتزوج أرملة أخيه المتوفى، حتى يُنجب نسلًا يحمل اسمه (انظر </w:t>
       </w:r>
-      <w:hyperlink r:id="rId36">
-        <w:r>
-          <w:rPr>
-            <w:rtl/>
-            <w:cs/>
-            <w:lang w:val="ar_AE" w:bidi="ar_AE"/>
-          </w:rPr>
-          <w:rPr>
-            <w:color w:val="0000EE"/>
-            <w:u w:val="single"/>
-          </w:rPr>
-          <w:t>تثنية 25:5–10</w:t>
-        </w:r>
-      </w:hyperlink>
+      <w:r>
+        <w:rPr>
+          <w:rtl/>
+          <w:cs/>
+          <w:lang w:val="ar_AE" w:bidi="ar_AE"/>
+        </w:rPr>
+        <w:t>تثنية 25:5–10</w:t>
+      </w:r>
       <w:r>
         <w:rPr>
           <w:i/>
@@ -3808,20 +3640,14 @@
         </w:rPr>
         <w:t xml:space="preserve"> و</w:t>
       </w:r>
-      <w:hyperlink r:id="rId37">
-        <w:r>
-          <w:rPr>
-            <w:rtl/>
-            <w:cs/>
-            <w:lang w:val="ar_AE" w:bidi="ar_AE"/>
-          </w:rPr>
-          <w:rPr>
-            <w:color w:val="0000EE"/>
-            <w:u w:val="single"/>
-          </w:rPr>
-          <w:t>تكوين 38</w:t>
-        </w:r>
-      </w:hyperlink>
+      <w:r>
+        <w:rPr>
+          <w:rtl/>
+          <w:cs/>
+          <w:lang w:val="ar_AE" w:bidi="ar_AE"/>
+        </w:rPr>
+        <w:t>تكوين 38</w:t>
+      </w:r>
       <w:r>
         <w:rPr>
           <w:rtl/>
@@ -3846,20 +3672,14 @@
         </w:rPr>
         <w:t xml:space="preserve">). في فكر شعب إسرائيل القديم، كانت الأرض والنسل متلازمين (قارن </w:t>
       </w:r>
-      <w:hyperlink r:id="rId38">
-        <w:r>
-          <w:rPr>
-            <w:rtl/>
-            <w:cs/>
-            <w:lang w:val="ar_AE" w:bidi="ar_AE"/>
-          </w:rPr>
-          <w:rPr>
-            <w:color w:val="0000EE"/>
-            <w:u w:val="single"/>
-          </w:rPr>
-          <w:t>عدد 27:1–11</w:t>
-        </w:r>
-      </w:hyperlink>
+      <w:r>
+        <w:rPr>
+          <w:rtl/>
+          <w:cs/>
+          <w:lang w:val="ar_AE" w:bidi="ar_AE"/>
+        </w:rPr>
+        <w:t>عدد 27:1–11</w:t>
+      </w:r>
       <w:r>
         <w:rPr>
           <w:rtl/>
@@ -3868,20 +3688,14 @@
         </w:rPr>
         <w:t>). وبما أن نعمي لم تعد قادرة على الإنجاب، فقد كانت راعوث هي الوسيلة لتحقيق هذا الرجاء. هذا التصرف أربك القريب الآخر (</w:t>
       </w:r>
-      <w:hyperlink r:id="rId39">
-        <w:r>
-          <w:rPr>
-            <w:rtl/>
-            <w:cs/>
-            <w:lang w:val="ar_AE" w:bidi="ar_AE"/>
-          </w:rPr>
-          <w:rPr>
-            <w:color w:val="0000EE"/>
-            <w:u w:val="single"/>
-          </w:rPr>
-          <w:t>راعوث 4:6</w:t>
-        </w:r>
-      </w:hyperlink>
+      <w:r>
+        <w:rPr>
+          <w:rtl/>
+          <w:cs/>
+          <w:lang w:val="ar_AE" w:bidi="ar_AE"/>
+        </w:rPr>
+        <w:t>راعوث 4:6</w:t>
+      </w:r>
       <w:r>
         <w:rPr>
           <w:rtl/>
@@ -4064,20 +3878,14 @@
         </w:rPr>
         <w:t xml:space="preserve">وَهَذِهِ هِيَ ٱلْعَادَةُ سَابِقًا: لم يُكتب سفر راعوث في الزمن الذي جرت فيه الأحداث، بل بعد فترة طويلة، حتى إن الناس لم يعودوا يفهمون عادة خلع النعل أو معناها. ففي ذلك الوقت، كان نزع النعل إشارة رمزية لنقل حق شراء الأرض أو فداءها. انظر أيضًا </w:t>
       </w:r>
-      <w:hyperlink r:id="rId40">
-        <w:r>
-          <w:rPr>
-            <w:rtl/>
-            <w:cs/>
-            <w:lang w:val="ar_AE" w:bidi="ar_AE"/>
-          </w:rPr>
-          <w:rPr>
-            <w:color w:val="0000EE"/>
-            <w:u w:val="single"/>
-          </w:rPr>
-          <w:t>تثنية 25:9</w:t>
-        </w:r>
-      </w:hyperlink>
+      <w:r>
+        <w:rPr>
+          <w:rtl/>
+          <w:cs/>
+          <w:lang w:val="ar_AE" w:bidi="ar_AE"/>
+        </w:rPr>
+        <w:t>تثنية 25:9</w:t>
+      </w:r>
       <w:r>
         <w:rPr>
           <w:rtl/>
@@ -4570,20 +4378,14 @@
         </w:rPr>
         <w:t xml:space="preserve">): بولادة عوبيد، امتلأت حياة نعمي من جديد (قارن </w:t>
       </w:r>
-      <w:hyperlink r:id="rId41">
-        <w:r>
-          <w:rPr>
-            <w:rtl/>
-            <w:cs/>
-            <w:lang w:val="ar_AE" w:bidi="ar_AE"/>
-          </w:rPr>
-          <w:rPr>
-            <w:color w:val="0000EE"/>
-            <w:u w:val="single"/>
-          </w:rPr>
-          <w:t>1:21</w:t>
-        </w:r>
-      </w:hyperlink>
+      <w:r>
+        <w:rPr>
+          <w:rtl/>
+          <w:cs/>
+          <w:lang w:val="ar_AE" w:bidi="ar_AE"/>
+        </w:rPr>
+        <w:t>1:21</w:t>
+      </w:r>
       <w:r>
         <w:rPr>
           <w:rtl/>
